--- a/EE/EE_Revised.docx
+++ b/EE/EE_Revised.docx
@@ -286,7 +286,7 @@
           <w:sz w:val="24"/>
           <w:szCs w:val="24"/>
         </w:rPr>
-        <w:t xml:space="preserve">Word Count: 3,845 words</w:t>
+        <w:t xml:space="preserve">Word Count: 3,954 words</w:t>
       </w:r>
     </w:p>
     <w:p>
@@ -617,7 +617,7 @@
           <w:sz w:val="24"/>
           <w:szCs w:val="24"/>
         </w:rPr>
-        <w:t xml:space="preserve">3.3 Venue and Register: The Talk-Show Appearance</w:t>
+        <w:t xml:space="preserve">3.3 Vulnerability and the Retirement Press Conference</w:t>
       </w:r>
       <w:r>
         <w:rPr>
@@ -637,7 +637,60 @@
           <w:sz w:val="24"/>
           <w:szCs w:val="24"/>
         </w:rPr>
-        <w:t xml:space="preserve">7</w:t>
+        <w:t xml:space="preserve">8</w:t>
+      </w:r>
+    </w:p>
+    <w:p>
+      <w:pPr>
+        <w:tabs>
+          <w:tab w:val="right" w:pos="9360" w:leader="dot"/>
+        </w:tabs>
+        <w:spacing w:after="80" w:line="276"/>
+        <w:ind w:left="0" w:right="0"/>
+      </w:pPr>
+      <w:r>
+        <w:rPr>
+          <w:rFonts w:ascii="Times New Roman" w:cs="Times New Roman" w:eastAsia="Times New Roman" w:hAnsi="Times New Roman"/>
+          <w:b/>
+          <w:bCs/>
+          <w:i w:val="false"/>
+          <w:iCs w:val="false"/>
+          <w:sz w:val="24"/>
+          <w:szCs w:val="24"/>
+        </w:rPr>
+        <w:t xml:space="preserve">4. Mediated Self-Representation in </w:t>
+      </w:r>
+      <w:r>
+        <w:rPr>
+          <w:rFonts w:ascii="Times New Roman" w:cs="Times New Roman" w:eastAsia="Times New Roman" w:hAnsi="Times New Roman"/>
+          <w:b/>
+          <w:bCs/>
+          <w:i/>
+          <w:iCs/>
+          <w:sz w:val="24"/>
+          <w:szCs w:val="24"/>
+        </w:rPr>
+        <w:t xml:space="preserve">Kobe Bryant’s Muse</w:t>
+      </w:r>
+      <w:r>
+        <w:rPr>
+          <w:rFonts w:ascii="Times New Roman" w:cs="Times New Roman" w:eastAsia="Times New Roman" w:hAnsi="Times New Roman"/>
+          <w:b/>
+          <w:bCs/>
+          <w:sz w:val="24"/>
+          <w:szCs w:val="24"/>
+        </w:rPr>
+        <w:tab/>
+      </w:r>
+      <w:r>
+        <w:rPr>
+          <w:rFonts w:ascii="Times New Roman" w:cs="Times New Roman" w:eastAsia="Times New Roman" w:hAnsi="Times New Roman"/>
+          <w:b/>
+          <w:bCs/>
+          <w:sz w:val="24"/>
+          <w:szCs w:val="24"/>
+        </w:rPr>
+        <w:t xml:space="preserve">9</w:t>
       </w:r>
     </w:p>
     <w:p>
@@ -658,7 +711,7 @@
           <w:sz w:val="24"/>
           <w:szCs w:val="24"/>
         </w:rPr>
-        <w:t xml:space="preserve">3.4 Vulnerability and the Retirement Press Conference</w:t>
+        <w:t xml:space="preserve">4.1 Voice, and the Problem of Documentary Authority</w:t>
       </w:r>
       <w:r>
         <w:rPr>
@@ -678,7 +731,48 @@
           <w:sz w:val="24"/>
           <w:szCs w:val="24"/>
         </w:rPr>
-        <w:t xml:space="preserve">8</w:t>
+        <w:t xml:space="preserve">9</w:t>
+      </w:r>
+    </w:p>
+    <w:p>
+      <w:pPr>
+        <w:tabs>
+          <w:tab w:val="right" w:pos="9360" w:leader="dot"/>
+        </w:tabs>
+        <w:spacing w:after="80" w:line="276"/>
+        <w:ind w:left="431" w:right="0"/>
+      </w:pPr>
+      <w:r>
+        <w:rPr>
+          <w:rFonts w:ascii="Times New Roman" w:cs="Times New Roman" w:eastAsia="Times New Roman" w:hAnsi="Times New Roman"/>
+          <w:b w:val="false"/>
+          <w:bCs w:val="false"/>
+          <w:i w:val="false"/>
+          <w:iCs w:val="false"/>
+          <w:sz w:val="24"/>
+          <w:szCs w:val="24"/>
+        </w:rPr>
+        <w:t xml:space="preserve">4.2 Image, Sequence and Sound</w:t>
+      </w:r>
+      <w:r>
+        <w:rPr>
+          <w:rFonts w:ascii="Times New Roman" w:cs="Times New Roman" w:eastAsia="Times New Roman" w:hAnsi="Times New Roman"/>
+          <w:b w:val="false"/>
+          <w:bCs w:val="false"/>
+          <w:sz w:val="24"/>
+          <w:szCs w:val="24"/>
+        </w:rPr>
+        <w:tab/>
+      </w:r>
+      <w:r>
+        <w:rPr>
+          <w:rFonts w:ascii="Times New Roman" w:cs="Times New Roman" w:eastAsia="Times New Roman" w:hAnsi="Times New Roman"/>
+          <w:b w:val="false"/>
+          <w:bCs w:val="false"/>
+          <w:sz w:val="24"/>
+          <w:szCs w:val="24"/>
+        </w:rPr>
+        <w:t xml:space="preserve">10</w:t>
       </w:r>
     </w:p>
     <w:p>
@@ -699,19 +793,7 @@
           <w:sz w:val="24"/>
           <w:szCs w:val="24"/>
         </w:rPr>
-        <w:t xml:space="preserve">4. Mediated Self-Representation in </w:t>
-      </w:r>
-      <w:r>
-        <w:rPr>
-          <w:rFonts w:ascii="Times New Roman" w:cs="Times New Roman" w:eastAsia="Times New Roman" w:hAnsi="Times New Roman"/>
-          <w:b/>
-          <w:bCs/>
-          <w:i/>
-          <w:iCs/>
-          <w:sz w:val="24"/>
-          <w:szCs w:val="24"/>
-        </w:rPr>
-        <w:t xml:space="preserve">Kobe Bryant’s Muse</w:t>
+        <w:t xml:space="preserve">5. Comparison and Synthesis</w:t>
       </w:r>
       <w:r>
         <w:rPr>
@@ -731,7 +813,7 @@
           <w:sz w:val="24"/>
           <w:szCs w:val="24"/>
         </w:rPr>
-        <w:t xml:space="preserve">9</w:t>
+        <w:t xml:space="preserve">12</w:t>
       </w:r>
     </w:p>
     <w:p>
@@ -752,7 +834,7 @@
           <w:sz w:val="24"/>
           <w:szCs w:val="24"/>
         </w:rPr>
-        <w:t xml:space="preserve">4.1 Voice, and the Problem of Documentary Authority</w:t>
+        <w:t xml:space="preserve">5.1 Continuities</w:t>
       </w:r>
       <w:r>
         <w:rPr>
@@ -772,7 +854,7 @@
           <w:sz w:val="24"/>
           <w:szCs w:val="24"/>
         </w:rPr>
-        <w:t xml:space="preserve">9</w:t>
+        <w:t xml:space="preserve">12</w:t>
       </w:r>
     </w:p>
     <w:p>
@@ -793,7 +875,7 @@
           <w:sz w:val="24"/>
           <w:szCs w:val="24"/>
         </w:rPr>
-        <w:t xml:space="preserve">4.2 Image, Sequence and Sound</w:t>
+        <w:t xml:space="preserve">5.2 Divergences</w:t>
       </w:r>
       <w:r>
         <w:rPr>
@@ -813,7 +895,48 @@
           <w:sz w:val="24"/>
           <w:szCs w:val="24"/>
         </w:rPr>
-        <w:t xml:space="preserve">10</w:t>
+        <w:t xml:space="preserve">12</w:t>
+      </w:r>
+    </w:p>
+    <w:p>
+      <w:pPr>
+        <w:tabs>
+          <w:tab w:val="right" w:pos="9360" w:leader="dot"/>
+        </w:tabs>
+        <w:spacing w:after="80" w:line="276"/>
+        <w:ind w:left="431" w:right="0"/>
+      </w:pPr>
+      <w:r>
+        <w:rPr>
+          <w:rFonts w:ascii="Times New Roman" w:cs="Times New Roman" w:eastAsia="Times New Roman" w:hAnsi="Times New Roman"/>
+          <w:b w:val="false"/>
+          <w:bCs w:val="false"/>
+          <w:i w:val="false"/>
+          <w:iCs w:val="false"/>
+          <w:sz w:val="24"/>
+          <w:szCs w:val="24"/>
+        </w:rPr>
+        <w:t xml:space="preserve">5.3 The Extent of Each Contribution</w:t>
+      </w:r>
+      <w:r>
+        <w:rPr>
+          <w:rFonts w:ascii="Times New Roman" w:cs="Times New Roman" w:eastAsia="Times New Roman" w:hAnsi="Times New Roman"/>
+          <w:b w:val="false"/>
+          <w:bCs w:val="false"/>
+          <w:sz w:val="24"/>
+          <w:szCs w:val="24"/>
+        </w:rPr>
+        <w:tab/>
+      </w:r>
+      <w:r>
+        <w:rPr>
+          <w:rFonts w:ascii="Times New Roman" w:cs="Times New Roman" w:eastAsia="Times New Roman" w:hAnsi="Times New Roman"/>
+          <w:b w:val="false"/>
+          <w:bCs w:val="false"/>
+          <w:sz w:val="24"/>
+          <w:szCs w:val="24"/>
+        </w:rPr>
+        <w:t xml:space="preserve">13</w:t>
       </w:r>
     </w:p>
     <w:p>
@@ -834,7 +957,7 @@
           <w:sz w:val="24"/>
           <w:szCs w:val="24"/>
         </w:rPr>
-        <w:t xml:space="preserve">5. Comparison and Synthesis</w:t>
+        <w:t xml:space="preserve">6. Conclusion</w:t>
       </w:r>
       <w:r>
         <w:rPr>
@@ -854,7 +977,48 @@
           <w:sz w:val="24"/>
           <w:szCs w:val="24"/>
         </w:rPr>
-        <w:t xml:space="preserve">12</w:t>
+        <w:t xml:space="preserve">13</w:t>
+      </w:r>
+    </w:p>
+    <w:p>
+      <w:pPr>
+        <w:tabs>
+          <w:tab w:val="right" w:pos="9360" w:leader="dot"/>
+        </w:tabs>
+        <w:spacing w:after="80" w:line="276"/>
+        <w:ind w:left="0" w:right="0"/>
+      </w:pPr>
+      <w:r>
+        <w:rPr>
+          <w:rFonts w:ascii="Times New Roman" w:cs="Times New Roman" w:eastAsia="Times New Roman" w:hAnsi="Times New Roman"/>
+          <w:b/>
+          <w:bCs/>
+          <w:i w:val="false"/>
+          <w:iCs w:val="false"/>
+          <w:sz w:val="24"/>
+          <w:szCs w:val="24"/>
+        </w:rPr>
+        <w:t xml:space="preserve">7. References</w:t>
+      </w:r>
+      <w:r>
+        <w:rPr>
+          <w:rFonts w:ascii="Times New Roman" w:cs="Times New Roman" w:eastAsia="Times New Roman" w:hAnsi="Times New Roman"/>
+          <w:b/>
+          <w:bCs/>
+          <w:sz w:val="24"/>
+          <w:szCs w:val="24"/>
+        </w:rPr>
+        <w:tab/>
+      </w:r>
+      <w:r>
+        <w:rPr>
+          <w:rFonts w:ascii="Times New Roman" w:cs="Times New Roman" w:eastAsia="Times New Roman" w:hAnsi="Times New Roman"/>
+          <w:b/>
+          <w:bCs/>
+          <w:sz w:val="24"/>
+          <w:szCs w:val="24"/>
+        </w:rPr>
+        <w:t xml:space="preserve">15</w:t>
       </w:r>
     </w:p>
     <w:p>
@@ -875,7 +1039,7 @@
           <w:sz w:val="24"/>
           <w:szCs w:val="24"/>
         </w:rPr>
-        <w:t xml:space="preserve">5.1 Continuities</w:t>
+        <w:t xml:space="preserve">Primary Sources</w:t>
       </w:r>
       <w:r>
         <w:rPr>
@@ -895,7 +1059,7 @@
           <w:sz w:val="24"/>
           <w:szCs w:val="24"/>
         </w:rPr>
-        <w:t xml:space="preserve">12</w:t>
+        <w:t xml:space="preserve">15</w:t>
       </w:r>
     </w:p>
     <w:p>
@@ -916,7 +1080,7 @@
           <w:sz w:val="24"/>
           <w:szCs w:val="24"/>
         </w:rPr>
-        <w:t xml:space="preserve">5.2 Divergences</w:t>
+        <w:t xml:space="preserve">Reported Accounts of Primary Events</w:t>
       </w:r>
       <w:r>
         <w:rPr>
@@ -936,7 +1100,7 @@
           <w:sz w:val="24"/>
           <w:szCs w:val="24"/>
         </w:rPr>
-        <w:t xml:space="preserve">12</w:t>
+        <w:t xml:space="preserve">15</w:t>
       </w:r>
     </w:p>
     <w:p>
@@ -957,211 +1121,6 @@
           <w:sz w:val="24"/>
           <w:szCs w:val="24"/>
         </w:rPr>
-        <w:t xml:space="preserve">5.3 The Extent of Each Contribution</w:t>
-      </w:r>
-      <w:r>
-        <w:rPr>
-          <w:rFonts w:ascii="Times New Roman" w:cs="Times New Roman" w:eastAsia="Times New Roman" w:hAnsi="Times New Roman"/>
-          <w:b w:val="false"/>
-          <w:bCs w:val="false"/>
-          <w:sz w:val="24"/>
-          <w:szCs w:val="24"/>
-        </w:rPr>
-        <w:tab/>
-      </w:r>
-      <w:r>
-        <w:rPr>
-          <w:rFonts w:ascii="Times New Roman" w:cs="Times New Roman" w:eastAsia="Times New Roman" w:hAnsi="Times New Roman"/>
-          <w:b w:val="false"/>
-          <w:bCs w:val="false"/>
-          <w:sz w:val="24"/>
-          <w:szCs w:val="24"/>
-        </w:rPr>
-        <w:t xml:space="preserve">13</w:t>
-      </w:r>
-    </w:p>
-    <w:p>
-      <w:pPr>
-        <w:tabs>
-          <w:tab w:val="right" w:pos="9360" w:leader="dot"/>
-        </w:tabs>
-        <w:spacing w:after="80" w:line="276"/>
-        <w:ind w:left="0" w:right="0"/>
-      </w:pPr>
-      <w:r>
-        <w:rPr>
-          <w:rFonts w:ascii="Times New Roman" w:cs="Times New Roman" w:eastAsia="Times New Roman" w:hAnsi="Times New Roman"/>
-          <w:b/>
-          <w:bCs/>
-          <w:i w:val="false"/>
-          <w:iCs w:val="false"/>
-          <w:sz w:val="24"/>
-          <w:szCs w:val="24"/>
-        </w:rPr>
-        <w:t xml:space="preserve">6. Conclusion</w:t>
-      </w:r>
-      <w:r>
-        <w:rPr>
-          <w:rFonts w:ascii="Times New Roman" w:cs="Times New Roman" w:eastAsia="Times New Roman" w:hAnsi="Times New Roman"/>
-          <w:b/>
-          <w:bCs/>
-          <w:sz w:val="24"/>
-          <w:szCs w:val="24"/>
-        </w:rPr>
-        <w:tab/>
-      </w:r>
-      <w:r>
-        <w:rPr>
-          <w:rFonts w:ascii="Times New Roman" w:cs="Times New Roman" w:eastAsia="Times New Roman" w:hAnsi="Times New Roman"/>
-          <w:b/>
-          <w:bCs/>
-          <w:sz w:val="24"/>
-          <w:szCs w:val="24"/>
-        </w:rPr>
-        <w:t xml:space="preserve">14</w:t>
-      </w:r>
-    </w:p>
-    <w:p>
-      <w:pPr>
-        <w:tabs>
-          <w:tab w:val="right" w:pos="9360" w:leader="dot"/>
-        </w:tabs>
-        <w:spacing w:after="80" w:line="276"/>
-        <w:ind w:left="0" w:right="0"/>
-      </w:pPr>
-      <w:r>
-        <w:rPr>
-          <w:rFonts w:ascii="Times New Roman" w:cs="Times New Roman" w:eastAsia="Times New Roman" w:hAnsi="Times New Roman"/>
-          <w:b/>
-          <w:bCs/>
-          <w:i w:val="false"/>
-          <w:iCs w:val="false"/>
-          <w:sz w:val="24"/>
-          <w:szCs w:val="24"/>
-        </w:rPr>
-        <w:t xml:space="preserve">7. References</w:t>
-      </w:r>
-      <w:r>
-        <w:rPr>
-          <w:rFonts w:ascii="Times New Roman" w:cs="Times New Roman" w:eastAsia="Times New Roman" w:hAnsi="Times New Roman"/>
-          <w:b/>
-          <w:bCs/>
-          <w:sz w:val="24"/>
-          <w:szCs w:val="24"/>
-        </w:rPr>
-        <w:tab/>
-      </w:r>
-      <w:r>
-        <w:rPr>
-          <w:rFonts w:ascii="Times New Roman" w:cs="Times New Roman" w:eastAsia="Times New Roman" w:hAnsi="Times New Roman"/>
-          <w:b/>
-          <w:bCs/>
-          <w:sz w:val="24"/>
-          <w:szCs w:val="24"/>
-        </w:rPr>
-        <w:t xml:space="preserve">15</w:t>
-      </w:r>
-    </w:p>
-    <w:p>
-      <w:pPr>
-        <w:tabs>
-          <w:tab w:val="right" w:pos="9360" w:leader="dot"/>
-        </w:tabs>
-        <w:spacing w:after="80" w:line="276"/>
-        <w:ind w:left="431" w:right="0"/>
-      </w:pPr>
-      <w:r>
-        <w:rPr>
-          <w:rFonts w:ascii="Times New Roman" w:cs="Times New Roman" w:eastAsia="Times New Roman" w:hAnsi="Times New Roman"/>
-          <w:b w:val="false"/>
-          <w:bCs w:val="false"/>
-          <w:i w:val="false"/>
-          <w:iCs w:val="false"/>
-          <w:sz w:val="24"/>
-          <w:szCs w:val="24"/>
-        </w:rPr>
-        <w:t xml:space="preserve">Primary Sources</w:t>
-      </w:r>
-      <w:r>
-        <w:rPr>
-          <w:rFonts w:ascii="Times New Roman" w:cs="Times New Roman" w:eastAsia="Times New Roman" w:hAnsi="Times New Roman"/>
-          <w:b w:val="false"/>
-          <w:bCs w:val="false"/>
-          <w:sz w:val="24"/>
-          <w:szCs w:val="24"/>
-        </w:rPr>
-        <w:tab/>
-      </w:r>
-      <w:r>
-        <w:rPr>
-          <w:rFonts w:ascii="Times New Roman" w:cs="Times New Roman" w:eastAsia="Times New Roman" w:hAnsi="Times New Roman"/>
-          <w:b w:val="false"/>
-          <w:bCs w:val="false"/>
-          <w:sz w:val="24"/>
-          <w:szCs w:val="24"/>
-        </w:rPr>
-        <w:t xml:space="preserve">15</w:t>
-      </w:r>
-    </w:p>
-    <w:p>
-      <w:pPr>
-        <w:tabs>
-          <w:tab w:val="right" w:pos="9360" w:leader="dot"/>
-        </w:tabs>
-        <w:spacing w:after="80" w:line="276"/>
-        <w:ind w:left="431" w:right="0"/>
-      </w:pPr>
-      <w:r>
-        <w:rPr>
-          <w:rFonts w:ascii="Times New Roman" w:cs="Times New Roman" w:eastAsia="Times New Roman" w:hAnsi="Times New Roman"/>
-          <w:b w:val="false"/>
-          <w:bCs w:val="false"/>
-          <w:i w:val="false"/>
-          <w:iCs w:val="false"/>
-          <w:sz w:val="24"/>
-          <w:szCs w:val="24"/>
-        </w:rPr>
-        <w:t xml:space="preserve">Reports of Primary Events</w:t>
-      </w:r>
-      <w:r>
-        <w:rPr>
-          <w:rFonts w:ascii="Times New Roman" w:cs="Times New Roman" w:eastAsia="Times New Roman" w:hAnsi="Times New Roman"/>
-          <w:b w:val="false"/>
-          <w:bCs w:val="false"/>
-          <w:sz w:val="24"/>
-          <w:szCs w:val="24"/>
-        </w:rPr>
-        <w:tab/>
-      </w:r>
-      <w:r>
-        <w:rPr>
-          <w:rFonts w:ascii="Times New Roman" w:cs="Times New Roman" w:eastAsia="Times New Roman" w:hAnsi="Times New Roman"/>
-          <w:b w:val="false"/>
-          <w:bCs w:val="false"/>
-          <w:sz w:val="24"/>
-          <w:szCs w:val="24"/>
-        </w:rPr>
-        <w:t xml:space="preserve">15</w:t>
-      </w:r>
-    </w:p>
-    <w:p>
-      <w:pPr>
-        <w:tabs>
-          <w:tab w:val="right" w:pos="9360" w:leader="dot"/>
-        </w:tabs>
-        <w:spacing w:after="80" w:line="276"/>
-        <w:ind w:left="431" w:right="0"/>
-      </w:pPr>
-      <w:r>
-        <w:rPr>
-          <w:rFonts w:ascii="Times New Roman" w:cs="Times New Roman" w:eastAsia="Times New Roman" w:hAnsi="Times New Roman"/>
-          <w:b w:val="false"/>
-          <w:bCs w:val="false"/>
-          <w:i w:val="false"/>
-          <w:iCs w:val="false"/>
-          <w:sz w:val="24"/>
-          <w:szCs w:val="24"/>
-        </w:rPr>
         <w:t xml:space="preserve">Secondary Sources</w:t>
       </w:r>
       <w:r>
@@ -1267,7 +1226,7 @@
           <w:sz w:val="24"/>
           <w:szCs w:val="24"/>
         </w:rPr>
-        <w:t xml:space="preserve">, published in February 2015; Bryant’s appearance on </w:t>
+        <w:t xml:space="preserve">, published in February 2015, and the press conference Bryant gave on 29 November 2015, the day he announced his retirement. The second is </w:t>
       </w:r>
       <w:r>
         <w:rPr>
@@ -1279,19 +1238,38 @@
           <w:sz w:val="24"/>
           <w:szCs w:val="24"/>
         </w:rPr>
-        <w:t xml:space="preserve">Jimmy Kimmel Live!</w:t>
-      </w:r>
-      <w:r>
-        <w:rPr>
-          <w:rFonts w:ascii="Times New Roman" w:cs="Times New Roman" w:eastAsia="Times New Roman" w:hAnsi="Times New Roman"/>
-          <w:b w:val="false"/>
-          <w:bCs w:val="false"/>
-          <w:i w:val="false"/>
-          <w:iCs w:val="false"/>
-          <w:sz w:val="24"/>
-          <w:szCs w:val="24"/>
-        </w:rPr>
-        <w:t xml:space="preserve"> on 23 February 2015; and the press conference he gave on 29 November 2015, the day he announced his retirement. The second is </w:t>
+        <w:t xml:space="preserve">Kobe Bryant’s Muse</w:t>
+      </w:r>
+      <w:r>
+        <w:rPr>
+          <w:rFonts w:ascii="Times New Roman" w:cs="Times New Roman" w:eastAsia="Times New Roman" w:hAnsi="Times New Roman"/>
+          <w:b w:val="false"/>
+          <w:bCs w:val="false"/>
+          <w:i w:val="false"/>
+          <w:iCs w:val="false"/>
+          <w:sz w:val="24"/>
+          <w:szCs w:val="24"/>
+        </w:rPr>
+        <w:t xml:space="preserve">, the feature documentary directed by Gotham Chopra, which premiered on Showtime on 28 February 2015.</w:t>
+      </w:r>
+    </w:p>
+    <w:p>
+      <w:pPr>
+        <w:spacing w:after="0" w:line="480"/>
+        <w:ind w:firstLine="720"/>
+        <w:jc w:val="both"/>
+      </w:pPr>
+      <w:r>
+        <w:rPr>
+          <w:rFonts w:ascii="Times New Roman" w:cs="Times New Roman" w:eastAsia="Times New Roman" w:hAnsi="Times New Roman"/>
+          <w:b w:val="false"/>
+          <w:bCs w:val="false"/>
+          <w:i w:val="false"/>
+          <w:iCs w:val="false"/>
+          <w:sz w:val="24"/>
+          <w:szCs w:val="24"/>
+        </w:rPr>
+        <w:t xml:space="preserve">The obvious way to frame this comparison is self-representation against media portrayal: Bryant’s own words on one side, somebody else’s film on the other. That framing collapses on contact with the evidence. Bryant is credited as an executive producer of </w:t>
       </w:r>
       <w:r>
         <w:rPr>
@@ -1303,38 +1281,19 @@
           <w:sz w:val="24"/>
           <w:szCs w:val="24"/>
         </w:rPr>
-        <w:t xml:space="preserve">Kobe Bryant’s Muse</w:t>
-      </w:r>
-      <w:r>
-        <w:rPr>
-          <w:rFonts w:ascii="Times New Roman" w:cs="Times New Roman" w:eastAsia="Times New Roman" w:hAnsi="Times New Roman"/>
-          <w:b w:val="false"/>
-          <w:bCs w:val="false"/>
-          <w:i w:val="false"/>
-          <w:iCs w:val="false"/>
-          <w:sz w:val="24"/>
-          <w:szCs w:val="24"/>
-        </w:rPr>
-        <w:t xml:space="preserve">, the feature documentary directed by Gotham Chopra, which premiered on Showtime on 28 February 2015.</w:t>
-      </w:r>
-    </w:p>
-    <w:p>
-      <w:pPr>
-        <w:spacing w:after="0" w:line="480"/>
-        <w:ind w:firstLine="720"/>
-        <w:jc w:val="both"/>
-      </w:pPr>
-      <w:r>
-        <w:rPr>
-          <w:rFonts w:ascii="Times New Roman" w:cs="Times New Roman" w:eastAsia="Times New Roman" w:hAnsi="Times New Roman"/>
-          <w:b w:val="false"/>
-          <w:bCs w:val="false"/>
-          <w:i w:val="false"/>
-          <w:iCs w:val="false"/>
-          <w:sz w:val="24"/>
-          <w:szCs w:val="24"/>
-        </w:rPr>
-        <w:t xml:space="preserve">The obvious way to frame this comparison is self-representation against media portrayal — Bryant’s own words on one side, somebody else’s film on the other. That framing collapses on contact with the evidence. Bryant is credited as an executive producer of </w:t>
+        <w:t xml:space="preserve">Muse</w:t>
+      </w:r>
+      <w:r>
+        <w:rPr>
+          <w:rFonts w:ascii="Times New Roman" w:cs="Times New Roman" w:eastAsia="Times New Roman" w:hAnsi="Times New Roman"/>
+          <w:b w:val="false"/>
+          <w:bCs w:val="false"/>
+          <w:i w:val="false"/>
+          <w:iCs w:val="false"/>
+          <w:sz w:val="24"/>
+          <w:szCs w:val="24"/>
+        </w:rPr>
+        <w:t xml:space="preserve"> (Chopra, 2015), and the released film contains no new interviews with anyone else, so his is the only testimonial voice in it. Equally, the interviews are not unmediated. The </w:t>
       </w:r>
       <w:r>
         <w:rPr>
@@ -1346,19 +1305,19 @@
           <w:sz w:val="24"/>
           <w:szCs w:val="24"/>
         </w:rPr>
-        <w:t xml:space="preserve">Muse</w:t>
-      </w:r>
-      <w:r>
-        <w:rPr>
-          <w:rFonts w:ascii="Times New Roman" w:cs="Times New Roman" w:eastAsia="Times New Roman" w:hAnsi="Times New Roman"/>
-          <w:b w:val="false"/>
-          <w:bCs w:val="false"/>
-          <w:i w:val="false"/>
-          <w:iCs w:val="false"/>
-          <w:sz w:val="24"/>
-          <w:szCs w:val="24"/>
-        </w:rPr>
-        <w:t xml:space="preserve"> (Chopra, 2015), and the released film contains no new interviews with anyone else: his is the only testimonial voice in it. Equally, the interviews are not unmediated. Two of the three texts above fall in the eleven days before the documentary premiered, which places them inside the same promotional operation as the film. Neither category is clean.</w:t>
+        <w:t xml:space="preserve">GQ</w:t>
+      </w:r>
+      <w:r>
+        <w:rPr>
+          <w:rFonts w:ascii="Times New Roman" w:cs="Times New Roman" w:eastAsia="Times New Roman" w:hAnsi="Times New Roman"/>
+          <w:b w:val="false"/>
+          <w:bCs w:val="false"/>
+          <w:i w:val="false"/>
+          <w:iCs w:val="false"/>
+          <w:sz w:val="24"/>
+          <w:szCs w:val="24"/>
+        </w:rPr>
+        <w:t xml:space="preserve"> profile appeared eleven days before the documentary premiered, which places it inside the same promotional operation as the film. Neither category is clean.</w:t>
       </w:r>
     </w:p>
     <w:p>
@@ -1449,7 +1408,7 @@
           <w:sz w:val="24"/>
           <w:szCs w:val="24"/>
         </w:rPr>
-        <w:t xml:space="preserve"> adds almost no new propositions, but it gives those propositions coherence, emotional weight and an appearance of inevitability through chronology, archival juxtaposition, cinematography and score — techniques Bryant did not personally execute. Section 2 establishes the concept and the methodological problem. Sections 3 and 4 analyse each text type. Section 5 compares them and states the extent of each contribution.</w:t>
+        <w:t xml:space="preserve"> adds almost no new propositions, but it gives those propositions coherence, emotional weight and an appearance of inevitability through chronology, archival juxtaposition, cinematography and score. Section 2 establishes the concept and the methodological problem. Sections 3 and 4 analyse each text type. Section 5 compares them and states the extent of each contribution.</w:t>
       </w:r>
     </w:p>
     <w:p>
@@ -1504,7 +1463,7 @@
           <w:sz w:val="24"/>
           <w:szCs w:val="24"/>
         </w:rPr>
-        <w:t xml:space="preserve">Bryant adopted “Black Mamba” around 2003, during the period of the sexual assault case brought against him in Colorado, and has described the persona as a way of separating his playing self from the damage being done to his public name. The alter ego came first; the philosophy was attached to it afterwards. By the time Bryant published </w:t>
+        <w:t xml:space="preserve">Bryant adopted “Black Mamba” around 2003, during the period of the sexual assault case brought against him in Colorado. He has described the persona as a deliberate separation of his playing self from the damage being done to his public name, an account he gives on camera in </w:t>
       </w:r>
       <w:r>
         <w:rPr>
@@ -1516,6 +1475,30 @@
           <w:sz w:val="24"/>
           <w:szCs w:val="24"/>
         </w:rPr>
+        <w:t xml:space="preserve">Muse</w:t>
+      </w:r>
+      <w:r>
+        <w:rPr>
+          <w:rFonts w:ascii="Times New Roman" w:cs="Times New Roman" w:eastAsia="Times New Roman" w:hAnsi="Times New Roman"/>
+          <w:b w:val="false"/>
+          <w:bCs w:val="false"/>
+          <w:i w:val="false"/>
+          <w:iCs w:val="false"/>
+          <w:sz w:val="24"/>
+          <w:szCs w:val="24"/>
+        </w:rPr>
+        <w:t xml:space="preserve"> itself (Chopra, 2015). The alter ego came first; the philosophy was attached to it afterwards. By the time Bryant published </w:t>
+      </w:r>
+      <w:r>
+        <w:rPr>
+          <w:rFonts w:ascii="Times New Roman" w:cs="Times New Roman" w:eastAsia="Times New Roman" w:hAnsi="Times New Roman"/>
+          <w:b w:val="false"/>
+          <w:bCs w:val="false"/>
+          <w:i/>
+          <w:iCs/>
+          <w:sz w:val="24"/>
+          <w:szCs w:val="24"/>
+        </w:rPr>
         <w:t xml:space="preserve">The Mamba Mentality: How I Play</w:t>
       </w:r>
       <w:r>
@@ -1547,26 +1530,26 @@
           <w:sz w:val="24"/>
           <w:szCs w:val="24"/>
         </w:rPr>
-        <w:t xml:space="preserve">The book itself is revealing about the definitional problem. It is organised around process — footwork, preparation, reading opponents — and offers no single sentence defining the mentality, leaving the reader to infer the philosophy from accumulated technical detail (Bryant &amp; Bernstein, 2018). The concept is demonstrated rather than stated.</w:t>
-      </w:r>
-    </w:p>
-    <w:p>
-      <w:pPr>
-        <w:spacing w:after="0" w:line="480"/>
-        <w:ind w:firstLine="720"/>
-        <w:jc w:val="both"/>
-      </w:pPr>
-      <w:r>
-        <w:rPr>
-          <w:rFonts w:ascii="Times New Roman" w:cs="Times New Roman" w:eastAsia="Times New Roman" w:hAnsi="Times New Roman"/>
-          <w:b w:val="false"/>
-          <w:bCs w:val="false"/>
-          <w:i w:val="false"/>
-          <w:iCs w:val="false"/>
-          <w:sz w:val="24"/>
-          <w:szCs w:val="24"/>
-        </w:rPr>
-        <w:t xml:space="preserve">Two features of this history matter for the research question. First, the concept was retrofitted. It was not announced as a philosophy and then lived out; it was lived first and named later, which means its public definition was always a work of retrospective interpretation. Second, the definition is loose. Bryant never fixed it in a single formulation, and the term’s portability — the reason a student or a salesperson can claim it — depends on that looseness. A concept this under-specified is unusually dependent on the texts that circulate it, because each text must decide, in effect, what the concept means.</w:t>
+        <w:t xml:space="preserve">The book is revealing about the definitional problem. It is organised around process, covering footwork, preparation and the reading of opponents, and offers no single sentence defining the mentality, leaving the reader to infer the philosophy from accumulated technical detail (Bryant &amp; Bernstein, 2018). The concept is demonstrated rather than stated.</w:t>
+      </w:r>
+    </w:p>
+    <w:p>
+      <w:pPr>
+        <w:spacing w:after="0" w:line="480"/>
+        <w:ind w:firstLine="720"/>
+        <w:jc w:val="both"/>
+      </w:pPr>
+      <w:r>
+        <w:rPr>
+          <w:rFonts w:ascii="Times New Roman" w:cs="Times New Roman" w:eastAsia="Times New Roman" w:hAnsi="Times New Roman"/>
+          <w:b w:val="false"/>
+          <w:bCs w:val="false"/>
+          <w:i w:val="false"/>
+          <w:iCs w:val="false"/>
+          <w:sz w:val="24"/>
+          <w:szCs w:val="24"/>
+        </w:rPr>
+        <w:t xml:space="preserve">Two features of this history matter for the research question. First, the concept was retrofitted. It was not announced as a philosophy and then lived out; it was lived first and named later, which means its public definition was always a work of retrospective interpretation. Second, the definition is loose. Bryant never fixed it in a single formulation, and the term’s portability, which is what lets a student or a salesperson claim it, depends on that looseness. A concept this under-specified is unusually dependent on the texts that circulate it, because each text must decide, in effect, what the concept means.</w:t>
       </w:r>
     </w:p>
     <w:p>
@@ -1622,26 +1605,26 @@
           <w:sz w:val="24"/>
           <w:szCs w:val="24"/>
         </w:rPr>
-        <w:t xml:space="preserve">Dyer’s (1979/1998) account of the star image sharpens this further. For Dyer, a star image is not located in any single text but is assembled across many — films, interviews, publicity, commentary — and its coherence is an achievement of that assembly rather than a property of the person. This is exactly the condition of the Mamba Mentality: it exists across a magazine profile, a talk show, a press conference, a documentary, a book and a sportswear campaign, and its apparent unity is something those texts accomplish together.</w:t>
-      </w:r>
-    </w:p>
-    <w:p>
-      <w:pPr>
-        <w:spacing w:after="0" w:line="480"/>
-        <w:ind w:firstLine="720"/>
-        <w:jc w:val="both"/>
-      </w:pPr>
-      <w:r>
-        <w:rPr>
-          <w:rFonts w:ascii="Times New Roman" w:cs="Times New Roman" w:eastAsia="Times New Roman" w:hAnsi="Times New Roman"/>
-          <w:b w:val="false"/>
-          <w:bCs w:val="false"/>
-          <w:i w:val="false"/>
-          <w:iCs w:val="false"/>
-          <w:sz w:val="24"/>
-          <w:szCs w:val="24"/>
-        </w:rPr>
-        <w:t xml:space="preserve">Bryant’s production role makes the point concrete. He held an executive-producer credit on </w:t>
+        <w:t xml:space="preserve">Dyer’s (1979/1998) account of the star image sharpens this further. For Dyer, a star image is not located in any single text but is assembled across many, including films, interviews, publicity and commentary, and its coherence is an achievement of that assembly rather than a property of the person. This is exactly the condition of the Mamba Mentality: it exists across a magazine profile, a press conference, a documentary, a book and a sportswear campaign, and its apparent unity is something those texts accomplish together.</w:t>
+      </w:r>
+    </w:p>
+    <w:p>
+      <w:pPr>
+        <w:spacing w:after="0" w:line="480"/>
+        <w:ind w:firstLine="720"/>
+        <w:jc w:val="both"/>
+      </w:pPr>
+      <w:r>
+        <w:rPr>
+          <w:rFonts w:ascii="Times New Roman" w:cs="Times New Roman" w:eastAsia="Times New Roman" w:hAnsi="Times New Roman"/>
+          <w:b w:val="false"/>
+          <w:bCs w:val="false"/>
+          <w:i w:val="false"/>
+          <w:iCs w:val="false"/>
+          <w:sz w:val="24"/>
+          <w:szCs w:val="24"/>
+        </w:rPr>
+        <w:t xml:space="preserve">Bryant’s production role makes the point concrete, and the evidence on it pulls in two directions. At Showtime’s presentation to television critics in July 2014 he publicly minimised his executive-producer credit, calling it his “only in title alone” and professing uncertainty about what producers do; the Associated Press described the credit as honorary, and Chopra denied that it carried creative control (</w:t>
       </w:r>
       <w:r>
         <w:rPr>
@@ -1653,19 +1636,19 @@
           <w:sz w:val="24"/>
           <w:szCs w:val="24"/>
         </w:rPr>
-        <w:t xml:space="preserve">Muse</w:t>
-      </w:r>
-      <w:r>
-        <w:rPr>
-          <w:rFonts w:ascii="Times New Roman" w:cs="Times New Roman" w:eastAsia="Times New Roman" w:hAnsi="Times New Roman"/>
-          <w:b w:val="false"/>
-          <w:bCs w:val="false"/>
-          <w:i w:val="false"/>
-          <w:iCs w:val="false"/>
-          <w:sz w:val="24"/>
-          <w:szCs w:val="24"/>
-        </w:rPr>
-        <w:t xml:space="preserve">, but at Showtime’s presentation to television critics in July 2014 he publicly minimised it, saying it was his “only in title alone” and professing uncertainty about what producers do; the Associated Press described the credit as honorary, and Chopra denied that it carried creative control (</w:t>
+        <w:t xml:space="preserve">Deadline</w:t>
+      </w:r>
+      <w:r>
+        <w:rPr>
+          <w:rFonts w:ascii="Times New Roman" w:cs="Times New Roman" w:eastAsia="Times New Roman" w:hAnsi="Times New Roman"/>
+          <w:b w:val="false"/>
+          <w:bCs w:val="false"/>
+          <w:i w:val="false"/>
+          <w:iCs w:val="false"/>
+          <w:sz w:val="24"/>
+          <w:szCs w:val="24"/>
+        </w:rPr>
+        <w:t xml:space="preserve">, 2014). Against that, Bryant later gave his own account of how the film was made. Appearing on </w:t>
       </w:r>
       <w:r>
         <w:rPr>
@@ -1677,19 +1660,93 @@
           <w:sz w:val="24"/>
           <w:szCs w:val="24"/>
         </w:rPr>
-        <w:t xml:space="preserve">Deadline</w:t>
-      </w:r>
-      <w:r>
-        <w:rPr>
-          <w:rFonts w:ascii="Times New Roman" w:cs="Times New Roman" w:eastAsia="Times New Roman" w:hAnsi="Times New Roman"/>
-          <w:b w:val="false"/>
-          <w:bCs w:val="false"/>
-          <w:i w:val="false"/>
-          <w:iCs w:val="false"/>
-          <w:sz w:val="24"/>
-          <w:szCs w:val="24"/>
-        </w:rPr>
-        <w:t xml:space="preserve">, 2014). Against that, reporting on the production says Bryant saw a rough cut roughly seven months before the premiere, rejected a version built on dozens of interviews with other people, and pressed for a single-voice film instead (</w:t>
+        <w:t xml:space="preserve">The Grantland Basketball Hour</w:t>
+      </w:r>
+      <w:r>
+        <w:rPr>
+          <w:rFonts w:ascii="Times New Roman" w:cs="Times New Roman" w:eastAsia="Times New Roman" w:hAnsi="Times New Roman"/>
+          <w:b w:val="false"/>
+          <w:bCs w:val="false"/>
+          <w:i w:val="false"/>
+          <w:iCs w:val="false"/>
+          <w:sz w:val="24"/>
+          <w:szCs w:val="24"/>
+        </w:rPr>
+        <w:t xml:space="preserve"> with Bill Simmons and Jalen Rose in February 2015, he explained Phil Jackson’s absence from the finished film by confirming that he had rejected a completed version and started again, summarising his approach in four words: “control what you can control” (as reported in Yahoo Finance, 2015). Chopra’s own later account corroborates the involvement. He writes that an editing suite was built in Newport Beach at Bryant’s insistence, close to his home so that he could stay inside the process, and that Bryant took a close interest in the cutting, the choice of shots, the score, the colour correction and the audio mix (Chopra, 2021).</w:t>
+      </w:r>
+    </w:p>
+    <w:p>
+      <w:pPr>
+        <w:spacing w:after="0" w:line="480"/>
+        <w:ind w:firstLine="720"/>
+        <w:jc w:val="both"/>
+      </w:pPr>
+      <w:r>
+        <w:rPr>
+          <w:rFonts w:ascii="Times New Roman" w:cs="Times New Roman" w:eastAsia="Times New Roman" w:hAnsi="Times New Roman"/>
+          <w:b w:val="false"/>
+          <w:bCs w:val="false"/>
+          <w:i w:val="false"/>
+          <w:iCs w:val="false"/>
+          <w:sz w:val="24"/>
+          <w:szCs w:val="24"/>
+        </w:rPr>
+        <w:t xml:space="preserve">The two accounts are not contradictory so much as differently scoped. Bryant may well have held no formal editorial authority while shaping the film’s basic architecture and sitting in the room where its texture was decided. Throughout what follows I therefore distinguish four things that the phrase “self-representation” tends to blur: Bryant’s participation, Bryant’s self-presentation, the filmmakers’ construction, and the finished text an audience sees.</w:t>
+      </w:r>
+    </w:p>
+    <w:p>
+      <w:pPr>
+        <w:pStyle w:val="Heading1"/>
+        <w:spacing w:after="200" w:before="360" w:line="480"/>
+      </w:pPr>
+      <w:r>
+        <w:rPr>
+          <w:rFonts w:ascii="Times New Roman" w:cs="Times New Roman" w:eastAsia="Times New Roman" w:hAnsi="Times New Roman"/>
+          <w:b/>
+          <w:bCs/>
+          <w:i w:val="false"/>
+          <w:iCs w:val="false"/>
+          <w:sz w:val="24"/>
+          <w:szCs w:val="24"/>
+        </w:rPr>
+        <w:t xml:space="preserve">3. Self-Construction in Selected Interviews</w:t>
+      </w:r>
+    </w:p>
+    <w:p>
+      <w:pPr>
+        <w:pStyle w:val="Heading2"/>
+        <w:spacing w:after="160" w:before="280" w:line="480"/>
+      </w:pPr>
+      <w:r>
+        <w:rPr>
+          <w:rFonts w:ascii="Times New Roman" w:cs="Times New Roman" w:eastAsia="Times New Roman" w:hAnsi="Times New Roman"/>
+          <w:b/>
+          <w:bCs/>
+          <w:i w:val="false"/>
+          <w:iCs w:val="false"/>
+          <w:sz w:val="24"/>
+          <w:szCs w:val="24"/>
+        </w:rPr>
+        <w:t xml:space="preserve">3.1 Analogy as Self-Characterisation</w:t>
+      </w:r>
+    </w:p>
+    <w:p>
+      <w:pPr>
+        <w:spacing w:after="0" w:line="480"/>
+        <w:ind w:firstLine="720"/>
+        <w:jc w:val="both"/>
+      </w:pPr>
+      <w:r>
+        <w:rPr>
+          <w:rFonts w:ascii="Times New Roman" w:cs="Times New Roman" w:eastAsia="Times New Roman" w:hAnsi="Times New Roman"/>
+          <w:b w:val="false"/>
+          <w:bCs w:val="false"/>
+          <w:i w:val="false"/>
+          <w:iCs w:val="false"/>
+          <w:sz w:val="24"/>
+          <w:szCs w:val="24"/>
+        </w:rPr>
+        <w:t xml:space="preserve">The most distinctive feature of Bryant’s interview language is that he characterises himself almost entirely through analogy with figures outside basketball. Three examples from the </w:t>
       </w:r>
       <w:r>
         <w:rPr>
@@ -1701,19 +1758,441 @@
           <w:sz w:val="24"/>
           <w:szCs w:val="24"/>
         </w:rPr>
-        <w:t xml:space="preserve">Ballislife</w:t>
-      </w:r>
-      <w:r>
-        <w:rPr>
-          <w:rFonts w:ascii="Times New Roman" w:cs="Times New Roman" w:eastAsia="Times New Roman" w:hAnsi="Times New Roman"/>
-          <w:b w:val="false"/>
-          <w:bCs w:val="false"/>
-          <w:i w:val="false"/>
-          <w:iCs w:val="false"/>
-          <w:sz w:val="24"/>
-          <w:szCs w:val="24"/>
-        </w:rPr>
-        <w:t xml:space="preserve">, 2015). The two accounts are not contradictory so much as differently scoped: Bryant may well have exercised little line-by-line editorial authority while still determining the film’s basic architecture. Throughout what follows I therefore distinguish four things that the word “self-representation” tends to blur — Bryant’s participation, Bryant’s self-presentation, the filmmakers’ construction, and the finished text an audience sees.</w:t>
+        <w:t xml:space="preserve">GQ</w:t>
+      </w:r>
+      <w:r>
+        <w:rPr>
+          <w:rFonts w:ascii="Times New Roman" w:cs="Times New Roman" w:eastAsia="Times New Roman" w:hAnsi="Times New Roman"/>
+          <w:b w:val="false"/>
+          <w:bCs w:val="false"/>
+          <w:i w:val="false"/>
+          <w:iCs w:val="false"/>
+          <w:sz w:val="24"/>
+          <w:szCs w:val="24"/>
+        </w:rPr>
+        <w:t xml:space="preserve"> interview carry most of the work.</w:t>
+      </w:r>
+    </w:p>
+    <w:p>
+      <w:pPr>
+        <w:spacing w:after="0" w:line="480"/>
+        <w:ind w:firstLine="720"/>
+        <w:jc w:val="both"/>
+      </w:pPr>
+      <w:r>
+        <w:rPr>
+          <w:rFonts w:ascii="Times New Roman" w:cs="Times New Roman" w:eastAsia="Times New Roman" w:hAnsi="Times New Roman"/>
+          <w:b w:val="false"/>
+          <w:bCs w:val="false"/>
+          <w:i w:val="false"/>
+          <w:iCs w:val="false"/>
+          <w:sz w:val="24"/>
+          <w:szCs w:val="24"/>
+        </w:rPr>
+        <w:t xml:space="preserve">The first is equine. Describing his years under Phil Jackson, Bryant says that he “was like a wild horse that had the potential to become Secretariat” (Klosterman, 2015). The sentence turns on a split between present and conditional: </w:t>
+      </w:r>
+      <w:r>
+        <w:rPr>
+          <w:rFonts w:ascii="Times New Roman" w:cs="Times New Roman" w:eastAsia="Times New Roman" w:hAnsi="Times New Roman"/>
+          <w:b w:val="false"/>
+          <w:bCs w:val="false"/>
+          <w:i/>
+          <w:iCs/>
+          <w:sz w:val="24"/>
+          <w:szCs w:val="24"/>
+        </w:rPr>
+        <w:t xml:space="preserve">wild horse</w:t>
+      </w:r>
+      <w:r>
+        <w:rPr>
+          <w:rFonts w:ascii="Times New Roman" w:cs="Times New Roman" w:eastAsia="Times New Roman" w:hAnsi="Times New Roman"/>
+          <w:b w:val="false"/>
+          <w:bCs w:val="false"/>
+          <w:i w:val="false"/>
+          <w:iCs w:val="false"/>
+          <w:sz w:val="24"/>
+          <w:szCs w:val="24"/>
+        </w:rPr>
+        <w:t xml:space="preserve"> is what he was, </w:t>
+      </w:r>
+      <w:r>
+        <w:rPr>
+          <w:rFonts w:ascii="Times New Roman" w:cs="Times New Roman" w:eastAsia="Times New Roman" w:hAnsi="Times New Roman"/>
+          <w:b w:val="false"/>
+          <w:bCs w:val="false"/>
+          <w:i/>
+          <w:iCs/>
+          <w:sz w:val="24"/>
+          <w:szCs w:val="24"/>
+        </w:rPr>
+        <w:t xml:space="preserve">Secretariat</w:t>
+      </w:r>
+      <w:r>
+        <w:rPr>
+          <w:rFonts w:ascii="Times New Roman" w:cs="Times New Roman" w:eastAsia="Times New Roman" w:hAnsi="Times New Roman"/>
+          <w:b w:val="false"/>
+          <w:bCs w:val="false"/>
+          <w:i w:val="false"/>
+          <w:iCs w:val="false"/>
+          <w:sz w:val="24"/>
+          <w:szCs w:val="24"/>
+        </w:rPr>
+        <w:t xml:space="preserve"> what he might become. The verb phrase “had the potential to become” does the whole job, because it concedes that the wildness was real while reclassifying it as unrealised quality rather than as a defect. The simile also redistributes responsibility. A horse is not accountable for its own training; it requires a trainer, and Jackson occupies that position in the sentence. Bryant admits he was difficult without admitting he was at fault.</w:t>
+      </w:r>
+    </w:p>
+    <w:p>
+      <w:pPr>
+        <w:spacing w:after="0" w:line="480"/>
+        <w:ind w:firstLine="720"/>
+        <w:jc w:val="both"/>
+      </w:pPr>
+      <w:r>
+        <w:rPr>
+          <w:rFonts w:ascii="Times New Roman" w:cs="Times New Roman" w:eastAsia="Times New Roman" w:hAnsi="Times New Roman"/>
+          <w:b w:val="false"/>
+          <w:bCs w:val="false"/>
+          <w:i w:val="false"/>
+          <w:iCs w:val="false"/>
+          <w:sz w:val="24"/>
+          <w:szCs w:val="24"/>
+        </w:rPr>
+        <w:t xml:space="preserve">The second is musical. Asked whether he shot too often, he answers that “Some people thought Mozart had too many notes in his compositions,” and that “There were as many as necessary” (Klosterman, 2015). The reply never mentions basketball. It substitutes a historical judgement long settled in Mozart’s favour for a contemporary judgement still open, and leaves the interviewer to draw the inference. The second sentence is also grammatically evasive. “There were as many as necessary” has no agent: nobody decided the number, it simply was correct. A claim that would sound arrogant in the first person, something like “I took as many shots as I needed,” becomes close to unarguable once the person is removed from it.</w:t>
+      </w:r>
+    </w:p>
+    <w:p>
+      <w:pPr>
+        <w:spacing w:after="0" w:line="480"/>
+        <w:ind w:firstLine="720"/>
+        <w:jc w:val="both"/>
+      </w:pPr>
+      <w:r>
+        <w:rPr>
+          <w:rFonts w:ascii="Times New Roman" w:cs="Times New Roman" w:eastAsia="Times New Roman" w:hAnsi="Times New Roman"/>
+          <w:b w:val="false"/>
+          <w:bCs w:val="false"/>
+          <w:i w:val="false"/>
+          <w:iCs w:val="false"/>
+          <w:sz w:val="24"/>
+          <w:szCs w:val="24"/>
+        </w:rPr>
+        <w:t xml:space="preserve">The third appears in the interview’s footnotes, where Bryant resists the suggestion that every brand carries a calculated purpose: “That’s like saying every wizard with Slytherin House is a villain” (Klosterman, 2015). The structure is the same reduction he uses with Mozart, now applied to a fictional taxonomy.</w:t>
+      </w:r>
+    </w:p>
+    <w:p>
+      <w:pPr>
+        <w:spacing w:after="0" w:line="480"/>
+        <w:ind w:firstLine="720"/>
+        <w:jc w:val="both"/>
+      </w:pPr>
+      <w:r>
+        <w:rPr>
+          <w:rFonts w:ascii="Times New Roman" w:cs="Times New Roman" w:eastAsia="Times New Roman" w:hAnsi="Times New Roman"/>
+          <w:b w:val="false"/>
+          <w:bCs w:val="false"/>
+          <w:i w:val="false"/>
+          <w:iCs w:val="false"/>
+          <w:sz w:val="24"/>
+          <w:szCs w:val="24"/>
+        </w:rPr>
+        <w:t xml:space="preserve">What unites the three is one manoeuvre: each takes a criticism and returns it as a category error on the critic’s part. They also share a register that is conspicuously not athletic, drawn from classical music, horse racing and children’s fiction. That choice matters more than any individual comparison. By arguing about himself in borrowed terms, Bryant lifts the philosophy out of the setting that produced it, and this, rather than any explicit claim to universality, is what makes the Mamba Mentality exportable. A reader who knows nothing about basketball can still follow an argument conducted through Mozart.</w:t>
+      </w:r>
+    </w:p>
+    <w:p>
+      <w:pPr>
+        <w:pStyle w:val="Heading2"/>
+        <w:spacing w:after="160" w:before="280" w:line="480"/>
+      </w:pPr>
+      <w:r>
+        <w:rPr>
+          <w:rFonts w:ascii="Times New Roman" w:cs="Times New Roman" w:eastAsia="Times New Roman" w:hAnsi="Times New Roman"/>
+          <w:b/>
+          <w:bCs/>
+          <w:i w:val="false"/>
+          <w:iCs w:val="false"/>
+          <w:sz w:val="24"/>
+          <w:szCs w:val="24"/>
+        </w:rPr>
+        <w:t xml:space="preserve">3.2 Converting Behaviour into Identity</w:t>
+      </w:r>
+    </w:p>
+    <w:p>
+      <w:pPr>
+        <w:spacing w:after="0" w:line="480"/>
+        <w:ind w:firstLine="720"/>
+        <w:jc w:val="both"/>
+      </w:pPr>
+      <w:r>
+        <w:rPr>
+          <w:rFonts w:ascii="Times New Roman" w:cs="Times New Roman" w:eastAsia="Times New Roman" w:hAnsi="Times New Roman"/>
+          <w:b w:val="false"/>
+          <w:bCs w:val="false"/>
+          <w:i w:val="false"/>
+          <w:iCs w:val="false"/>
+          <w:sz w:val="24"/>
+          <w:szCs w:val="24"/>
+        </w:rPr>
+        <w:t xml:space="preserve">A second pattern runs through the interview material: Bryant describes habits in terms that make them constitutive of who he is rather than things he does.</w:t>
+      </w:r>
+    </w:p>
+    <w:p>
+      <w:pPr>
+        <w:spacing w:after="0" w:line="480"/>
+        <w:ind w:firstLine="720"/>
+        <w:jc w:val="both"/>
+      </w:pPr>
+      <w:r>
+        <w:rPr>
+          <w:rFonts w:ascii="Times New Roman" w:cs="Times New Roman" w:eastAsia="Times New Roman" w:hAnsi="Times New Roman"/>
+          <w:b w:val="false"/>
+          <w:bCs w:val="false"/>
+          <w:i w:val="false"/>
+          <w:iCs w:val="false"/>
+          <w:sz w:val="24"/>
+          <w:szCs w:val="24"/>
+        </w:rPr>
+        <w:t xml:space="preserve">The clearest case is his treatment of friendship. Pressed in </w:t>
+      </w:r>
+      <w:r>
+        <w:rPr>
+          <w:rFonts w:ascii="Times New Roman" w:cs="Times New Roman" w:eastAsia="Times New Roman" w:hAnsi="Times New Roman"/>
+          <w:b w:val="false"/>
+          <w:bCs w:val="false"/>
+          <w:i/>
+          <w:iCs/>
+          <w:sz w:val="24"/>
+          <w:szCs w:val="24"/>
+        </w:rPr>
+        <w:t xml:space="preserve">GQ</w:t>
+      </w:r>
+      <w:r>
+        <w:rPr>
+          <w:rFonts w:ascii="Times New Roman" w:cs="Times New Roman" w:eastAsia="Times New Roman" w:hAnsi="Times New Roman"/>
+          <w:b w:val="false"/>
+          <w:bCs w:val="false"/>
+          <w:i w:val="false"/>
+          <w:iCs w:val="false"/>
+          <w:sz w:val="24"/>
+          <w:szCs w:val="24"/>
+        </w:rPr>
+        <w:t xml:space="preserve"> on whether his intensity leaves room for friends, he first tilts towards no, then corrects himself: “I have friends” (Klosterman, 2015). What follows is the significant part. He distinguishes between being a good friend and being a great one, defines the greater standard as daily contact and remembered birthdays, and concedes that his absorption in work makes him forget such things. The sequence admits the charge, supplies a standard he fails to meet, and then attributes the failure to a commitment rather than to a character defect. Sacrifice becomes a choice with a known price rather than something taken from him. The transformation is achieved grammatically, by subordinating the cost to the purpose it served.</w:t>
+      </w:r>
+    </w:p>
+    <w:p>
+      <w:pPr>
+        <w:spacing w:after="0" w:line="480"/>
+        <w:ind w:firstLine="720"/>
+        <w:jc w:val="both"/>
+      </w:pPr>
+      <w:r>
+        <w:rPr>
+          <w:rFonts w:ascii="Times New Roman" w:cs="Times New Roman" w:eastAsia="Times New Roman" w:hAnsi="Times New Roman"/>
+          <w:b w:val="false"/>
+          <w:bCs w:val="false"/>
+          <w:i w:val="false"/>
+          <w:iCs w:val="false"/>
+          <w:sz w:val="24"/>
+          <w:szCs w:val="24"/>
+        </w:rPr>
+        <w:t xml:space="preserve">The same conversion operates on the detail of pre-dawn training. The “4 a.m.” motif recurs across Bryant’s public statements, including his account of a routine he maintained into retirement (CNBC, 2018), and it has circulated in commercial as well as journalistic contexts. Its usefulness is that it is specific, repeatable and falsifiable-sounding. Unlike “dedication”, a clock time can be pictured, and it can be adopted by someone else without modification. The specificity converts an abstract claim about commitment into an apparently checkable fact, and that is precisely what allows audiences to measure themselves against it.</w:t>
+      </w:r>
+    </w:p>
+    <w:p>
+      <w:pPr>
+        <w:spacing w:after="0" w:line="480"/>
+        <w:ind w:firstLine="720"/>
+        <w:jc w:val="both"/>
+      </w:pPr>
+      <w:r>
+        <w:rPr>
+          <w:rFonts w:ascii="Times New Roman" w:cs="Times New Roman" w:eastAsia="Times New Roman" w:hAnsi="Times New Roman"/>
+          <w:b w:val="false"/>
+          <w:bCs w:val="false"/>
+          <w:i w:val="false"/>
+          <w:iCs w:val="false"/>
+          <w:sz w:val="24"/>
+          <w:szCs w:val="24"/>
+        </w:rPr>
+        <w:t xml:space="preserve">Taken together, these moves mean that Bryant does not present the Mamba Mentality as a strategy he employs but as a description of what he is. The distinction matters for how the concept travels. A strategy invites evaluation: does it work? An identity invites emulation.</w:t>
+      </w:r>
+    </w:p>
+    <w:p>
+      <w:pPr>
+        <w:pStyle w:val="Heading2"/>
+        <w:spacing w:after="160" w:before="280" w:line="480"/>
+      </w:pPr>
+      <w:r>
+        <w:rPr>
+          <w:rFonts w:ascii="Times New Roman" w:cs="Times New Roman" w:eastAsia="Times New Roman" w:hAnsi="Times New Roman"/>
+          <w:b/>
+          <w:bCs/>
+          <w:i w:val="false"/>
+          <w:iCs w:val="false"/>
+          <w:sz w:val="24"/>
+          <w:szCs w:val="24"/>
+        </w:rPr>
+        <w:t xml:space="preserve">3.3 Vulnerability and the Retirement Press Conference</w:t>
+      </w:r>
+    </w:p>
+    <w:p>
+      <w:pPr>
+        <w:spacing w:after="0" w:line="480"/>
+        <w:ind w:firstLine="720"/>
+        <w:jc w:val="both"/>
+      </w:pPr>
+      <w:r>
+        <w:rPr>
+          <w:rFonts w:ascii="Times New Roman" w:cs="Times New Roman" w:eastAsia="Times New Roman" w:hAnsi="Times New Roman"/>
+          <w:b w:val="false"/>
+          <w:bCs w:val="false"/>
+          <w:i w:val="false"/>
+          <w:iCs w:val="false"/>
+          <w:sz w:val="24"/>
+          <w:szCs w:val="24"/>
+        </w:rPr>
+        <w:t xml:space="preserve">The press conference on 29 November 2015, given after a home defeat to Indiana in which Bryant shot 4 of 20, is the one text in the corpus where the self-characterisation is placed under visible strain. Bryant announced his retirement that day through “Dear Basketball”, a letter published on </w:t>
+      </w:r>
+      <w:r>
+        <w:rPr>
+          <w:rFonts w:ascii="Times New Roman" w:cs="Times New Roman" w:eastAsia="Times New Roman" w:hAnsi="Times New Roman"/>
+          <w:b w:val="false"/>
+          <w:bCs w:val="false"/>
+          <w:i/>
+          <w:iCs/>
+          <w:sz w:val="24"/>
+          <w:szCs w:val="24"/>
+        </w:rPr>
+        <w:t xml:space="preserve">The Players’ Tribune</w:t>
+      </w:r>
+      <w:r>
+        <w:rPr>
+          <w:rFonts w:ascii="Times New Roman" w:cs="Times New Roman" w:eastAsia="Times New Roman" w:hAnsi="Times New Roman"/>
+          <w:b w:val="false"/>
+          <w:bCs w:val="false"/>
+          <w:i w:val="false"/>
+          <w:iCs w:val="false"/>
+          <w:sz w:val="24"/>
+          <w:szCs w:val="24"/>
+        </w:rPr>
+        <w:t xml:space="preserve"> (Bryant, 2015), and then took questions.</w:t>
+      </w:r>
+    </w:p>
+    <w:p>
+      <w:pPr>
+        <w:spacing w:after="0" w:line="480"/>
+        <w:ind w:firstLine="720"/>
+        <w:jc w:val="both"/>
+      </w:pPr>
+      <w:r>
+        <w:rPr>
+          <w:rFonts w:ascii="Times New Roman" w:cs="Times New Roman" w:eastAsia="Times New Roman" w:hAnsi="Times New Roman"/>
+          <w:b w:val="false"/>
+          <w:bCs w:val="false"/>
+          <w:i w:val="false"/>
+          <w:iCs w:val="false"/>
+          <w:sz w:val="24"/>
+          <w:szCs w:val="24"/>
+        </w:rPr>
+        <w:t xml:space="preserve">Asked why he was stopping, he answered by posing the question himself:</w:t>
+      </w:r>
+    </w:p>
+    <w:p>
+      <w:pPr>
+        <w:spacing w:after="120" w:before="120" w:line="480"/>
+        <w:ind w:left="720"/>
+        <w:jc w:val="both"/>
+      </w:pPr>
+      <w:r>
+        <w:rPr>
+          <w:rFonts w:ascii="Times New Roman" w:cs="Times New Roman" w:eastAsia="Times New Roman" w:hAnsi="Times New Roman"/>
+          <w:b w:val="false"/>
+          <w:bCs w:val="false"/>
+          <w:i w:val="false"/>
+          <w:iCs w:val="false"/>
+          <w:sz w:val="24"/>
+          <w:szCs w:val="24"/>
+        </w:rPr>
+        <w:t xml:space="preserve">Do I want to play again or don’t I? It’s a very simple question, but it’s a hard question to look in the mirror and ask yourself. The reality is: No, I don’t. (as reported in </w:t>
+      </w:r>
+      <w:r>
+        <w:rPr>
+          <w:rFonts w:ascii="Times New Roman" w:cs="Times New Roman" w:eastAsia="Times New Roman" w:hAnsi="Times New Roman"/>
+          <w:b w:val="false"/>
+          <w:bCs w:val="false"/>
+          <w:i/>
+          <w:iCs/>
+          <w:sz w:val="24"/>
+          <w:szCs w:val="24"/>
+        </w:rPr>
+        <w:t xml:space="preserve">CNN</w:t>
+      </w:r>
+      <w:r>
+        <w:rPr>
+          <w:rFonts w:ascii="Times New Roman" w:cs="Times New Roman" w:eastAsia="Times New Roman" w:hAnsi="Times New Roman"/>
+          <w:b w:val="false"/>
+          <w:bCs w:val="false"/>
+          <w:i w:val="false"/>
+          <w:iCs w:val="false"/>
+          <w:sz w:val="24"/>
+          <w:szCs w:val="24"/>
+        </w:rPr>
+        <w:t xml:space="preserve">, 2015)</w:t>
+      </w:r>
+    </w:p>
+    <w:p>
+      <w:pPr>
+        <w:spacing w:after="0" w:line="480"/>
+        <w:ind w:firstLine="720"/>
+        <w:jc w:val="both"/>
+      </w:pPr>
+      <w:r>
+        <w:rPr>
+          <w:rFonts w:ascii="Times New Roman" w:cs="Times New Roman" w:eastAsia="Times New Roman" w:hAnsi="Times New Roman"/>
+          <w:b w:val="false"/>
+          <w:bCs w:val="false"/>
+          <w:i w:val="false"/>
+          <w:iCs w:val="false"/>
+          <w:sz w:val="24"/>
+          <w:szCs w:val="24"/>
+        </w:rPr>
+        <w:t xml:space="preserve">Four features of this answer do the work. First, he takes the interrogative away from the reporter and asks it himself, which converts an interrogation into an act of self-examination. Second, the antithesis of “simple” and “hard” inside a single sentence relocates the difficulty: the question is not hard to understand, only hard to put to oneself. Third, the pronouns shift. “Yourself” is generic, inviting anyone listening to imagine the same confrontation, and only then does he return to “I” for the answer, so that a universal difficulty is resolved by a particular decision. Fourth, after two long clauses the reply contracts to three monosyllables, “No, I don’t”, and the syntax enacts the decisiveness the content claims. “The reality is” frames what follows as a fact discovered rather than a preference chosen.</w:t>
+      </w:r>
+    </w:p>
+    <w:p>
+      <w:pPr>
+        <w:spacing w:after="0" w:line="480"/>
+        <w:ind w:firstLine="720"/>
+        <w:jc w:val="both"/>
+      </w:pPr>
+      <w:r>
+        <w:rPr>
+          <w:rFonts w:ascii="Times New Roman" w:cs="Times New Roman" w:eastAsia="Times New Roman" w:hAnsi="Times New Roman"/>
+          <w:b w:val="false"/>
+          <w:bCs w:val="false"/>
+          <w:i w:val="false"/>
+          <w:iCs w:val="false"/>
+          <w:sz w:val="24"/>
+          <w:szCs w:val="24"/>
+        </w:rPr>
+        <w:t xml:space="preserve">The most consequential word, though, is “want”. Bryant does not say he cannot play. He says he does not wish to. Had he retired because his body failed, the Mamba Mentality would be a philosophy with an expiry date, tied to one athlete’s physical peak. By grounding the decision in the absence of desire, he leaves the philosophy intact: the mentality did not run out, the appetite did. The concept is thereby detached from the career that generated it and left available to anyone, and that detachment is what makes its later circulation possible.</w:t>
+      </w:r>
+    </w:p>
+    <w:p>
+      <w:pPr>
+        <w:spacing w:after="0" w:line="480"/>
+        <w:ind w:firstLine="720"/>
+        <w:jc w:val="both"/>
+      </w:pPr>
+      <w:r>
+        <w:rPr>
+          <w:rFonts w:ascii="Times New Roman" w:cs="Times New Roman" w:eastAsia="Times New Roman" w:hAnsi="Times New Roman"/>
+          <w:b w:val="false"/>
+          <w:bCs w:val="false"/>
+          <w:i w:val="false"/>
+          <w:iCs w:val="false"/>
+          <w:sz w:val="24"/>
+          <w:szCs w:val="24"/>
+        </w:rPr>
+        <w:t xml:space="preserve">It is worth registering that this is a press conference, not a soliloquy. The answers are shaped by the questions asked and by a format in which a public figure speaks to assembled reporters under evident emotional pressure. Even the most apparently direct text in the corpus is a joint production.</w:t>
       </w:r>
     </w:p>
     <w:p>
@@ -1731,7 +2210,19 @@
           <w:sz w:val="24"/>
           <w:szCs w:val="24"/>
         </w:rPr>
-        <w:t xml:space="preserve">3. Self-Construction in Selected Interviews</w:t>
+        <w:t xml:space="preserve">4. Mediated Self-Representation in </w:t>
+      </w:r>
+      <w:r>
+        <w:rPr>
+          <w:rFonts w:ascii="Times New Roman" w:cs="Times New Roman" w:eastAsia="Times New Roman" w:hAnsi="Times New Roman"/>
+          <w:b/>
+          <w:bCs/>
+          <w:i/>
+          <w:iCs/>
+          <w:sz w:val="24"/>
+          <w:szCs w:val="24"/>
+        </w:rPr>
+        <w:t xml:space="preserve">Kobe Bryant’s Muse</w:t>
       </w:r>
     </w:p>
     <w:p>
@@ -1749,27 +2240,15 @@
           <w:sz w:val="24"/>
           <w:szCs w:val="24"/>
         </w:rPr>
-        <w:t xml:space="preserve">3.1 Analogy as Self-Characterisation</w:t>
-      </w:r>
-    </w:p>
-    <w:p>
-      <w:pPr>
-        <w:spacing w:after="0" w:line="480"/>
-        <w:ind w:firstLine="720"/>
-        <w:jc w:val="both"/>
-      </w:pPr>
-      <w:r>
-        <w:rPr>
-          <w:rFonts w:ascii="Times New Roman" w:cs="Times New Roman" w:eastAsia="Times New Roman" w:hAnsi="Times New Roman"/>
-          <w:b w:val="false"/>
-          <w:bCs w:val="false"/>
-          <w:i w:val="false"/>
-          <w:iCs w:val="false"/>
-          <w:sz w:val="24"/>
-          <w:szCs w:val="24"/>
-        </w:rPr>
-        <w:t xml:space="preserve">The most distinctive feature of Bryant’s interview language is that he characterises himself almost entirely through analogy with figures outside basketball. In the </w:t>
-      </w:r>
+        <w:t xml:space="preserve">4.1 Voice, and the Problem of Documentary Authority</w:t>
+      </w:r>
+    </w:p>
+    <w:p>
+      <w:pPr>
+        <w:spacing w:after="0" w:line="480"/>
+        <w:ind w:firstLine="720"/>
+        <w:jc w:val="both"/>
+      </w:pPr>
       <w:r>
         <w:rPr>
           <w:rFonts w:ascii="Times New Roman" w:cs="Times New Roman" w:eastAsia="Times New Roman" w:hAnsi="Times New Roman"/>
@@ -1780,57 +2259,100 @@
           <w:sz w:val="24"/>
           <w:szCs w:val="24"/>
         </w:rPr>
-        <w:t xml:space="preserve">GQ</w:t>
-      </w:r>
-      <w:r>
-        <w:rPr>
-          <w:rFonts w:ascii="Times New Roman" w:cs="Times New Roman" w:eastAsia="Times New Roman" w:hAnsi="Times New Roman"/>
-          <w:b w:val="false"/>
-          <w:bCs w:val="false"/>
-          <w:i w:val="false"/>
-          <w:iCs w:val="false"/>
-          <w:sz w:val="24"/>
-          <w:szCs w:val="24"/>
-        </w:rPr>
-        <w:t xml:space="preserve"> interview he compares himself to Secretariat — a horse of extraordinary ability that was difficult to control — and casts Phil Jackson as the trainer attempting to harness it. Asked about shooting too often, he answers by invoking the criticism that Mozart’s compositions contained too many notes, and the reply that there were as many as were necessary. Elsewhere in the same conversation he reaches for the house system of the Harry Potter novels (Klosterman, 2015).</w:t>
-      </w:r>
-    </w:p>
-    <w:p>
-      <w:pPr>
-        <w:spacing w:after="0" w:line="480"/>
-        <w:ind w:firstLine="720"/>
-        <w:jc w:val="both"/>
-      </w:pPr>
-      <w:r>
-        <w:rPr>
-          <w:rFonts w:ascii="Times New Roman" w:cs="Times New Roman" w:eastAsia="Times New Roman" w:hAnsi="Times New Roman"/>
-          <w:b w:val="false"/>
-          <w:bCs w:val="false"/>
-          <w:i w:val="false"/>
-          <w:iCs w:val="false"/>
-          <w:sz w:val="24"/>
-          <w:szCs w:val="24"/>
-        </w:rPr>
-        <w:t xml:space="preserve">What these three analogies share is more revealing than any one of them. Each imports a frame in which the apparent flaw is reclassified as a condition of the gift. Excess becomes necessity; uncontrollability becomes thoroughbred quality; being cast as the villain becomes a house one is sorted into rather than a character one chose. The rhetorical work is defensive, and it is done without ever conceding the premise of the question. Note also the range Bryant draws on: classical music, horse racing, children’s fantasy fiction. The register is deliberately non-athletic. By refusing the vocabulary of sport, Bryant removes the philosophy from the setting that produced it, and this — more than any explicit claim to universality — is what makes the Mamba Mentality exportable. A reader who knows nothing about basketball can still follow an argument conducted through Mozart.</w:t>
-      </w:r>
-    </w:p>
-    <w:p>
-      <w:pPr>
-        <w:spacing w:after="0" w:line="480"/>
-        <w:ind w:firstLine="720"/>
-        <w:jc w:val="both"/>
-      </w:pPr>
-      <w:r>
-        <w:rPr>
-          <w:rFonts w:ascii="Times New Roman" w:cs="Times New Roman" w:eastAsia="Times New Roman" w:hAnsi="Times New Roman"/>
-          <w:b w:val="false"/>
-          <w:bCs w:val="false"/>
-          <w:i w:val="false"/>
-          <w:iCs w:val="false"/>
-          <w:sz w:val="24"/>
-          <w:szCs w:val="24"/>
-        </w:rPr>
-        <w:t xml:space="preserve">This matters for the research question because it locates the universalising move inside Bryant’s own language rather than in subsequent media framing. The interviews are not raw material that commentary later generalised; the generalisation is already there in his choice of comparison.</w:t>
+        <w:t xml:space="preserve">Muse</w:t>
+      </w:r>
+      <w:r>
+        <w:rPr>
+          <w:rFonts w:ascii="Times New Roman" w:cs="Times New Roman" w:eastAsia="Times New Roman" w:hAnsi="Times New Roman"/>
+          <w:b w:val="false"/>
+          <w:bCs w:val="false"/>
+          <w:i w:val="false"/>
+          <w:iCs w:val="false"/>
+          <w:sz w:val="24"/>
+          <w:szCs w:val="24"/>
+        </w:rPr>
+        <w:t xml:space="preserve"> is unusual in that Bryant is its only interviewee. The film is carried by his direct address to camera and his narration; other figures associated with his career, including Shaquille O’Neal, Phil Jackson and Michael Jordan, appear only in archival footage. This was not the original design. Chopra had spent months assembling a conventional documentary built on interviews with around forty people, Jackson among them, before Bryant rejected that version and the film was rebuilt around a single voice (as reported in Yahoo Finance, 2015).</w:t>
+      </w:r>
+    </w:p>
+    <w:p>
+      <w:pPr>
+        <w:spacing w:after="0" w:line="480"/>
+        <w:ind w:firstLine="720"/>
+        <w:jc w:val="both"/>
+      </w:pPr>
+      <w:r>
+        <w:rPr>
+          <w:rFonts w:ascii="Times New Roman" w:cs="Times New Roman" w:eastAsia="Times New Roman" w:hAnsi="Times New Roman"/>
+          <w:b w:val="false"/>
+          <w:bCs w:val="false"/>
+          <w:i w:val="false"/>
+          <w:iCs w:val="false"/>
+          <w:sz w:val="24"/>
+          <w:szCs w:val="24"/>
+        </w:rPr>
+        <w:t xml:space="preserve">Nichols (2001) distinguishes between the voice of a documentary’s subject and the voice of the documentary itself, meaning the perspective a film expresses through its organisation, its selections and its silences, which is never reducible to what any speaker says. That distinction is what makes the structure of </w:t>
+      </w:r>
+      <w:r>
+        <w:rPr>
+          <w:rFonts w:ascii="Times New Roman" w:cs="Times New Roman" w:eastAsia="Times New Roman" w:hAnsi="Times New Roman"/>
+          <w:b w:val="false"/>
+          <w:bCs w:val="false"/>
+          <w:i/>
+          <w:iCs/>
+          <w:sz w:val="24"/>
+          <w:szCs w:val="24"/>
+        </w:rPr>
+        <w:t xml:space="preserve">Muse</w:t>
+      </w:r>
+      <w:r>
+        <w:rPr>
+          <w:rFonts w:ascii="Times New Roman" w:cs="Times New Roman" w:eastAsia="Times New Roman" w:hAnsi="Times New Roman"/>
+          <w:b w:val="false"/>
+          <w:bCs w:val="false"/>
+          <w:i w:val="false"/>
+          <w:iCs w:val="false"/>
+          <w:sz w:val="24"/>
+          <w:szCs w:val="24"/>
+        </w:rPr>
+        <w:t xml:space="preserve"> analytically interesting rather than merely unusual. Removing competing interviewees does not remove the film’s voice; it removes the most visible evidence that there is one. When a documentary cuts between several witnesses, an audience can see that an argument is being assembled from differing accounts. When a single speaker is heard throughout, the film’s organising work becomes invisible, and its interpretations are liable to be received as the subject’s own.</w:t>
+      </w:r>
+    </w:p>
+    <w:p>
+      <w:pPr>
+        <w:spacing w:after="0" w:line="480"/>
+        <w:ind w:firstLine="720"/>
+        <w:jc w:val="both"/>
+      </w:pPr>
+      <w:r>
+        <w:rPr>
+          <w:rFonts w:ascii="Times New Roman" w:cs="Times New Roman" w:eastAsia="Times New Roman" w:hAnsi="Times New Roman"/>
+          <w:b w:val="false"/>
+          <w:bCs w:val="false"/>
+          <w:i w:val="false"/>
+          <w:iCs w:val="false"/>
+          <w:sz w:val="24"/>
+          <w:szCs w:val="24"/>
+        </w:rPr>
+        <w:t xml:space="preserve">The sole-voice structure therefore does something subtler than handing Bryant control. It converts a constructed argument into what looks like testimony. Nothing in the film contradicts Bryant, not because contradiction was suppressed in his speech, but because the form provides no position from which contradiction could be voiced. His authority over the account is produced by a decision about structure.</w:t>
+      </w:r>
+    </w:p>
+    <w:p>
+      <w:pPr>
+        <w:spacing w:after="0" w:line="480"/>
+        <w:ind w:firstLine="720"/>
+        <w:jc w:val="both"/>
+      </w:pPr>
+      <w:r>
+        <w:rPr>
+          <w:rFonts w:ascii="Times New Roman" w:cs="Times New Roman" w:eastAsia="Times New Roman" w:hAnsi="Times New Roman"/>
+          <w:b w:val="false"/>
+          <w:bCs w:val="false"/>
+          <w:i w:val="false"/>
+          <w:iCs w:val="false"/>
+          <w:sz w:val="24"/>
+          <w:szCs w:val="24"/>
+        </w:rPr>
+        <w:t xml:space="preserve">The film does not avoid difficult material. Bryant addresses the 2003 Colorado case on camera and is visibly distressed doing so, and the film includes his account of its aftermath, in which he says he lost sight of what mattered most, his family (Chopra, 2015). Reviewers disagreed about the adequacy of this treatment; Lowry (2015) called the film “largely whitewashed” and judged that it passes over the episode too quickly. The point for this analysis is not whether the coverage was sufficient but how it functions structurally. The episode enters the film as a personal crisis survived and learned from, which is the position a hardship occupies in a narrative of formation. Its legal and ethical dimensions are not the dimensions the form is built to carry.</w:t>
       </w:r>
     </w:p>
     <w:p>
@@ -1848,26 +2370,45 @@
           <w:sz w:val="24"/>
           <w:szCs w:val="24"/>
         </w:rPr>
-        <w:t xml:space="preserve">3.2 Converting Behaviour into Identity</w:t>
-      </w:r>
-    </w:p>
-    <w:p>
-      <w:pPr>
-        <w:spacing w:after="0" w:line="480"/>
-        <w:ind w:firstLine="720"/>
-        <w:jc w:val="both"/>
-      </w:pPr>
-      <w:r>
-        <w:rPr>
-          <w:rFonts w:ascii="Times New Roman" w:cs="Times New Roman" w:eastAsia="Times New Roman" w:hAnsi="Times New Roman"/>
-          <w:b w:val="false"/>
-          <w:bCs w:val="false"/>
-          <w:i w:val="false"/>
-          <w:iCs w:val="false"/>
-          <w:sz w:val="24"/>
-          <w:szCs w:val="24"/>
-        </w:rPr>
-        <w:t xml:space="preserve">A second pattern runs through the interview material: Bryant consistently describes habits in terms that make them constitutive of who he is rather than things he does. The clearest instance is the treatment of sacrifice. In the </w:t>
+        <w:t xml:space="preserve">4.2 Image, Sequence and Sound</w:t>
+      </w:r>
+    </w:p>
+    <w:p>
+      <w:pPr>
+        <w:spacing w:after="0" w:line="480"/>
+        <w:ind w:firstLine="720"/>
+        <w:jc w:val="both"/>
+      </w:pPr>
+      <w:r>
+        <w:rPr>
+          <w:rFonts w:ascii="Times New Roman" w:cs="Times New Roman" w:eastAsia="Times New Roman" w:hAnsi="Times New Roman"/>
+          <w:b w:val="false"/>
+          <w:bCs w:val="false"/>
+          <w:i w:val="false"/>
+          <w:iCs w:val="false"/>
+          <w:sz w:val="24"/>
+          <w:szCs w:val="24"/>
+        </w:rPr>
+        <w:t xml:space="preserve">If Bryant supplies the propositions, the film’s distinctive contribution lies in the apparatus around them. Three devices do most of the work.</w:t>
+      </w:r>
+    </w:p>
+    <w:p>
+      <w:pPr>
+        <w:spacing w:after="0" w:line="480"/>
+        <w:ind w:firstLine="720"/>
+        <w:jc w:val="both"/>
+      </w:pPr>
+      <w:r>
+        <w:rPr>
+          <w:rFonts w:ascii="Times New Roman" w:cs="Times New Roman" w:eastAsia="Times New Roman" w:hAnsi="Times New Roman"/>
+          <w:b w:val="false"/>
+          <w:bCs w:val="false"/>
+          <w:i w:val="false"/>
+          <w:iCs w:val="false"/>
+          <w:sz w:val="24"/>
+          <w:szCs w:val="24"/>
+        </w:rPr>
+        <w:t xml:space="preserve">Chronology is the clearest. </w:t>
       </w:r>
       <w:r>
         <w:rPr>
@@ -1879,76 +2420,142 @@
           <w:sz w:val="24"/>
           <w:szCs w:val="24"/>
         </w:rPr>
-        <w:t xml:space="preserve">GQ</w:t>
-      </w:r>
-      <w:r>
-        <w:rPr>
-          <w:rFonts w:ascii="Times New Roman" w:cs="Times New Roman" w:eastAsia="Times New Roman" w:hAnsi="Times New Roman"/>
-          <w:b w:val="false"/>
-          <w:bCs w:val="false"/>
-          <w:i w:val="false"/>
-          <w:iCs w:val="false"/>
-          <w:sz w:val="24"/>
-          <w:szCs w:val="24"/>
-        </w:rPr>
-        <w:t xml:space="preserve"> interview, the costs of his career — friendships maintained at a distance, the ordinary reciprocities of knowing people’s birthdays — are not presented as losses he regrets but as the natural consequence of a particular kind of absorption. He concedes the deficiency and immediately reframes it: he has friends, but being a great friend would require a daily attention his work does not permit (Klosterman, 2015).</w:t>
-      </w:r>
-    </w:p>
-    <w:p>
-      <w:pPr>
-        <w:spacing w:after="0" w:line="480"/>
-        <w:ind w:firstLine="720"/>
-        <w:jc w:val="both"/>
-      </w:pPr>
-      <w:r>
-        <w:rPr>
-          <w:rFonts w:ascii="Times New Roman" w:cs="Times New Roman" w:eastAsia="Times New Roman" w:hAnsi="Times New Roman"/>
-          <w:b w:val="false"/>
-          <w:bCs w:val="false"/>
-          <w:i w:val="false"/>
-          <w:iCs w:val="false"/>
-          <w:sz w:val="24"/>
-          <w:szCs w:val="24"/>
-        </w:rPr>
-        <w:t xml:space="preserve">The structure of that answer is worth pausing on. It admits the charge, supplies a standard he fails to meet, and then attributes the failure to a commitment rather than to a character defect. Sacrifice is presented as a choice with a known price, not as something taken from him. This is a transformation of a potential criticism into evidence for the philosophy, and it is accomplished grammatically — by subordinating the cost to the purpose it served.</w:t>
-      </w:r>
-    </w:p>
-    <w:p>
-      <w:pPr>
-        <w:spacing w:after="0" w:line="480"/>
-        <w:ind w:firstLine="720"/>
-        <w:jc w:val="both"/>
-      </w:pPr>
-      <w:r>
-        <w:rPr>
-          <w:rFonts w:ascii="Times New Roman" w:cs="Times New Roman" w:eastAsia="Times New Roman" w:hAnsi="Times New Roman"/>
-          <w:b w:val="false"/>
-          <w:bCs w:val="false"/>
-          <w:i w:val="false"/>
-          <w:iCs w:val="false"/>
-          <w:sz w:val="24"/>
-          <w:szCs w:val="24"/>
-        </w:rPr>
-        <w:t xml:space="preserve">The same conversion operates on the famous detail of pre-dawn training. The “4 a.m.” motif recurs across Bryant’s public statements, and it has circulated in commercial as well as journalistic contexts. Its usefulness is that it is specific, repeatable and falsifiable-sounding: unlike “dedication,” a clock time can be pictured, and it can be adopted by someone else without modification. The specificity converts an abstract claim about commitment into an apparently checkable fact, and that is precisely what allows audiences to measure themselves against it.</w:t>
-      </w:r>
-    </w:p>
-    <w:p>
-      <w:pPr>
-        <w:spacing w:after="0" w:line="480"/>
-        <w:ind w:firstLine="720"/>
-        <w:jc w:val="both"/>
-      </w:pPr>
-      <w:r>
-        <w:rPr>
-          <w:rFonts w:ascii="Times New Roman" w:cs="Times New Roman" w:eastAsia="Times New Roman" w:hAnsi="Times New Roman"/>
-          <w:b w:val="false"/>
-          <w:bCs w:val="false"/>
-          <w:i w:val="false"/>
-          <w:iCs w:val="false"/>
-          <w:sz w:val="24"/>
-          <w:szCs w:val="24"/>
-        </w:rPr>
-        <w:t xml:space="preserve">Taken together, these moves mean that Bryant does not present the Mamba Mentality as a strategy he employs but as a description of what he is. The distinction is significant for how the concept travels. A strategy invites evaluation — does it work? An identity invites emulation.</w:t>
+        <w:t xml:space="preserve">Muse</w:t>
+      </w:r>
+      <w:r>
+        <w:rPr>
+          <w:rFonts w:ascii="Times New Roman" w:cs="Times New Roman" w:eastAsia="Times New Roman" w:hAnsi="Times New Roman"/>
+          <w:b w:val="false"/>
+          <w:bCs w:val="false"/>
+          <w:i w:val="false"/>
+          <w:iCs w:val="false"/>
+          <w:sz w:val="24"/>
+          <w:szCs w:val="24"/>
+        </w:rPr>
+        <w:t xml:space="preserve"> does not proceed in sequence. It moves associatively, placing periods of injury and difficulty beside periods of achievement so that each appears to explain the other. In the sequence treating the Achilles rupture of April 2013 and the rehabilitation that followed [TIMESTAMP], the recovery footage is set against earlier material so that it reads as confirmation of a disposition already established rather than as a separate event. Barthes (1957/1972) describes myth as the operation by which the contingent and historical is made to appear natural and essential, and this editing pattern performs exactly that operation. An injury is a contingency; placed in this sequence it becomes an occasion on which an essential quality was revealed. The resulting proposition, that the Mamba Mentality is not a method Bryant adopted but the thing he fundamentally is, is one the film asserts through arrangement without ever stating it.</w:t>
+      </w:r>
+    </w:p>
+    <w:p>
+      <w:pPr>
+        <w:spacing w:after="0" w:line="480"/>
+        <w:ind w:firstLine="720"/>
+        <w:jc w:val="both"/>
+      </w:pPr>
+      <w:r>
+        <w:rPr>
+          <w:rFonts w:ascii="Times New Roman" w:cs="Times New Roman" w:eastAsia="Times New Roman" w:hAnsi="Times New Roman"/>
+          <w:b w:val="false"/>
+          <w:bCs w:val="false"/>
+          <w:i w:val="false"/>
+          <w:iCs w:val="false"/>
+          <w:sz w:val="24"/>
+          <w:szCs w:val="24"/>
+        </w:rPr>
+        <w:t xml:space="preserve">Cinematography contributes a second layer. The rehabilitation material is shot in monochrome and in a visual register quite distinct from the archival game footage, which arrives in the colour and texture of broadcast television [TIMESTAMP]; Lowry (2015) notes the same contrast. Two orders of image are thereby established: the public, collective, televised past, and a present that is private, isolated and composed. Placing the second in the position of interpretive authority over the first implies that the televised career was the surface and the solitary labour was the reality. The viewer is offered access to a privileged interior, which is itself a construction, lit and framed.</w:t>
+      </w:r>
+    </w:p>
+    <w:p>
+      <w:pPr>
+        <w:spacing w:after="0" w:line="480"/>
+        <w:ind w:firstLine="720"/>
+        <w:jc w:val="both"/>
+      </w:pPr>
+      <w:r>
+        <w:rPr>
+          <w:rFonts w:ascii="Times New Roman" w:cs="Times New Roman" w:eastAsia="Times New Roman" w:hAnsi="Times New Roman"/>
+          <w:b w:val="false"/>
+          <w:bCs w:val="false"/>
+          <w:i w:val="false"/>
+          <w:iCs w:val="false"/>
+          <w:sz w:val="24"/>
+          <w:szCs w:val="24"/>
+        </w:rPr>
+        <w:t xml:space="preserve">Sound completes the effect. Kris Bowers’s original score accompanies the film’s turning points [TIMESTAMP]. Chion (1994) uses the term </w:t>
+      </w:r>
+      <w:r>
+        <w:rPr>
+          <w:rFonts w:ascii="Times New Roman" w:cs="Times New Roman" w:eastAsia="Times New Roman" w:hAnsi="Times New Roman"/>
+          <w:b w:val="false"/>
+          <w:bCs w:val="false"/>
+          <w:i/>
+          <w:iCs/>
+          <w:sz w:val="24"/>
+          <w:szCs w:val="24"/>
+        </w:rPr>
+        <w:t xml:space="preserve">added value</w:t>
+      </w:r>
+      <w:r>
+        <w:rPr>
+          <w:rFonts w:ascii="Times New Roman" w:cs="Times New Roman" w:eastAsia="Times New Roman" w:hAnsi="Times New Roman"/>
+          <w:b w:val="false"/>
+          <w:bCs w:val="false"/>
+          <w:i w:val="false"/>
+          <w:iCs w:val="false"/>
+          <w:sz w:val="24"/>
+          <w:szCs w:val="24"/>
+        </w:rPr>
+        <w:t xml:space="preserve"> for the way sound invests an image with meaning that the viewer then experiences as belonging to the image itself rather than to the soundtrack. The concept is precise about what is happening here: the score does not tell the audience that a moment is significant, it makes the moment feel significant, and the feeling is attributed to the event on screen. Where Bryant’s language argues that his discipline was meaningful, the music causes an audience to experience meaning directly. That is a different and more durable kind of persuasion, and it operates below the level at which claims can be assessed.</w:t>
+      </w:r>
+    </w:p>
+    <w:p>
+      <w:pPr>
+        <w:spacing w:after="0" w:line="480"/>
+        <w:ind w:firstLine="720"/>
+        <w:jc w:val="both"/>
+      </w:pPr>
+      <w:r>
+        <w:rPr>
+          <w:rFonts w:ascii="Times New Roman" w:cs="Times New Roman" w:eastAsia="Times New Roman" w:hAnsi="Times New Roman"/>
+          <w:b w:val="false"/>
+          <w:bCs w:val="false"/>
+          <w:i w:val="false"/>
+          <w:iCs w:val="false"/>
+          <w:sz w:val="24"/>
+          <w:szCs w:val="24"/>
+        </w:rPr>
+        <w:t xml:space="preserve">Attributing these effects is less simple than it first appears. Bryant did not photograph, cut or score the film, and the techniques that make it persuasive were executed by Chopra, the editors, the cinematographers and Bowers. Yet Chopra’s account places Bryant in the edit suite while the cutting, the shot selection, the score and the colour grade were being settled (Chopra, 2021). The honest description is not that the filmmakers imposed a form on Bryant’s material, nor that Bryant dictated it, but that the form was negotiated in a room he had built next to his house. This is the precise sense in which </w:t>
+      </w:r>
+      <w:r>
+        <w:rPr>
+          <w:rFonts w:ascii="Times New Roman" w:cs="Times New Roman" w:eastAsia="Times New Roman" w:hAnsi="Times New Roman"/>
+          <w:b w:val="false"/>
+          <w:bCs w:val="false"/>
+          <w:i/>
+          <w:iCs/>
+          <w:sz w:val="24"/>
+          <w:szCs w:val="24"/>
+        </w:rPr>
+        <w:t xml:space="preserve">Muse</w:t>
+      </w:r>
+      <w:r>
+        <w:rPr>
+          <w:rFonts w:ascii="Times New Roman" w:cs="Times New Roman" w:eastAsia="Times New Roman" w:hAnsi="Times New Roman"/>
+          <w:b w:val="false"/>
+          <w:bCs w:val="false"/>
+          <w:i w:val="false"/>
+          <w:iCs w:val="false"/>
+          <w:sz w:val="24"/>
+          <w:szCs w:val="24"/>
+        </w:rPr>
+        <w:t xml:space="preserve"> is a mediated self-portrait.</w:t>
+      </w:r>
+    </w:p>
+    <w:p>
+      <w:pPr>
+        <w:pStyle w:val="Heading1"/>
+        <w:spacing w:after="200" w:before="360" w:line="480"/>
+      </w:pPr>
+      <w:r>
+        <w:rPr>
+          <w:rFonts w:ascii="Times New Roman" w:cs="Times New Roman" w:eastAsia="Times New Roman" w:hAnsi="Times New Roman"/>
+          <w:b/>
+          <w:bCs/>
+          <w:i w:val="false"/>
+          <w:iCs w:val="false"/>
+          <w:sz w:val="24"/>
+          <w:szCs w:val="24"/>
+        </w:rPr>
+        <w:t xml:space="preserve">5. Comparison and Synthesis</w:t>
       </w:r>
     </w:p>
     <w:p>
@@ -1966,27 +2573,71 @@
           <w:sz w:val="24"/>
           <w:szCs w:val="24"/>
         </w:rPr>
-        <w:t xml:space="preserve">3.3 Venue and Register: The Talk-Show Appearance</w:t>
-      </w:r>
-    </w:p>
-    <w:p>
-      <w:pPr>
-        <w:spacing w:after="0" w:line="480"/>
-        <w:ind w:firstLine="720"/>
-        <w:jc w:val="both"/>
-      </w:pPr>
-      <w:r>
-        <w:rPr>
-          <w:rFonts w:ascii="Times New Roman" w:cs="Times New Roman" w:eastAsia="Times New Roman" w:hAnsi="Times New Roman"/>
-          <w:b w:val="false"/>
-          <w:bCs w:val="false"/>
-          <w:i w:val="false"/>
-          <w:iCs w:val="false"/>
-          <w:sz w:val="24"/>
-          <w:szCs w:val="24"/>
-        </w:rPr>
-        <w:t xml:space="preserve">The </w:t>
-      </w:r>
+        <w:t xml:space="preserve">5.1 Continuities</w:t>
+      </w:r>
+    </w:p>
+    <w:p>
+      <w:pPr>
+        <w:spacing w:after="0" w:line="480"/>
+        <w:ind w:firstLine="720"/>
+        <w:jc w:val="both"/>
+      </w:pPr>
+      <w:r>
+        <w:rPr>
+          <w:rFonts w:ascii="Times New Roman" w:cs="Times New Roman" w:eastAsia="Times New Roman" w:hAnsi="Times New Roman"/>
+          <w:b w:val="false"/>
+          <w:bCs w:val="false"/>
+          <w:i w:val="false"/>
+          <w:iCs w:val="false"/>
+          <w:sz w:val="24"/>
+          <w:szCs w:val="24"/>
+        </w:rPr>
+        <w:t xml:space="preserve">The two text types agree substantially, which is unsurprising given their shared origin and overlapping release. Both organise Bryant’s life around discipline, sacrifice and the pursuit of mastery. Both prefer concrete, specific evidence, such as training times and hours of film study, over general statements of commitment, and both thereby make an abstract disposition look like a documented fact. Most importantly, both present the Mamba Mentality as an identity rather than a technique, which is the move that permits the concept to be adopted wholesale rather than evaluated piecemeal.</w:t>
+      </w:r>
+    </w:p>
+    <w:p>
+      <w:pPr>
+        <w:pStyle w:val="Heading2"/>
+        <w:spacing w:after="160" w:before="280" w:line="480"/>
+      </w:pPr>
+      <w:r>
+        <w:rPr>
+          <w:rFonts w:ascii="Times New Roman" w:cs="Times New Roman" w:eastAsia="Times New Roman" w:hAnsi="Times New Roman"/>
+          <w:b/>
+          <w:bCs/>
+          <w:i w:val="false"/>
+          <w:iCs w:val="false"/>
+          <w:sz w:val="24"/>
+          <w:szCs w:val="24"/>
+        </w:rPr>
+        <w:t xml:space="preserve">5.2 Divergences</w:t>
+      </w:r>
+    </w:p>
+    <w:p>
+      <w:pPr>
+        <w:spacing w:after="0" w:line="480"/>
+        <w:ind w:firstLine="720"/>
+        <w:jc w:val="both"/>
+      </w:pPr>
+      <w:r>
+        <w:rPr>
+          <w:rFonts w:ascii="Times New Roman" w:cs="Times New Roman" w:eastAsia="Times New Roman" w:hAnsi="Times New Roman"/>
+          <w:b w:val="false"/>
+          <w:bCs w:val="false"/>
+          <w:i w:val="false"/>
+          <w:iCs w:val="false"/>
+          <w:sz w:val="24"/>
+          <w:szCs w:val="24"/>
+        </w:rPr>
+        <w:t xml:space="preserve">The divergence is one of mode rather than content. The interviews are argumentative: Bryant is responding to questions, defending positions, conceding and reframing. The reasoning is visible, and because it is visible it can be examined. A reader can notice that the Mozart analogy evades the question it answers.</w:t>
+      </w:r>
+    </w:p>
+    <w:p>
+      <w:pPr>
+        <w:spacing w:after="0" w:line="480"/>
+        <w:ind w:firstLine="720"/>
+        <w:jc w:val="both"/>
+      </w:pPr>
       <w:r>
         <w:rPr>
           <w:rFonts w:ascii="Times New Roman" w:cs="Times New Roman" w:eastAsia="Times New Roman" w:hAnsi="Times New Roman"/>
@@ -1997,20 +2648,102 @@
           <w:sz w:val="24"/>
           <w:szCs w:val="24"/>
         </w:rPr>
-        <w:t xml:space="preserve">Jimmy Kimmel Live!</w:t>
-      </w:r>
-      <w:r>
-        <w:rPr>
-          <w:rFonts w:ascii="Times New Roman" w:cs="Times New Roman" w:eastAsia="Times New Roman" w:hAnsi="Times New Roman"/>
-          <w:b w:val="false"/>
-          <w:bCs w:val="false"/>
-          <w:i w:val="false"/>
-          <w:iCs w:val="false"/>
-          <w:sz w:val="24"/>
-          <w:szCs w:val="24"/>
-        </w:rPr>
-        <w:t xml:space="preserve"> appearance of 23 February 2015 is the least discussed of these texts and the most revealing about the conditions under which the philosophy circulated. It is a network entertainment programme broadcast on ABC to a general rather than a sports audience, built around a host who sets the agenda, and divided into short segments before a studio audience. Bryant discussed the forthcoming documentary, the Lakers’ poor season, his shoulder injury and speculation about retirement (</w:t>
-      </w:r>
+        <w:t xml:space="preserve">Muse</w:t>
+      </w:r>
+      <w:r>
+        <w:rPr>
+          <w:rFonts w:ascii="Times New Roman" w:cs="Times New Roman" w:eastAsia="Times New Roman" w:hAnsi="Times New Roman"/>
+          <w:b w:val="false"/>
+          <w:bCs w:val="false"/>
+          <w:i w:val="false"/>
+          <w:iCs w:val="false"/>
+          <w:sz w:val="24"/>
+          <w:szCs w:val="24"/>
+        </w:rPr>
+        <w:t xml:space="preserve"> is not argumentative. Its central claims are carried by sequence, image and score rather than by statement, and claims delivered that way cannot be disagreed with in the same manner, because they are never quite made. This is why the film produces the more coherent and the less examinable version of the concept.</w:t>
+      </w:r>
+    </w:p>
+    <w:p>
+      <w:pPr>
+        <w:spacing w:after="0" w:line="480"/>
+        <w:ind w:firstLine="720"/>
+        <w:jc w:val="both"/>
+      </w:pPr>
+      <w:r>
+        <w:rPr>
+          <w:rFonts w:ascii="Times New Roman" w:cs="Times New Roman" w:eastAsia="Times New Roman" w:hAnsi="Times New Roman"/>
+          <w:b w:val="false"/>
+          <w:bCs w:val="false"/>
+          <w:i w:val="false"/>
+          <w:iCs w:val="false"/>
+          <w:sz w:val="24"/>
+          <w:szCs w:val="24"/>
+        </w:rPr>
+        <w:t xml:space="preserve">There is also a difference in interiority, though not the one a straightforward “media flattens the person” account would predict. The press conference, where Bryant answers unscripted questions in public under pressure, is in some respects the more exposed text; the documentary’s intimacy is composed. The film is more revealing in content and more controlled in form, and these pull in opposite directions.</w:t>
+      </w:r>
+    </w:p>
+    <w:p>
+      <w:pPr>
+        <w:pStyle w:val="Heading2"/>
+        <w:spacing w:after="160" w:before="280" w:line="480"/>
+      </w:pPr>
+      <w:r>
+        <w:rPr>
+          <w:rFonts w:ascii="Times New Roman" w:cs="Times New Roman" w:eastAsia="Times New Roman" w:hAnsi="Times New Roman"/>
+          <w:b/>
+          <w:bCs/>
+          <w:i w:val="false"/>
+          <w:iCs w:val="false"/>
+          <w:sz w:val="24"/>
+          <w:szCs w:val="24"/>
+        </w:rPr>
+        <w:t xml:space="preserve">5.3 The Extent of Each Contribution</w:t>
+      </w:r>
+    </w:p>
+    <w:p>
+      <w:pPr>
+        <w:spacing w:after="0" w:line="480"/>
+        <w:ind w:firstLine="720"/>
+        <w:jc w:val="both"/>
+      </w:pPr>
+      <w:r>
+        <w:rPr>
+          <w:rFonts w:ascii="Times New Roman" w:cs="Times New Roman" w:eastAsia="Times New Roman" w:hAnsi="Times New Roman"/>
+          <w:b w:val="false"/>
+          <w:bCs w:val="false"/>
+          <w:i w:val="false"/>
+          <w:iCs w:val="false"/>
+          <w:sz w:val="24"/>
+          <w:szCs w:val="24"/>
+        </w:rPr>
+        <w:t xml:space="preserve">The two text types contribute unequally and differently.</w:t>
+      </w:r>
+    </w:p>
+    <w:p>
+      <w:pPr>
+        <w:spacing w:after="0" w:line="480"/>
+        <w:ind w:firstLine="720"/>
+        <w:jc w:val="both"/>
+      </w:pPr>
+      <w:r>
+        <w:rPr>
+          <w:rFonts w:ascii="Times New Roman" w:cs="Times New Roman" w:eastAsia="Times New Roman" w:hAnsi="Times New Roman"/>
+          <w:b w:val="false"/>
+          <w:bCs w:val="false"/>
+          <w:i w:val="false"/>
+          <w:iCs w:val="false"/>
+          <w:sz w:val="24"/>
+          <w:szCs w:val="24"/>
+        </w:rPr>
+        <w:t xml:space="preserve">The interviews are the necessary condition. The vocabulary, the analogies, the process-over-outcome framing and the identity grammar all originate in Bryant’s speech. Without them there is no philosophy for any film to organise. Their limitation is that interview language is dispersed and occasional: it exists across scattered conversations, each shaped by an interviewer’s agenda, with no governing structure.</w:t>
+      </w:r>
+    </w:p>
+    <w:p>
+      <w:pPr>
+        <w:spacing w:after="0" w:line="480"/>
+        <w:ind w:firstLine="720"/>
+        <w:jc w:val="both"/>
+      </w:pPr>
       <w:r>
         <w:rPr>
           <w:rFonts w:ascii="Times New Roman" w:cs="Times New Roman" w:eastAsia="Times New Roman" w:hAnsi="Times New Roman"/>
@@ -2021,38 +2754,19 @@
           <w:sz w:val="24"/>
           <w:szCs w:val="24"/>
         </w:rPr>
-        <w:t xml:space="preserve">Jimmy Kimmel Live!</w:t>
-      </w:r>
-      <w:r>
-        <w:rPr>
-          <w:rFonts w:ascii="Times New Roman" w:cs="Times New Roman" w:eastAsia="Times New Roman" w:hAnsi="Times New Roman"/>
-          <w:b w:val="false"/>
-          <w:bCs w:val="false"/>
-          <w:i w:val="false"/>
-          <w:iCs w:val="false"/>
-          <w:sz w:val="24"/>
-          <w:szCs w:val="24"/>
-        </w:rPr>
-        <w:t xml:space="preserve">, 2015).</w:t>
-      </w:r>
-    </w:p>
-    <w:p>
-      <w:pPr>
-        <w:spacing w:after="0" w:line="480"/>
-        <w:ind w:firstLine="720"/>
-        <w:jc w:val="both"/>
-      </w:pPr>
-      <w:r>
-        <w:rPr>
-          <w:rFonts w:ascii="Times New Roman" w:cs="Times New Roman" w:eastAsia="Times New Roman" w:hAnsi="Times New Roman"/>
-          <w:b w:val="false"/>
-          <w:bCs w:val="false"/>
-          <w:i w:val="false"/>
-          <w:iCs w:val="false"/>
-          <w:sz w:val="24"/>
-          <w:szCs w:val="24"/>
-        </w:rPr>
-        <w:t xml:space="preserve">The genre imposes constraints that </w:t>
+        <w:t xml:space="preserve">Muse</w:t>
+      </w:r>
+      <w:r>
+        <w:rPr>
+          <w:rFonts w:ascii="Times New Roman" w:cs="Times New Roman" w:eastAsia="Times New Roman" w:hAnsi="Times New Roman"/>
+          <w:b w:val="false"/>
+          <w:bCs w:val="false"/>
+          <w:i w:val="false"/>
+          <w:iCs w:val="false"/>
+          <w:sz w:val="24"/>
+          <w:szCs w:val="24"/>
+        </w:rPr>
+        <w:t xml:space="preserve"> supplies that structure, and this is its specific contribution. It adds little propositional content that the interviews do not already contain. What it adds is coherence, emotional force and the appearance of necessity, the sense that these episodes had to mean what the film says they mean. The timing supports this reading. The </w:t>
       </w:r>
       <w:r>
         <w:rPr>
@@ -2076,63 +2790,7 @@
           <w:sz w:val="24"/>
           <w:szCs w:val="24"/>
         </w:rPr>
-        <w:t xml:space="preserve"> does not. A magazine profile can sustain an extended analogy across several paragraphs; a talk-show segment cannot. The philosophy has to arrive compressed, in anecdote-sized units, in a register that is amiable rather than adversarial, and addressed to listeners with no particular investment in basketball. What matters is that the concept survives this compression. A philosophy that depended on technical detail or sustained argument would not; one assembled, as Bryant’s is, from portable analogies and a memorable clock time, does.</w:t>
-      </w:r>
-    </w:p>
-    <w:p>
-      <w:pPr>
-        <w:spacing w:after="0" w:line="480"/>
-        <w:ind w:firstLine="720"/>
-        <w:jc w:val="both"/>
-      </w:pPr>
-      <w:r>
-        <w:rPr>
-          <w:rFonts w:ascii="Times New Roman" w:cs="Times New Roman" w:eastAsia="Times New Roman" w:hAnsi="Times New Roman"/>
-          <w:b w:val="false"/>
-          <w:bCs w:val="false"/>
-          <w:i w:val="false"/>
-          <w:iCs w:val="false"/>
-          <w:sz w:val="24"/>
-          <w:szCs w:val="24"/>
-        </w:rPr>
-        <w:t xml:space="preserve">This bears directly on the research question. The universality of the Mamba Mentality is usually credited to Bryant’s intention, and 3.1 showed that his analogies do carry it beyond sport. But the demand for portability is also structural. Appearing across magazine journalism, late-night television and a premium-cable documentary inside a fortnight requires a formulation that functions in all three, and the version that emerges is shaped by that requirement as much as by any single authorial decision. The media circuit does not simply transmit the philosophy; it selects for the version of it that travels.</w:t>
-      </w:r>
-    </w:p>
-    <w:p>
-      <w:pPr>
-        <w:pStyle w:val="Heading2"/>
-        <w:spacing w:after="160" w:before="280" w:line="480"/>
-      </w:pPr>
-      <w:r>
-        <w:rPr>
-          <w:rFonts w:ascii="Times New Roman" w:cs="Times New Roman" w:eastAsia="Times New Roman" w:hAnsi="Times New Roman"/>
-          <w:b/>
-          <w:bCs/>
-          <w:i w:val="false"/>
-          <w:iCs w:val="false"/>
-          <w:sz w:val="24"/>
-          <w:szCs w:val="24"/>
-        </w:rPr>
-        <w:t xml:space="preserve">3.4 Vulnerability and the Retirement Press Conference</w:t>
-      </w:r>
-    </w:p>
-    <w:p>
-      <w:pPr>
-        <w:spacing w:after="0" w:line="480"/>
-        <w:ind w:firstLine="720"/>
-        <w:jc w:val="both"/>
-      </w:pPr>
-      <w:r>
-        <w:rPr>
-          <w:rFonts w:ascii="Times New Roman" w:cs="Times New Roman" w:eastAsia="Times New Roman" w:hAnsi="Times New Roman"/>
-          <w:b w:val="false"/>
-          <w:bCs w:val="false"/>
-          <w:i w:val="false"/>
-          <w:iCs w:val="false"/>
-          <w:sz w:val="24"/>
-          <w:szCs w:val="24"/>
-        </w:rPr>
-        <w:t xml:space="preserve">The press conference on 29 November 2015, given after a home defeat to Indiana in which Bryant shot 4 of 20, is the one text in the corpus where the self-characterisation is placed under visible strain. Bryant announced his retirement that day through “Dear Basketball,” a letter published on </w:t>
+        <w:t xml:space="preserve"> profile appeared on 17 February 2015, Bryant appeared on </w:t>
       </w:r>
       <w:r>
         <w:rPr>
@@ -2144,39 +2802,102 @@
           <w:sz w:val="24"/>
           <w:szCs w:val="24"/>
         </w:rPr>
-        <w:t xml:space="preserve">The Players’ Tribune</w:t>
-      </w:r>
-      <w:r>
-        <w:rPr>
-          <w:rFonts w:ascii="Times New Roman" w:cs="Times New Roman" w:eastAsia="Times New Roman" w:hAnsi="Times New Roman"/>
-          <w:b w:val="false"/>
-          <w:bCs w:val="false"/>
-          <w:i w:val="false"/>
-          <w:iCs w:val="false"/>
-          <w:sz w:val="24"/>
-          <w:szCs w:val="24"/>
-        </w:rPr>
-        <w:t xml:space="preserve"> (Bryant, 2015), and then took questions.</w:t>
-      </w:r>
-    </w:p>
-    <w:p>
-      <w:pPr>
-        <w:spacing w:after="0" w:line="480"/>
-        <w:ind w:firstLine="720"/>
-        <w:jc w:val="both"/>
-      </w:pPr>
-      <w:r>
-        <w:rPr>
-          <w:rFonts w:ascii="Times New Roman" w:cs="Times New Roman" w:eastAsia="Times New Roman" w:hAnsi="Times New Roman"/>
-          <w:b w:val="false"/>
-          <w:bCs w:val="false"/>
-          <w:i w:val="false"/>
-          <w:iCs w:val="false"/>
-          <w:sz w:val="24"/>
-          <w:szCs w:val="24"/>
-        </w:rPr>
-        <w:t xml:space="preserve">His answers are notable for what they decline to do. He does not attribute the decision to injury, age or decline in the manner such announcements usually take. Asked why, he said: “I just had to accept the fact that I don’t want to do this any more,” and, on the possibility of continuing, “If I had the burning desire to continue to play, I would” (as reported in </w:t>
-      </w:r>
+        <w:t xml:space="preserve">Jimmy Kimmel Live!</w:t>
+      </w:r>
+      <w:r>
+        <w:rPr>
+          <w:rFonts w:ascii="Times New Roman" w:cs="Times New Roman" w:eastAsia="Times New Roman" w:hAnsi="Times New Roman"/>
+          <w:b w:val="false"/>
+          <w:bCs w:val="false"/>
+          <w:i w:val="false"/>
+          <w:iCs w:val="false"/>
+          <w:sz w:val="24"/>
+          <w:szCs w:val="24"/>
+        </w:rPr>
+        <w:t xml:space="preserve"> on 23 February and discussed the forthcoming documentary, and the premiere followed on 28 February. Three appearances inside eleven days indicate that the interviews of early 2015 and the documentary were not independent texts arriving separately but coordinated elements of a single release.</w:t>
+      </w:r>
+    </w:p>
+    <w:p>
+      <w:pPr>
+        <w:spacing w:after="0" w:line="480"/>
+        <w:ind w:firstLine="720"/>
+        <w:jc w:val="both"/>
+      </w:pPr>
+      <w:r>
+        <w:rPr>
+          <w:rFonts w:ascii="Times New Roman" w:cs="Times New Roman" w:eastAsia="Times New Roman" w:hAnsi="Times New Roman"/>
+          <w:b w:val="false"/>
+          <w:bCs w:val="false"/>
+          <w:i w:val="false"/>
+          <w:iCs w:val="false"/>
+          <w:sz w:val="24"/>
+          <w:szCs w:val="24"/>
+        </w:rPr>
+        <w:t xml:space="preserve">Two qualifications limit how far the claim can be pushed. First, Bryant’s executive-producer credit does not by itself establish authorial control, and the evidence is mixed: the credit was publicly described as honorary, while Bryant’s own account and Chopra’s both indicate substantial involvement in the film’s architecture and texture. Second, textual analysis can establish what these texts do; it cannot establish what audiences did with them. The subsequent adoption of the phrase, and especially its intensification after Bryant’s death in January 2020, involves reception processes this method cannot reach.</w:t>
+      </w:r>
+    </w:p>
+    <w:p>
+      <w:pPr>
+        <w:pStyle w:val="Heading1"/>
+        <w:spacing w:after="200" w:before="360" w:line="480"/>
+      </w:pPr>
+      <w:r>
+        <w:rPr>
+          <w:rFonts w:ascii="Times New Roman" w:cs="Times New Roman" w:eastAsia="Times New Roman" w:hAnsi="Times New Roman"/>
+          <w:b/>
+          <w:bCs/>
+          <w:i w:val="false"/>
+          <w:iCs w:val="false"/>
+          <w:sz w:val="24"/>
+          <w:szCs w:val="24"/>
+        </w:rPr>
+        <w:t xml:space="preserve">6. Conclusion</w:t>
+      </w:r>
+    </w:p>
+    <w:p>
+      <w:pPr>
+        <w:spacing w:after="0" w:line="480"/>
+        <w:ind w:firstLine="720"/>
+        <w:jc w:val="both"/>
+      </w:pPr>
+      <w:r>
+        <w:rPr>
+          <w:rFonts w:ascii="Times New Roman" w:cs="Times New Roman" w:eastAsia="Times New Roman" w:hAnsi="Times New Roman"/>
+          <w:b w:val="false"/>
+          <w:bCs w:val="false"/>
+          <w:i w:val="false"/>
+          <w:iCs w:val="false"/>
+          <w:sz w:val="24"/>
+          <w:szCs w:val="24"/>
+        </w:rPr>
+        <w:t xml:space="preserve">Within those limits, the research question can be answered directly: the two text types contribute extensively to the public image of the “Mamba Mentality”, but they contribute different things, and the opposition between self-representation and media representation does not survive the analysis.</w:t>
+      </w:r>
+    </w:p>
+    <w:p>
+      <w:pPr>
+        <w:spacing w:after="0" w:line="480"/>
+        <w:ind w:firstLine="720"/>
+        <w:jc w:val="both"/>
+      </w:pPr>
+      <w:r>
+        <w:rPr>
+          <w:rFonts w:ascii="Times New Roman" w:cs="Times New Roman" w:eastAsia="Times New Roman" w:hAnsi="Times New Roman"/>
+          <w:b w:val="false"/>
+          <w:bCs w:val="false"/>
+          <w:i w:val="false"/>
+          <w:iCs w:val="false"/>
+          <w:sz w:val="24"/>
+          <w:szCs w:val="24"/>
+        </w:rPr>
+        <w:t xml:space="preserve">The interviews supply what the concept consists of. Bryant builds it himself, in language. He characterises himself through analogies borrowed from outside sport, which is what lifts the philosophy clear of basketball. He concedes criticisms and returns them as category errors, which makes the identity appear earned rather than asserted. And in explaining his retirement he chooses “want” over “can”, locating the end of his career in desire rather than in the body, which detaches the philosophy from the athlete and leaves it available to anyone.</w:t>
+      </w:r>
+    </w:p>
+    <w:p>
+      <w:pPr>
+        <w:spacing w:after="0" w:line="480"/>
+        <w:ind w:firstLine="720"/>
+        <w:jc w:val="both"/>
+      </w:pPr>
       <w:r>
         <w:rPr>
           <w:rFonts w:ascii="Times New Roman" w:cs="Times New Roman" w:eastAsia="Times New Roman" w:hAnsi="Times New Roman"/>
@@ -2187,833 +2908,19 @@
           <w:sz w:val="24"/>
           <w:szCs w:val="24"/>
         </w:rPr>
-        <w:t xml:space="preserve">CNN</w:t>
-      </w:r>
-      <w:r>
-        <w:rPr>
-          <w:rFonts w:ascii="Times New Roman" w:cs="Times New Roman" w:eastAsia="Times New Roman" w:hAnsi="Times New Roman"/>
-          <w:b w:val="false"/>
-          <w:bCs w:val="false"/>
-          <w:i w:val="false"/>
-          <w:iCs w:val="false"/>
-          <w:sz w:val="24"/>
-          <w:szCs w:val="24"/>
-        </w:rPr>
-        <w:t xml:space="preserve">, 2015, and </w:t>
-      </w:r>
-      <w:r>
-        <w:rPr>
-          <w:rFonts w:ascii="Times New Roman" w:cs="Times New Roman" w:eastAsia="Times New Roman" w:hAnsi="Times New Roman"/>
-          <w:b w:val="false"/>
-          <w:bCs w:val="false"/>
-          <w:i/>
-          <w:iCs/>
-          <w:sz w:val="24"/>
-          <w:szCs w:val="24"/>
-        </w:rPr>
-        <w:t xml:space="preserve">Sports Illustrated</w:t>
-      </w:r>
-      <w:r>
-        <w:rPr>
-          <w:rFonts w:ascii="Times New Roman" w:cs="Times New Roman" w:eastAsia="Times New Roman" w:hAnsi="Times New Roman"/>
-          <w:b w:val="false"/>
-          <w:bCs w:val="false"/>
-          <w:i w:val="false"/>
-          <w:iCs w:val="false"/>
-          <w:sz w:val="24"/>
-          <w:szCs w:val="24"/>
-        </w:rPr>
-        <w:t xml:space="preserve">, 2015). The explanation is relocated from the body to the will. Desire, not capacity, is given as the operative cause.</w:t>
-      </w:r>
-    </w:p>
-    <w:p>
-      <w:pPr>
-        <w:spacing w:after="0" w:line="480"/>
-        <w:ind w:firstLine="720"/>
-        <w:jc w:val="both"/>
-      </w:pPr>
-      <w:r>
-        <w:rPr>
-          <w:rFonts w:ascii="Times New Roman" w:cs="Times New Roman" w:eastAsia="Times New Roman" w:hAnsi="Times New Roman"/>
-          <w:b w:val="false"/>
-          <w:bCs w:val="false"/>
-          <w:i w:val="false"/>
-          <w:iCs w:val="false"/>
-          <w:sz w:val="24"/>
-          <w:szCs w:val="24"/>
-        </w:rPr>
-        <w:t xml:space="preserve">This is the most consequential rhetorical choice in the interview corpus, and it has a clear function. If Bryant had retired because his body failed, the Mamba Mentality would be a philosophy with an expiry date, tied to a particular athlete’s physical peak. By grounding the decision in the absence of desire, he preserves the philosophy intact: the mentality did not run out, the appetite did. The concept is thereby detached from the career that generated it and left available to anyone. That detachment is also what makes the subsequent posthumous circulation of the phrase possible.</w:t>
-      </w:r>
-    </w:p>
-    <w:p>
-      <w:pPr>
-        <w:spacing w:after="0" w:line="480"/>
-        <w:ind w:firstLine="720"/>
-        <w:jc w:val="both"/>
-      </w:pPr>
-      <w:r>
-        <w:rPr>
-          <w:rFonts w:ascii="Times New Roman" w:cs="Times New Roman" w:eastAsia="Times New Roman" w:hAnsi="Times New Roman"/>
-          <w:b w:val="false"/>
-          <w:bCs w:val="false"/>
-          <w:i w:val="false"/>
-          <w:iCs w:val="false"/>
-          <w:sz w:val="24"/>
-          <w:szCs w:val="24"/>
-        </w:rPr>
-        <w:t xml:space="preserve">It is worth registering that this is a press conference, not a soliloquy — the answers are shaped by the questions asked and by a format in which a public figure speaks to assembled reporters under evident emotional pressure. Even the most apparently direct text in the corpus is a joint production.</w:t>
-      </w:r>
-    </w:p>
-    <w:p>
-      <w:pPr>
-        <w:pStyle w:val="Heading1"/>
-        <w:spacing w:after="200" w:before="360" w:line="480"/>
-      </w:pPr>
-      <w:r>
-        <w:rPr>
-          <w:rFonts w:ascii="Times New Roman" w:cs="Times New Roman" w:eastAsia="Times New Roman" w:hAnsi="Times New Roman"/>
-          <w:b/>
-          <w:bCs/>
-          <w:i w:val="false"/>
-          <w:iCs w:val="false"/>
-          <w:sz w:val="24"/>
-          <w:szCs w:val="24"/>
-        </w:rPr>
-        <w:t xml:space="preserve">4. Mediated Self-Representation in </w:t>
-      </w:r>
-      <w:r>
-        <w:rPr>
-          <w:rFonts w:ascii="Times New Roman" w:cs="Times New Roman" w:eastAsia="Times New Roman" w:hAnsi="Times New Roman"/>
-          <w:b/>
-          <w:bCs/>
-          <w:i/>
-          <w:iCs/>
-          <w:sz w:val="24"/>
-          <w:szCs w:val="24"/>
-        </w:rPr>
         <w:t xml:space="preserve">Kobe Bryant’s Muse</w:t>
       </w:r>
-    </w:p>
-    <w:p>
-      <w:pPr>
-        <w:pStyle w:val="Heading2"/>
-        <w:spacing w:after="160" w:before="280" w:line="480"/>
-      </w:pPr>
-      <w:r>
-        <w:rPr>
-          <w:rFonts w:ascii="Times New Roman" w:cs="Times New Roman" w:eastAsia="Times New Roman" w:hAnsi="Times New Roman"/>
-          <w:b/>
-          <w:bCs/>
-          <w:i w:val="false"/>
-          <w:iCs w:val="false"/>
-          <w:sz w:val="24"/>
-          <w:szCs w:val="24"/>
-        </w:rPr>
-        <w:t xml:space="preserve">4.1 Voice, and the Problem of Documentary Authority</w:t>
-      </w:r>
-    </w:p>
-    <w:p>
-      <w:pPr>
-        <w:spacing w:after="0" w:line="480"/>
-        <w:ind w:firstLine="720"/>
-        <w:jc w:val="both"/>
-      </w:pPr>
-      <w:r>
-        <w:rPr>
-          <w:rFonts w:ascii="Times New Roman" w:cs="Times New Roman" w:eastAsia="Times New Roman" w:hAnsi="Times New Roman"/>
-          <w:b w:val="false"/>
-          <w:bCs w:val="false"/>
-          <w:i/>
-          <w:iCs/>
-          <w:sz w:val="24"/>
-          <w:szCs w:val="24"/>
-        </w:rPr>
-        <w:t xml:space="preserve">Muse</w:t>
-      </w:r>
-      <w:r>
-        <w:rPr>
-          <w:rFonts w:ascii="Times New Roman" w:cs="Times New Roman" w:eastAsia="Times New Roman" w:hAnsi="Times New Roman"/>
-          <w:b w:val="false"/>
-          <w:bCs w:val="false"/>
-          <w:i w:val="false"/>
-          <w:iCs w:val="false"/>
-          <w:sz w:val="24"/>
-          <w:szCs w:val="24"/>
-        </w:rPr>
-        <w:t xml:space="preserve"> is unusual in that Bryant is its only interviewee. The film is carried by his direct address to camera and his narration; other figures associated with his career — Shaquille O’Neal, Phil Jackson, Michael Jordan — appear only in archival footage, not in newly recorded testimony. Reporting on the production indicates this was not the original design: an earlier cut assembled around interviews with others was abandoned in favour of a single-voice structure (</w:t>
-      </w:r>
-      <w:r>
-        <w:rPr>
-          <w:rFonts w:ascii="Times New Roman" w:cs="Times New Roman" w:eastAsia="Times New Roman" w:hAnsi="Times New Roman"/>
-          <w:b w:val="false"/>
-          <w:bCs w:val="false"/>
-          <w:i/>
-          <w:iCs/>
-          <w:sz w:val="24"/>
-          <w:szCs w:val="24"/>
-        </w:rPr>
-        <w:t xml:space="preserve">Ballislife</w:t>
-      </w:r>
-      <w:r>
-        <w:rPr>
-          <w:rFonts w:ascii="Times New Roman" w:cs="Times New Roman" w:eastAsia="Times New Roman" w:hAnsi="Times New Roman"/>
-          <w:b w:val="false"/>
-          <w:bCs w:val="false"/>
-          <w:i w:val="false"/>
-          <w:iCs w:val="false"/>
-          <w:sz w:val="24"/>
-          <w:szCs w:val="24"/>
-        </w:rPr>
-        <w:t xml:space="preserve">, 2015).</w:t>
-      </w:r>
-    </w:p>
-    <w:p>
-      <w:pPr>
-        <w:spacing w:after="0" w:line="480"/>
-        <w:ind w:firstLine="720"/>
-        <w:jc w:val="both"/>
-      </w:pPr>
-      <w:r>
-        <w:rPr>
-          <w:rFonts w:ascii="Times New Roman" w:cs="Times New Roman" w:eastAsia="Times New Roman" w:hAnsi="Times New Roman"/>
-          <w:b w:val="false"/>
-          <w:bCs w:val="false"/>
-          <w:i w:val="false"/>
-          <w:iCs w:val="false"/>
-          <w:sz w:val="24"/>
-          <w:szCs w:val="24"/>
-        </w:rPr>
-        <w:t xml:space="preserve">Nichols (2001) distinguishes between the voice of a documentary’s subject and the voice of the documentary itself — the perspective a film expresses through its organisation, its selections and its silences, which is never reducible to what any speaker says. That distinction is what makes the structure of </w:t>
-      </w:r>
-      <w:r>
-        <w:rPr>
-          <w:rFonts w:ascii="Times New Roman" w:cs="Times New Roman" w:eastAsia="Times New Roman" w:hAnsi="Times New Roman"/>
-          <w:b w:val="false"/>
-          <w:bCs w:val="false"/>
-          <w:i/>
-          <w:iCs/>
-          <w:sz w:val="24"/>
-          <w:szCs w:val="24"/>
-        </w:rPr>
-        <w:t xml:space="preserve">Muse</w:t>
-      </w:r>
-      <w:r>
-        <w:rPr>
-          <w:rFonts w:ascii="Times New Roman" w:cs="Times New Roman" w:eastAsia="Times New Roman" w:hAnsi="Times New Roman"/>
-          <w:b w:val="false"/>
-          <w:bCs w:val="false"/>
-          <w:i w:val="false"/>
-          <w:iCs w:val="false"/>
-          <w:sz w:val="24"/>
-          <w:szCs w:val="24"/>
-        </w:rPr>
-        <w:t xml:space="preserve"> analytically interesting rather than merely unusual. Removing competing interviewees does not remove the film’s voice; it removes the most visible evidence that there is one. When a documentary cuts between several witnesses, the audience can see that an argument is being assembled from differing accounts. When a single speaker is heard throughout, the film’s organising work becomes invisible, and its interpretations are liable to be received as the subject’s own.</w:t>
-      </w:r>
-    </w:p>
-    <w:p>
-      <w:pPr>
-        <w:spacing w:after="0" w:line="480"/>
-        <w:ind w:firstLine="720"/>
-        <w:jc w:val="both"/>
-      </w:pPr>
-      <w:r>
-        <w:rPr>
-          <w:rFonts w:ascii="Times New Roman" w:cs="Times New Roman" w:eastAsia="Times New Roman" w:hAnsi="Times New Roman"/>
-          <w:b w:val="false"/>
-          <w:bCs w:val="false"/>
-          <w:i w:val="false"/>
-          <w:iCs w:val="false"/>
-          <w:sz w:val="24"/>
-          <w:szCs w:val="24"/>
-        </w:rPr>
-        <w:t xml:space="preserve">So the sole-voice structure does something subtler than giving Bryant control. It converts a constructed argument into what looks like testimony. Nothing in the film contradicts Bryant, not because contradiction was suppressed in his speech, but because the form provides no position from which contradiction could be voiced. Bryant’s authority over the account is produced by an editorial decision about structure, and whoever made that decision, it is a decision about form rather than an utterance of his.</w:t>
-      </w:r>
-    </w:p>
-    <w:p>
-      <w:pPr>
-        <w:spacing w:after="0" w:line="480"/>
-        <w:ind w:firstLine="720"/>
-        <w:jc w:val="both"/>
-      </w:pPr>
-      <w:r>
-        <w:rPr>
-          <w:rFonts w:ascii="Times New Roman" w:cs="Times New Roman" w:eastAsia="Times New Roman" w:hAnsi="Times New Roman"/>
-          <w:b w:val="false"/>
-          <w:bCs w:val="false"/>
-          <w:i w:val="false"/>
-          <w:iCs w:val="false"/>
-          <w:sz w:val="24"/>
-          <w:szCs w:val="24"/>
-        </w:rPr>
-        <w:t xml:space="preserve">The film does not avoid difficult material, and the essay should not claim otherwise. Bryant addresses the 2003 Colorado case on camera and is visibly distressed doing so, and the film includes his account of its aftermath, in which he says he lost sight of what mattered most, his family (Chopra, 2015). Reviewers disagreed about the adequacy of this treatment; Lowry (2015) called the film “largely whitewashed” and judged that it passes over the episode too quickly. The point for this analysis is not whether the coverage was sufficient but how it functions structurally. The episode enters the film as a personal crisis survived and learned from, which is the position a hardship occupies in a narrative of formation. Its legal and ethical dimensions are not the dimensions the form is built to carry.</w:t>
-      </w:r>
-    </w:p>
-    <w:p>
-      <w:pPr>
-        <w:pStyle w:val="Heading2"/>
-        <w:spacing w:after="160" w:before="280" w:line="480"/>
-      </w:pPr>
-      <w:r>
-        <w:rPr>
-          <w:rFonts w:ascii="Times New Roman" w:cs="Times New Roman" w:eastAsia="Times New Roman" w:hAnsi="Times New Roman"/>
-          <w:b/>
-          <w:bCs/>
-          <w:i w:val="false"/>
-          <w:iCs w:val="false"/>
-          <w:sz w:val="24"/>
-          <w:szCs w:val="24"/>
-        </w:rPr>
-        <w:t xml:space="preserve">4.2 Image, Sequence and Sound</w:t>
-      </w:r>
-    </w:p>
-    <w:p>
-      <w:pPr>
-        <w:spacing w:after="0" w:line="480"/>
-        <w:ind w:firstLine="720"/>
-        <w:jc w:val="both"/>
-      </w:pPr>
-      <w:r>
-        <w:rPr>
-          <w:rFonts w:ascii="Times New Roman" w:cs="Times New Roman" w:eastAsia="Times New Roman" w:hAnsi="Times New Roman"/>
-          <w:b w:val="false"/>
-          <w:bCs w:val="false"/>
-          <w:i w:val="false"/>
-          <w:iCs w:val="false"/>
-          <w:sz w:val="24"/>
-          <w:szCs w:val="24"/>
-        </w:rPr>
-        <w:t xml:space="preserve">If Bryant supplies the propositions, the film’s distinctive contribution lies in the apparatus around them.</w:t>
-      </w:r>
-    </w:p>
-    <w:p>
-      <w:pPr>
-        <w:spacing w:after="0" w:line="480"/>
-        <w:ind w:firstLine="720"/>
-        <w:jc w:val="both"/>
-      </w:pPr>
-      <w:r>
-        <w:rPr>
-          <w:rFonts w:ascii="Times New Roman" w:cs="Times New Roman" w:eastAsia="Times New Roman" w:hAnsi="Times New Roman"/>
-          <w:b w:val="false"/>
-          <w:bCs w:val="false"/>
-          <w:i w:val="false"/>
-          <w:iCs w:val="false"/>
-          <w:sz w:val="24"/>
-          <w:szCs w:val="24"/>
-        </w:rPr>
-        <w:t xml:space="preserve">Chronology is the clearest instance. </w:t>
-      </w:r>
-      <w:r>
-        <w:rPr>
-          <w:rFonts w:ascii="Times New Roman" w:cs="Times New Roman" w:eastAsia="Times New Roman" w:hAnsi="Times New Roman"/>
-          <w:b w:val="false"/>
-          <w:bCs w:val="false"/>
-          <w:i/>
-          <w:iCs/>
-          <w:sz w:val="24"/>
-          <w:szCs w:val="24"/>
-        </w:rPr>
-        <w:t xml:space="preserve">Muse</w:t>
-      </w:r>
-      <w:r>
-        <w:rPr>
-          <w:rFonts w:ascii="Times New Roman" w:cs="Times New Roman" w:eastAsia="Times New Roman" w:hAnsi="Times New Roman"/>
-          <w:b w:val="false"/>
-          <w:bCs w:val="false"/>
-          <w:i w:val="false"/>
-          <w:iCs w:val="false"/>
-          <w:sz w:val="24"/>
-          <w:szCs w:val="24"/>
-        </w:rPr>
-        <w:t xml:space="preserve"> does not proceed in sequence. It moves associatively, placing periods of injury and difficulty beside periods of achievement so that each appears to explain the other. Bryant’s Achilles rupture of April 2013 and the recovery that followed are set against earlier footage in a way that makes the recovery read as confirmation of a disposition already established. Barthes (1957/1972) describes myth as the operation by which the contingent and historical is made to appear natural and essential, and this editing pattern performs exactly that operation. An injury is a contingency; placed in this sequence it becomes an occasion on which an essential quality was revealed. The resulting proposition — that the Mamba Mentality is not a method Bryant adopted but the thing he fundamentally is — is one the film asserts through arrangement without ever stating.</w:t>
-      </w:r>
-    </w:p>
-    <w:p>
-      <w:pPr>
-        <w:spacing w:after="0" w:line="480"/>
-        <w:ind w:firstLine="720"/>
-        <w:jc w:val="both"/>
-      </w:pPr>
-      <w:r>
-        <w:rPr>
-          <w:rFonts w:ascii="Times New Roman" w:cs="Times New Roman" w:eastAsia="Times New Roman" w:hAnsi="Times New Roman"/>
-          <w:b w:val="false"/>
-          <w:bCs w:val="false"/>
-          <w:i w:val="false"/>
-          <w:iCs w:val="false"/>
-          <w:sz w:val="24"/>
-          <w:szCs w:val="24"/>
-        </w:rPr>
-        <w:t xml:space="preserve">Cinematography contributes a second layer. The rehabilitation sequences are shot in monochrome and in a visual register quite distinct from the archival game footage, which arrives in the colour and texture of broadcast television (Chopra, 2015; Lowry, 2015). The contrast establishes two orders of image: the public, collective, televised past, and a present that is private, isolated and composed. Placing the second in the position of interpretive authority over the first implies that the televised career was the surface and the solitary labour was the reality. The viewer is given access to a privileged interior — which is, of course, itself a construction, lit and framed.</w:t>
-      </w:r>
-    </w:p>
-    <w:p>
-      <w:pPr>
-        <w:spacing w:after="0" w:line="480"/>
-        <w:ind w:firstLine="720"/>
-        <w:jc w:val="both"/>
-      </w:pPr>
-      <w:r>
-        <w:rPr>
-          <w:rFonts w:ascii="Times New Roman" w:cs="Times New Roman" w:eastAsia="Times New Roman" w:hAnsi="Times New Roman"/>
-          <w:b w:val="false"/>
-          <w:bCs w:val="false"/>
-          <w:i w:val="false"/>
-          <w:iCs w:val="false"/>
-          <w:sz w:val="24"/>
-          <w:szCs w:val="24"/>
-        </w:rPr>
-        <w:t xml:space="preserve">Sound completes the effect. Kris Bowers’s original score accompanies the film’s turning points. Chion (1994) uses the term </w:t>
-      </w:r>
-      <w:r>
-        <w:rPr>
-          <w:rFonts w:ascii="Times New Roman" w:cs="Times New Roman" w:eastAsia="Times New Roman" w:hAnsi="Times New Roman"/>
-          <w:b w:val="false"/>
-          <w:bCs w:val="false"/>
-          <w:i/>
-          <w:iCs/>
-          <w:sz w:val="24"/>
-          <w:szCs w:val="24"/>
-        </w:rPr>
-        <w:t xml:space="preserve">added value</w:t>
-      </w:r>
-      <w:r>
-        <w:rPr>
-          <w:rFonts w:ascii="Times New Roman" w:cs="Times New Roman" w:eastAsia="Times New Roman" w:hAnsi="Times New Roman"/>
-          <w:b w:val="false"/>
-          <w:bCs w:val="false"/>
-          <w:i w:val="false"/>
-          <w:iCs w:val="false"/>
-          <w:sz w:val="24"/>
-          <w:szCs w:val="24"/>
-        </w:rPr>
-        <w:t xml:space="preserve"> for the way sound invests an image with meaning that the viewer then experiences as belonging to the image itself rather than to the soundtrack. The concept is precise about what is happening here: the score does not tell the audience that a moment is significant, it makes the moment feel significant, and the feeling is attributed to the event on screen. Where Bryant’s language argues that his discipline was meaningful, the music causes the audience to experience meaning directly. That is a different and more durable kind of persuasion, and it operates below the level at which claims can be assessed.</w:t>
-      </w:r>
-    </w:p>
-    <w:p>
-      <w:pPr>
-        <w:spacing w:after="0" w:line="480"/>
-        <w:ind w:firstLine="720"/>
-        <w:jc w:val="both"/>
-      </w:pPr>
-      <w:r>
-        <w:rPr>
-          <w:rFonts w:ascii="Times New Roman" w:cs="Times New Roman" w:eastAsia="Times New Roman" w:hAnsi="Times New Roman"/>
-          <w:b w:val="false"/>
-          <w:bCs w:val="false"/>
-          <w:i w:val="false"/>
-          <w:iCs w:val="false"/>
-          <w:sz w:val="24"/>
-          <w:szCs w:val="24"/>
-        </w:rPr>
-        <w:t xml:space="preserve">None of these three techniques is attributable to Bryant. Whatever his production credit meant in practice, he did not photograph, cut or score the film. The qualities that make </w:t>
-      </w:r>
-      <w:r>
-        <w:rPr>
-          <w:rFonts w:ascii="Times New Roman" w:cs="Times New Roman" w:eastAsia="Times New Roman" w:hAnsi="Times New Roman"/>
-          <w:b w:val="false"/>
-          <w:bCs w:val="false"/>
-          <w:i/>
-          <w:iCs/>
-          <w:sz w:val="24"/>
-          <w:szCs w:val="24"/>
-        </w:rPr>
-        <w:t xml:space="preserve">Muse</w:t>
-      </w:r>
-      <w:r>
-        <w:rPr>
-          <w:rFonts w:ascii="Times New Roman" w:cs="Times New Roman" w:eastAsia="Times New Roman" w:hAnsi="Times New Roman"/>
-          <w:b w:val="false"/>
-          <w:bCs w:val="false"/>
-          <w:i w:val="false"/>
-          <w:iCs w:val="false"/>
-          <w:sz w:val="24"/>
-          <w:szCs w:val="24"/>
-        </w:rPr>
-        <w:t xml:space="preserve"> persuasive are the work of Chopra, the editors, the cinematographers and Bowers, operating on material Bryant provided. This is the precise sense in which the film is a mediated self-portrait: the content is his, the persuasive architecture is not.</w:t>
-      </w:r>
-    </w:p>
-    <w:p>
-      <w:pPr>
-        <w:pStyle w:val="Heading1"/>
-        <w:spacing w:after="200" w:before="360" w:line="480"/>
-      </w:pPr>
-      <w:r>
-        <w:rPr>
-          <w:rFonts w:ascii="Times New Roman" w:cs="Times New Roman" w:eastAsia="Times New Roman" w:hAnsi="Times New Roman"/>
-          <w:b/>
-          <w:bCs/>
-          <w:i w:val="false"/>
-          <w:iCs w:val="false"/>
-          <w:sz w:val="24"/>
-          <w:szCs w:val="24"/>
-        </w:rPr>
-        <w:t xml:space="preserve">5. Comparison and Synthesis</w:t>
-      </w:r>
-    </w:p>
-    <w:p>
-      <w:pPr>
-        <w:pStyle w:val="Heading2"/>
-        <w:spacing w:after="160" w:before="280" w:line="480"/>
-      </w:pPr>
-      <w:r>
-        <w:rPr>
-          <w:rFonts w:ascii="Times New Roman" w:cs="Times New Roman" w:eastAsia="Times New Roman" w:hAnsi="Times New Roman"/>
-          <w:b/>
-          <w:bCs/>
-          <w:i w:val="false"/>
-          <w:iCs w:val="false"/>
-          <w:sz w:val="24"/>
-          <w:szCs w:val="24"/>
-        </w:rPr>
-        <w:t xml:space="preserve">5.1 Continuities</w:t>
-      </w:r>
-    </w:p>
-    <w:p>
-      <w:pPr>
-        <w:spacing w:after="0" w:line="480"/>
-        <w:ind w:firstLine="720"/>
-        <w:jc w:val="both"/>
-      </w:pPr>
-      <w:r>
-        <w:rPr>
-          <w:rFonts w:ascii="Times New Roman" w:cs="Times New Roman" w:eastAsia="Times New Roman" w:hAnsi="Times New Roman"/>
-          <w:b w:val="false"/>
-          <w:bCs w:val="false"/>
-          <w:i w:val="false"/>
-          <w:iCs w:val="false"/>
-          <w:sz w:val="24"/>
-          <w:szCs w:val="24"/>
-        </w:rPr>
-        <w:t xml:space="preserve">The two text types agree substantially, which is unsurprising given their shared origin and overlapping release. Both organise Bryant’s life around discipline, sacrifice and the pursuit of mastery. Both prefer concrete, specific evidence — training times, hours of film study — over general statements of commitment, and both thereby make an abstract disposition look like a documented fact. Most importantly, both present the Mamba Mentality as an identity rather than a technique, which is the move that permits the concept to be adopted wholesale rather than evaluated piecemeal.</w:t>
-      </w:r>
-    </w:p>
-    <w:p>
-      <w:pPr>
-        <w:pStyle w:val="Heading2"/>
-        <w:spacing w:after="160" w:before="280" w:line="480"/>
-      </w:pPr>
-      <w:r>
-        <w:rPr>
-          <w:rFonts w:ascii="Times New Roman" w:cs="Times New Roman" w:eastAsia="Times New Roman" w:hAnsi="Times New Roman"/>
-          <w:b/>
-          <w:bCs/>
-          <w:i w:val="false"/>
-          <w:iCs w:val="false"/>
-          <w:sz w:val="24"/>
-          <w:szCs w:val="24"/>
-        </w:rPr>
-        <w:t xml:space="preserve">5.2 Divergences</w:t>
-      </w:r>
-    </w:p>
-    <w:p>
-      <w:pPr>
-        <w:spacing w:after="0" w:line="480"/>
-        <w:ind w:firstLine="720"/>
-        <w:jc w:val="both"/>
-      </w:pPr>
-      <w:r>
-        <w:rPr>
-          <w:rFonts w:ascii="Times New Roman" w:cs="Times New Roman" w:eastAsia="Times New Roman" w:hAnsi="Times New Roman"/>
-          <w:b w:val="false"/>
-          <w:bCs w:val="false"/>
-          <w:i w:val="false"/>
-          <w:iCs w:val="false"/>
-          <w:sz w:val="24"/>
-          <w:szCs w:val="24"/>
-        </w:rPr>
-        <w:t xml:space="preserve">The divergence is one of mode rather than content. The interviews are argumentative: Bryant is responding to questions, defending positions, conceding and reframing. The reasoning is visible, and because it is visible it can be examined. A reader can notice that the Mozart analogy evades the question it answers.</w:t>
-      </w:r>
-    </w:p>
-    <w:p>
-      <w:pPr>
-        <w:spacing w:after="0" w:line="480"/>
-        <w:ind w:firstLine="720"/>
-        <w:jc w:val="both"/>
-      </w:pPr>
-      <w:r>
-        <w:rPr>
-          <w:rFonts w:ascii="Times New Roman" w:cs="Times New Roman" w:eastAsia="Times New Roman" w:hAnsi="Times New Roman"/>
-          <w:b w:val="false"/>
-          <w:bCs w:val="false"/>
-          <w:i/>
-          <w:iCs/>
-          <w:sz w:val="24"/>
-          <w:szCs w:val="24"/>
-        </w:rPr>
-        <w:t xml:space="preserve">Muse</w:t>
-      </w:r>
-      <w:r>
-        <w:rPr>
-          <w:rFonts w:ascii="Times New Roman" w:cs="Times New Roman" w:eastAsia="Times New Roman" w:hAnsi="Times New Roman"/>
-          <w:b w:val="false"/>
-          <w:bCs w:val="false"/>
-          <w:i w:val="false"/>
-          <w:iCs w:val="false"/>
-          <w:sz w:val="24"/>
-          <w:szCs w:val="24"/>
-        </w:rPr>
-        <w:t xml:space="preserve"> is not argumentative. Its central claims are carried by sequence, image and score rather than by statement, and claims delivered that way cannot be disagreed with in the same manner, because they are never quite made. This is why the film produces the more coherent and the less examinable version of the concept.</w:t>
-      </w:r>
-    </w:p>
-    <w:p>
-      <w:pPr>
-        <w:spacing w:after="0" w:line="480"/>
-        <w:ind w:firstLine="720"/>
-        <w:jc w:val="both"/>
-      </w:pPr>
-      <w:r>
-        <w:rPr>
-          <w:rFonts w:ascii="Times New Roman" w:cs="Times New Roman" w:eastAsia="Times New Roman" w:hAnsi="Times New Roman"/>
-          <w:b w:val="false"/>
-          <w:bCs w:val="false"/>
-          <w:i w:val="false"/>
-          <w:iCs w:val="false"/>
-          <w:sz w:val="24"/>
-          <w:szCs w:val="24"/>
-        </w:rPr>
-        <w:t xml:space="preserve">There is also a difference in interiority, though not the one a straightforward “media flattens the person” account would predict. The press conference, where Bryant is answering unscripted questions in public under pressure, is in some respects the more exposed text; the documentary’s intimacy is composed. The film is more revealing in content and more controlled in form, and these pull in opposite directions.</w:t>
-      </w:r>
-    </w:p>
-    <w:p>
-      <w:pPr>
-        <w:pStyle w:val="Heading2"/>
-        <w:spacing w:after="160" w:before="280" w:line="480"/>
-      </w:pPr>
-      <w:r>
-        <w:rPr>
-          <w:rFonts w:ascii="Times New Roman" w:cs="Times New Roman" w:eastAsia="Times New Roman" w:hAnsi="Times New Roman"/>
-          <w:b/>
-          <w:bCs/>
-          <w:i w:val="false"/>
-          <w:iCs w:val="false"/>
-          <w:sz w:val="24"/>
-          <w:szCs w:val="24"/>
-        </w:rPr>
-        <w:t xml:space="preserve">5.3 The Extent of Each Contribution</w:t>
-      </w:r>
-    </w:p>
-    <w:p>
-      <w:pPr>
-        <w:spacing w:after="0" w:line="480"/>
-        <w:ind w:firstLine="720"/>
-        <w:jc w:val="both"/>
-      </w:pPr>
-      <w:r>
-        <w:rPr>
-          <w:rFonts w:ascii="Times New Roman" w:cs="Times New Roman" w:eastAsia="Times New Roman" w:hAnsi="Times New Roman"/>
-          <w:b w:val="false"/>
-          <w:bCs w:val="false"/>
-          <w:i w:val="false"/>
-          <w:iCs w:val="false"/>
-          <w:sz w:val="24"/>
-          <w:szCs w:val="24"/>
-        </w:rPr>
-        <w:t xml:space="preserve">The two text types contribute unequally and differently.</w:t>
-      </w:r>
-    </w:p>
-    <w:p>
-      <w:pPr>
-        <w:spacing w:after="0" w:line="480"/>
-        <w:ind w:firstLine="720"/>
-        <w:jc w:val="both"/>
-      </w:pPr>
-      <w:r>
-        <w:rPr>
-          <w:rFonts w:ascii="Times New Roman" w:cs="Times New Roman" w:eastAsia="Times New Roman" w:hAnsi="Times New Roman"/>
-          <w:b w:val="false"/>
-          <w:bCs w:val="false"/>
-          <w:i w:val="false"/>
-          <w:iCs w:val="false"/>
-          <w:sz w:val="24"/>
-          <w:szCs w:val="24"/>
-        </w:rPr>
-        <w:t xml:space="preserve">The interviews are the necessary condition. The vocabulary, the analogies, the process-over-outcome framing and the identity grammar all originate in Bryant’s speech. Without them there is no philosophy for any film to organise. Their limitation is that interview language is dispersed and occasional: it exists across scattered conversations, each shaped by an interviewer’s agenda, with no governing structure.</w:t>
-      </w:r>
-    </w:p>
-    <w:p>
-      <w:pPr>
-        <w:spacing w:after="0" w:line="480"/>
-        <w:ind w:firstLine="720"/>
-        <w:jc w:val="both"/>
-      </w:pPr>
-      <w:r>
-        <w:rPr>
-          <w:rFonts w:ascii="Times New Roman" w:cs="Times New Roman" w:eastAsia="Times New Roman" w:hAnsi="Times New Roman"/>
-          <w:b w:val="false"/>
-          <w:bCs w:val="false"/>
-          <w:i/>
-          <w:iCs/>
-          <w:sz w:val="24"/>
-          <w:szCs w:val="24"/>
-        </w:rPr>
-        <w:t xml:space="preserve">Muse</w:t>
-      </w:r>
-      <w:r>
-        <w:rPr>
-          <w:rFonts w:ascii="Times New Roman" w:cs="Times New Roman" w:eastAsia="Times New Roman" w:hAnsi="Times New Roman"/>
-          <w:b w:val="false"/>
-          <w:bCs w:val="false"/>
-          <w:i w:val="false"/>
-          <w:iCs w:val="false"/>
-          <w:sz w:val="24"/>
-          <w:szCs w:val="24"/>
-        </w:rPr>
-        <w:t xml:space="preserve"> supplies that structure, and this is its specific contribution. It adds little propositional content that the interviews do not already contain. What it adds is coherence, emotional force and the appearance of necessity — the sense that these episodes had to mean what the film says they mean. The timing supports this reading: the </w:t>
-      </w:r>
-      <w:r>
-        <w:rPr>
-          <w:rFonts w:ascii="Times New Roman" w:cs="Times New Roman" w:eastAsia="Times New Roman" w:hAnsi="Times New Roman"/>
-          <w:b w:val="false"/>
-          <w:bCs w:val="false"/>
-          <w:i/>
-          <w:iCs/>
-          <w:sz w:val="24"/>
-          <w:szCs w:val="24"/>
-        </w:rPr>
-        <w:t xml:space="preserve">GQ</w:t>
-      </w:r>
-      <w:r>
-        <w:rPr>
-          <w:rFonts w:ascii="Times New Roman" w:cs="Times New Roman" w:eastAsia="Times New Roman" w:hAnsi="Times New Roman"/>
-          <w:b w:val="false"/>
-          <w:bCs w:val="false"/>
-          <w:i w:val="false"/>
-          <w:iCs w:val="false"/>
-          <w:sz w:val="24"/>
-          <w:szCs w:val="24"/>
-        </w:rPr>
-        <w:t xml:space="preserve"> profile (17 February), the </w:t>
-      </w:r>
-      <w:r>
-        <w:rPr>
-          <w:rFonts w:ascii="Times New Roman" w:cs="Times New Roman" w:eastAsia="Times New Roman" w:hAnsi="Times New Roman"/>
-          <w:b w:val="false"/>
-          <w:bCs w:val="false"/>
-          <w:i/>
-          <w:iCs/>
-          <w:sz w:val="24"/>
-          <w:szCs w:val="24"/>
-        </w:rPr>
-        <w:t xml:space="preserve">Jimmy Kimmel Live!</w:t>
-      </w:r>
-      <w:r>
-        <w:rPr>
-          <w:rFonts w:ascii="Times New Roman" w:cs="Times New Roman" w:eastAsia="Times New Roman" w:hAnsi="Times New Roman"/>
-          <w:b w:val="false"/>
-          <w:bCs w:val="false"/>
-          <w:i w:val="false"/>
-          <w:iCs w:val="false"/>
-          <w:sz w:val="24"/>
-          <w:szCs w:val="24"/>
-        </w:rPr>
-        <w:t xml:space="preserve"> appearance (23 February) and the premiere (28 February) fall within eleven days, which indicates that the interviews of early 2015 and the documentary were not independent texts arriving separately but coordinated elements of a single release.</w:t>
-      </w:r>
-    </w:p>
-    <w:p>
-      <w:pPr>
-        <w:spacing w:after="0" w:line="480"/>
-        <w:ind w:firstLine="720"/>
-        <w:jc w:val="both"/>
-      </w:pPr>
-      <w:r>
-        <w:rPr>
-          <w:rFonts w:ascii="Times New Roman" w:cs="Times New Roman" w:eastAsia="Times New Roman" w:hAnsi="Times New Roman"/>
-          <w:b w:val="false"/>
-          <w:bCs w:val="false"/>
-          <w:i w:val="false"/>
-          <w:iCs w:val="false"/>
-          <w:sz w:val="24"/>
-          <w:szCs w:val="24"/>
-        </w:rPr>
-        <w:t xml:space="preserve">Two qualifications limit how far the claim can be pushed. First, Bryant’s executive-producer credit does not establish authorial control, and the available evidence on this is genuinely mixed; the credit was publicly described as honorary, while the production reporting suggests he determined the film’s basic form. The honest position is that his influence over architecture appears substantial and his influence over execution is undemonstrated. Second, textual analysis can establish what these texts do; it cannot establish what audiences did with them. The subsequent adoption of the phrase, and especially its intensification after Bryant’s death in January 2020, involves reception processes this method cannot reach.</w:t>
-      </w:r>
-    </w:p>
-    <w:p>
-      <w:pPr>
-        <w:pStyle w:val="Heading1"/>
-        <w:spacing w:after="200" w:before="360" w:line="480"/>
-      </w:pPr>
-      <w:r>
-        <w:rPr>
-          <w:rFonts w:ascii="Times New Roman" w:cs="Times New Roman" w:eastAsia="Times New Roman" w:hAnsi="Times New Roman"/>
-          <w:b/>
-          <w:bCs/>
-          <w:i w:val="false"/>
-          <w:iCs w:val="false"/>
-          <w:sz w:val="24"/>
-          <w:szCs w:val="24"/>
-        </w:rPr>
-        <w:t xml:space="preserve">6. Conclusion</w:t>
-      </w:r>
-    </w:p>
-    <w:p>
-      <w:pPr>
-        <w:spacing w:after="0" w:line="480"/>
-        <w:ind w:firstLine="720"/>
-        <w:jc w:val="both"/>
-      </w:pPr>
-      <w:r>
-        <w:rPr>
-          <w:rFonts w:ascii="Times New Roman" w:cs="Times New Roman" w:eastAsia="Times New Roman" w:hAnsi="Times New Roman"/>
-          <w:b w:val="false"/>
-          <w:bCs w:val="false"/>
-          <w:i w:val="false"/>
-          <w:iCs w:val="false"/>
-          <w:sz w:val="24"/>
-          <w:szCs w:val="24"/>
-        </w:rPr>
-        <w:t xml:space="preserve">Within those limits, the research question can be answered directly: the two text types contribute extensively to the public image of the “Mamba Mentality,” but they contribute different things, and the opposition between self-representation and media representation does not survive the analysis.</w:t>
-      </w:r>
-    </w:p>
-    <w:p>
-      <w:pPr>
-        <w:spacing w:after="0" w:line="480"/>
-        <w:ind w:firstLine="720"/>
-        <w:jc w:val="both"/>
-      </w:pPr>
-      <w:r>
-        <w:rPr>
-          <w:rFonts w:ascii="Times New Roman" w:cs="Times New Roman" w:eastAsia="Times New Roman" w:hAnsi="Times New Roman"/>
-          <w:b w:val="false"/>
-          <w:bCs w:val="false"/>
-          <w:i w:val="false"/>
-          <w:iCs w:val="false"/>
-          <w:sz w:val="24"/>
-          <w:szCs w:val="24"/>
-        </w:rPr>
-        <w:t xml:space="preserve">The interviews supply what the concept consists of. Bryant builds it himself, in language, through analogies that carry the philosophy out of sport, through a grammar that converts habits into identity, and through a retirement account that locates the end of his career in desire rather than in the body — the move that detaches the philosophy from the athlete and leaves it available to anyone.</w:t>
-      </w:r>
-    </w:p>
-    <w:p>
-      <w:pPr>
-        <w:spacing w:after="0" w:line="480"/>
-        <w:ind w:firstLine="720"/>
-        <w:jc w:val="both"/>
-      </w:pPr>
-      <w:r>
-        <w:rPr>
-          <w:rFonts w:ascii="Times New Roman" w:cs="Times New Roman" w:eastAsia="Times New Roman" w:hAnsi="Times New Roman"/>
-          <w:b w:val="false"/>
-          <w:bCs w:val="false"/>
-          <w:i/>
-          <w:iCs/>
-          <w:sz w:val="24"/>
-          <w:szCs w:val="24"/>
-        </w:rPr>
-        <w:t xml:space="preserve">Kobe Bryant’s Muse</w:t>
-      </w:r>
-      <w:r>
-        <w:rPr>
-          <w:rFonts w:ascii="Times New Roman" w:cs="Times New Roman" w:eastAsia="Times New Roman" w:hAnsi="Times New Roman"/>
-          <w:b w:val="false"/>
-          <w:bCs w:val="false"/>
-          <w:i w:val="false"/>
-          <w:iCs w:val="false"/>
-          <w:sz w:val="24"/>
-          <w:szCs w:val="24"/>
-        </w:rPr>
-        <w:t xml:space="preserve"> supplies the form in which that self-definition becomes durable. Because Bryant held a production credit and is the film’s only interviewee, it cannot be read as an outside portrayal set against his own account; it is his account, extended into another medium. But it is not therefore unmediated. Associative chronology makes contingency look like essence, the contrast between monochrome and archive assigns interpretive authority to the private image over the public one, and Bowers’s score produces an experience of significance that the audience attributes to the events themselves. These are formal operations, performed by people other than Bryant, on material he supplied.</w:t>
+      <w:r>
+        <w:rPr>
+          <w:rFonts w:ascii="Times New Roman" w:cs="Times New Roman" w:eastAsia="Times New Roman" w:hAnsi="Times New Roman"/>
+          <w:b w:val="false"/>
+          <w:bCs w:val="false"/>
+          <w:i w:val="false"/>
+          <w:iCs w:val="false"/>
+          <w:sz w:val="24"/>
+          <w:szCs w:val="24"/>
+        </w:rPr>
+        <w:t xml:space="preserve"> supplies the form in which that self-definition becomes durable. Because Bryant held a production credit, rejected a first version built on other people’s testimony, and is the film’s only interviewee, it cannot be read as an outside portrayal set against his own account. It is his account, extended into another medium. But it is not therefore unmediated. Associative chronology makes contingency look like essence, the contrast between monochrome and archive assigns interpretive authority to the private image over the public one, and Bowers’s score produces an experience of significance that an audience attributes to the events themselves. These are formal operations, and Bryant executed none of them, even if he sat in the room while they were decided.</w:t>
       </w:r>
     </w:p>
     <w:p>
@@ -3159,7 +3066,7 @@
           <w:sz w:val="24"/>
           <w:szCs w:val="24"/>
         </w:rPr>
-        <w:t xml:space="preserve">Klosterman, C. (2015, February 17). Kobe Bryant will always be an all-star of talking [Interview with K. Bryant]. GQ. [VERIFY exact headline, online date and print-issue date against GQ before submission.]</w:t>
+        <w:t xml:space="preserve">Klosterman, C. (2015, February 17). Kobe Bryant will always be an all-star of talking [Interview with K. Bryant]. GQ. [VERIFY exact headline, online date and print-issue date against GQ, and check each quotation against the original text.]</w:t>
       </w:r>
     </w:p>
     <w:p>
@@ -3177,7 +3084,7 @@
           <w:sz w:val="24"/>
           <w:szCs w:val="24"/>
         </w:rPr>
-        <w:t xml:space="preserve">Reports of Primary Events</w:t>
+        <w:t xml:space="preserve">Reported Accounts of Primary Events</w:t>
       </w:r>
     </w:p>
     <w:p>
@@ -3195,7 +3102,7 @@
           <w:sz w:val="24"/>
           <w:szCs w:val="24"/>
         </w:rPr>
-        <w:t xml:space="preserve">CNN. (2015, November 30). Kobe Bryant: NBA great to retire at end of season. https://www.cnn.com/2015/11/30/sport/kobe-bryant-la-lakers-retirement/index.html [VERIFY byline.]</w:t>
+        <w:t xml:space="preserve">CNBC. (2018, September 14). Retired NBA star Kobe Bryant still wakes up at 4 a.m. every day to work out [Report of Bryant’s remarks on The School of Greatness podcast]. https://www.cnbc.com/2018/09/14/kobe-bryant-still-wakes-up-at-4-am-every-day-to-work-out.html [VERIFY byline.]</w:t>
       </w:r>
     </w:p>
     <w:p>
@@ -3213,7 +3120,7 @@
           <w:sz w:val="24"/>
           <w:szCs w:val="24"/>
         </w:rPr>
-        <w:t xml:space="preserve">Sports Illustrated. (2015, November 30). Kobe Bryant’s retirement: The 10 sides of Los Angeles Lakers star. https://www.si.com/nba/2015/11/30/kobe-bryant-retirement-los-angles-lakers-press-conference-10-sides [VERIFY byline.]</w:t>
+        <w:t xml:space="preserve">CNN. (2015, November 30). Kobe Bryant: NBA great to retire at end of season [Report of the 29 November 2015 press conference]. https://www.cnn.com/2015/11/30/sport/kobe-bryant-la-lakers-retirement/index.html [VERIFY byline.]</w:t>
       </w:r>
     </w:p>
     <w:p>
@@ -3231,7 +3138,7 @@
           <w:sz w:val="24"/>
           <w:szCs w:val="24"/>
         </w:rPr>
-        <w:t xml:space="preserve">Deadline. (2014, July). Kobe Bryant says Showtime’s “Kobe Bryant’s Muse” came out of Nike campaign [Report on Showtime’s Television Critics Association panel]. https://deadline.com/2014/07/tca-kobe-bryant-says-showtimes-kobe-bryants-muse-came-out-of-nike-campaign-mulling-806378/ [VERIFY byline and exact date.]</w:t>
+        <w:t xml:space="preserve">Deadline. (2014, July). Kobe Bryant says Showtime’s “Kobe Bryant’s Muse” came out of Nike campaign [Report of Showtime’s Television Critics Association panel]. https://deadline.com/2014/07/tca-kobe-bryant-says-showtimes-kobe-bryants-muse-came-out-of-nike-campaign-mulling-806378/ [VERIFY byline and exact date.]</w:t>
       </w:r>
     </w:p>
     <w:p>
@@ -3249,25 +3156,7 @@
           <w:sz w:val="24"/>
           <w:szCs w:val="24"/>
         </w:rPr>
-        <w:t xml:space="preserve">Ballislife. (2015, March 1). Kobe Bryant’s Muse — full movie. https://ballislife.com/kobe-bryants-muse-full-movie/ [VERIFY byline and date. Single-outlet report on the film’s re-editing; treat as reported, not established.]</w:t>
-      </w:r>
-    </w:p>
-    <w:p>
-      <w:pPr>
-        <w:spacing w:after="0" w:line="480"/>
-        <w:ind w:left="720" w:hanging="720"/>
-      </w:pPr>
-      <w:r>
-        <w:rPr>
-          <w:rFonts w:ascii="Times New Roman" w:cs="Times New Roman" w:eastAsia="Times New Roman" w:hAnsi="Times New Roman"/>
-          <w:b w:val="false"/>
-          <w:bCs w:val="false"/>
-          <w:i w:val="false"/>
-          <w:iCs w:val="false"/>
-          <w:sz w:val="24"/>
-          <w:szCs w:val="24"/>
-        </w:rPr>
-        <w:t xml:space="preserve">Lowry, B. (2015, February 26). TV review: “Kobe Bryant’s Muse.” Variety. https://variety.com/2015/tv/reviews/tv-review-kobe-bryants-muse-1201432799/ [VERIFY exact publication date.]</w:t>
+        <w:t xml:space="preserve">Yahoo Finance. (2015, March). Kobe Bryant scrapped his original documentary and started from scratch [Report of Bryant’s remarks on The Grantland Basketball Hour, February 2015]. https://finance.yahoo.com/news/kobe-bryant-scrapped-original-documentary-165426263.html [VERIFY byline and exact date. The underlying source is the broadcast itself, archived by The Ringer; cite that directly if you can access it.]</w:t>
       </w:r>
     </w:p>
     <w:p>
@@ -3339,6 +3228,24 @@
           <w:sz w:val="24"/>
           <w:szCs w:val="24"/>
         </w:rPr>
+        <w:t xml:space="preserve">Chopra, G. (2021). What Kobe Bryant taught me. Religion of Sports. https://religionofsports.substack.com/p/what-kobe-bryant-taught-me [VERIFY exact publication date.]</w:t>
+      </w:r>
+    </w:p>
+    <w:p>
+      <w:pPr>
+        <w:spacing w:after="0" w:line="480"/>
+        <w:ind w:left="720" w:hanging="720"/>
+      </w:pPr>
+      <w:r>
+        <w:rPr>
+          <w:rFonts w:ascii="Times New Roman" w:cs="Times New Roman" w:eastAsia="Times New Roman" w:hAnsi="Times New Roman"/>
+          <w:b w:val="false"/>
+          <w:bCs w:val="false"/>
+          <w:i w:val="false"/>
+          <w:iCs w:val="false"/>
+          <w:sz w:val="24"/>
+          <w:szCs w:val="24"/>
+        </w:rPr>
         <w:t xml:space="preserve">Dyer, R. (1998). Stars (New ed., with a supplementary chapter by P. McDonald). British Film Institute. (Original work published 1979)</w:t>
       </w:r>
     </w:p>
@@ -3358,6 +3265,24 @@
           <w:szCs w:val="24"/>
         </w:rPr>
         <w:t xml:space="preserve">Hall, S. (Ed.). (1997). Representation: Cultural representations and signifying practices. Sage.</w:t>
+      </w:r>
+    </w:p>
+    <w:p>
+      <w:pPr>
+        <w:spacing w:after="0" w:line="480"/>
+        <w:ind w:left="720" w:hanging="720"/>
+      </w:pPr>
+      <w:r>
+        <w:rPr>
+          <w:rFonts w:ascii="Times New Roman" w:cs="Times New Roman" w:eastAsia="Times New Roman" w:hAnsi="Times New Roman"/>
+          <w:b w:val="false"/>
+          <w:bCs w:val="false"/>
+          <w:i w:val="false"/>
+          <w:iCs w:val="false"/>
+          <w:sz w:val="24"/>
+          <w:szCs w:val="24"/>
+        </w:rPr>
+        <w:t xml:space="preserve">Lowry, B. (2015, February 26). TV review: “Kobe Bryant’s Muse.” Variety. https://variety.com/2015/tv/reviews/tv-review-kobe-bryants-muse-1201432799/ [VERIFY exact publication date.]</w:t>
       </w:r>
     </w:p>
     <w:p>

--- a/EE/EE_Revised.docx
+++ b/EE/EE_Revised.docx
@@ -286,7 +286,7 @@
           <w:sz w:val="24"/>
           <w:szCs w:val="24"/>
         </w:rPr>
-        <w:t xml:space="preserve">Word Count: 3,954 words</w:t>
+        <w:t xml:space="preserve">Word Count: 3,958 words</w:t>
       </w:r>
     </w:p>
     <w:p>
@@ -2432,45 +2432,45 @@
           <w:sz w:val="24"/>
           <w:szCs w:val="24"/>
         </w:rPr>
-        <w:t xml:space="preserve"> does not proceed in sequence. It moves associatively, placing periods of injury and difficulty beside periods of achievement so that each appears to explain the other. In the sequence treating the Achilles rupture of April 2013 and the rehabilitation that followed [TIMESTAMP], the recovery footage is set against earlier material so that it reads as confirmation of a disposition already established rather than as a separate event. Barthes (1957/1972) describes myth as the operation by which the contingent and historical is made to appear natural and essential, and this editing pattern performs exactly that operation. An injury is a contingency; placed in this sequence it becomes an occasion on which an essential quality was revealed. The resulting proposition, that the Mamba Mentality is not a method Bryant adopted but the thing he fundamentally is, is one the film asserts through arrangement without ever stating it.</w:t>
-      </w:r>
-    </w:p>
-    <w:p>
-      <w:pPr>
-        <w:spacing w:after="0" w:line="480"/>
-        <w:ind w:firstLine="720"/>
-        <w:jc w:val="both"/>
-      </w:pPr>
-      <w:r>
-        <w:rPr>
-          <w:rFonts w:ascii="Times New Roman" w:cs="Times New Roman" w:eastAsia="Times New Roman" w:hAnsi="Times New Roman"/>
-          <w:b w:val="false"/>
-          <w:bCs w:val="false"/>
-          <w:i w:val="false"/>
-          <w:iCs w:val="false"/>
-          <w:sz w:val="24"/>
-          <w:szCs w:val="24"/>
-        </w:rPr>
-        <w:t xml:space="preserve">Cinematography contributes a second layer. The rehabilitation material is shot in monochrome and in a visual register quite distinct from the archival game footage, which arrives in the colour and texture of broadcast television [TIMESTAMP]; Lowry (2015) notes the same contrast. Two orders of image are thereby established: the public, collective, televised past, and a present that is private, isolated and composed. Placing the second in the position of interpretive authority over the first implies that the televised career was the surface and the solitary labour was the reality. The viewer is offered access to a privileged interior, which is itself a construction, lit and framed.</w:t>
-      </w:r>
-    </w:p>
-    <w:p>
-      <w:pPr>
-        <w:spacing w:after="0" w:line="480"/>
-        <w:ind w:firstLine="720"/>
-        <w:jc w:val="both"/>
-      </w:pPr>
-      <w:r>
-        <w:rPr>
-          <w:rFonts w:ascii="Times New Roman" w:cs="Times New Roman" w:eastAsia="Times New Roman" w:hAnsi="Times New Roman"/>
-          <w:b w:val="false"/>
-          <w:bCs w:val="false"/>
-          <w:i w:val="false"/>
-          <w:iCs w:val="false"/>
-          <w:sz w:val="24"/>
-          <w:szCs w:val="24"/>
-        </w:rPr>
-        <w:t xml:space="preserve">Sound completes the effect. Kris Bowers’s original score accompanies the film’s turning points [TIMESTAMP]. Chion (1994) uses the term </w:t>
+        <w:t xml:space="preserve"> does not proceed in sequence. It moves associatively, placing periods of injury and difficulty beside periods of achievement so that each appears to explain the other. In the sequence treating the Achilles rupture of April 2013 and the rehabilitation that followed, the recovery footage is set against earlier material so that it reads as confirmation of a disposition already established rather than as a separate event. Barthes (1957/1972) describes myth as the operation by which the contingent and historical is made to appear natural and essential, and this editing pattern performs exactly that operation. An injury is a contingency; placed in this sequence it becomes an occasion on which an essential quality was revealed. The resulting proposition, that the Mamba Mentality is not a method Bryant adopted but the thing he fundamentally is, is one the film asserts through arrangement without ever stating it.</w:t>
+      </w:r>
+    </w:p>
+    <w:p>
+      <w:pPr>
+        <w:spacing w:after="0" w:line="480"/>
+        <w:ind w:firstLine="720"/>
+        <w:jc w:val="both"/>
+      </w:pPr>
+      <w:r>
+        <w:rPr>
+          <w:rFonts w:ascii="Times New Roman" w:cs="Times New Roman" w:eastAsia="Times New Roman" w:hAnsi="Times New Roman"/>
+          <w:b w:val="false"/>
+          <w:bCs w:val="false"/>
+          <w:i w:val="false"/>
+          <w:iCs w:val="false"/>
+          <w:sz w:val="24"/>
+          <w:szCs w:val="24"/>
+        </w:rPr>
+        <w:t xml:space="preserve">Cinematography contributes a second layer. The rehabilitation material is shot in monochrome and in a visual register quite distinct from the archival game footage, which arrives in the colour and texture of broadcast television; Lowry (2015) notes the same contrast. Two orders of image are thereby established: the public, collective, televised past, and a present that is private, isolated and composed. Placing the second in the position of interpretive authority over the first implies that the televised career was the surface and the solitary labour was the reality. The viewer is offered access to a privileged interior, which is itself a construction, lit and framed.</w:t>
+      </w:r>
+    </w:p>
+    <w:p>
+      <w:pPr>
+        <w:spacing w:after="0" w:line="480"/>
+        <w:ind w:firstLine="720"/>
+        <w:jc w:val="both"/>
+      </w:pPr>
+      <w:r>
+        <w:rPr>
+          <w:rFonts w:ascii="Times New Roman" w:cs="Times New Roman" w:eastAsia="Times New Roman" w:hAnsi="Times New Roman"/>
+          <w:b w:val="false"/>
+          <w:bCs w:val="false"/>
+          <w:i w:val="false"/>
+          <w:iCs w:val="false"/>
+          <w:sz w:val="24"/>
+          <w:szCs w:val="24"/>
+        </w:rPr>
+        <w:t xml:space="preserve">Sound completes the effect. Kris Bowers’s original score accompanies the film’s turning points rather than its passages of game action. Chion (1994) uses the term </w:t>
       </w:r>
       <w:r>
         <w:rPr>

--- a/EE/EE_Revised.docx
+++ b/EE/EE_Revised.docx
@@ -286,7 +286,7 @@
           <w:sz w:val="24"/>
           <w:szCs w:val="24"/>
         </w:rPr>
-        <w:t xml:space="preserve">Word Count: 3,958 words</w:t>
+        <w:t xml:space="preserve">Word Count: 3,979 words</w:t>
       </w:r>
     </w:p>
     <w:p>
@@ -371,7 +371,7 @@
           <w:sz w:val="24"/>
           <w:szCs w:val="24"/>
         </w:rPr>
-        <w:t xml:space="preserve">2. The “Mamba Mentality” as a Constructed Public Concept</w:t>
+        <w:t xml:space="preserve">2. The “Mamba Mentality” as a Constructed Concept</w:t>
       </w:r>
       <w:r>
         <w:rPr>
@@ -494,7 +494,7 @@
           <w:sz w:val="24"/>
           <w:szCs w:val="24"/>
         </w:rPr>
-        <w:t xml:space="preserve">3. Self-Construction in Selected Interviews</w:t>
+        <w:t xml:space="preserve">3. Constructing the Concept in the Interviews</w:t>
       </w:r>
       <w:r>
         <w:rPr>
@@ -617,7 +617,48 @@
           <w:sz w:val="24"/>
           <w:szCs w:val="24"/>
         </w:rPr>
-        <w:t xml:space="preserve">3.3 Vulnerability and the Retirement Press Conference</w:t>
+        <w:t xml:space="preserve">3.3 Controlling the Account: The Grantland Interview</w:t>
+      </w:r>
+      <w:r>
+        <w:rPr>
+          <w:rFonts w:ascii="Times New Roman" w:cs="Times New Roman" w:eastAsia="Times New Roman" w:hAnsi="Times New Roman"/>
+          <w:b w:val="false"/>
+          <w:bCs w:val="false"/>
+          <w:sz w:val="24"/>
+          <w:szCs w:val="24"/>
+        </w:rPr>
+        <w:tab/>
+      </w:r>
+      <w:r>
+        <w:rPr>
+          <w:rFonts w:ascii="Times New Roman" w:cs="Times New Roman" w:eastAsia="Times New Roman" w:hAnsi="Times New Roman"/>
+          <w:b w:val="false"/>
+          <w:bCs w:val="false"/>
+          <w:sz w:val="24"/>
+          <w:szCs w:val="24"/>
+        </w:rPr>
+        <w:t xml:space="preserve">8</w:t>
+      </w:r>
+    </w:p>
+    <w:p>
+      <w:pPr>
+        <w:tabs>
+          <w:tab w:val="right" w:pos="9360" w:leader="dot"/>
+        </w:tabs>
+        <w:spacing w:after="80" w:line="276"/>
+        <w:ind w:left="431" w:right="0"/>
+      </w:pPr>
+      <w:r>
+        <w:rPr>
+          <w:rFonts w:ascii="Times New Roman" w:cs="Times New Roman" w:eastAsia="Times New Roman" w:hAnsi="Times New Roman"/>
+          <w:b w:val="false"/>
+          <w:bCs w:val="false"/>
+          <w:i w:val="false"/>
+          <w:iCs w:val="false"/>
+          <w:sz w:val="24"/>
+          <w:szCs w:val="24"/>
+        </w:rPr>
+        <w:t xml:space="preserve">3.4 Vulnerability and the Retirement Press Conference</w:t>
       </w:r>
       <w:r>
         <w:rPr>
@@ -658,7 +699,7 @@
           <w:sz w:val="24"/>
           <w:szCs w:val="24"/>
         </w:rPr>
-        <w:t xml:space="preserve">4. Mediated Self-Representation in </w:t>
+        <w:t xml:space="preserve">4. Constructing the Concept in </w:t>
       </w:r>
       <w:r>
         <w:rPr>
@@ -690,7 +731,7 @@
           <w:sz w:val="24"/>
           <w:szCs w:val="24"/>
         </w:rPr>
-        <w:t xml:space="preserve">9</w:t>
+        <w:t xml:space="preserve">10</w:t>
       </w:r>
     </w:p>
     <w:p>
@@ -731,7 +772,7 @@
           <w:sz w:val="24"/>
           <w:szCs w:val="24"/>
         </w:rPr>
-        <w:t xml:space="preserve">9</w:t>
+        <w:t xml:space="preserve">10</w:t>
       </w:r>
     </w:p>
     <w:p>
@@ -752,7 +793,7 @@
           <w:sz w:val="24"/>
           <w:szCs w:val="24"/>
         </w:rPr>
-        <w:t xml:space="preserve">4.2 Image, Sequence and Sound</w:t>
+        <w:t xml:space="preserve">4.2 Three Sequences: Chronology, Image and Sound</w:t>
       </w:r>
       <w:r>
         <w:rPr>
@@ -772,7 +813,7 @@
           <w:sz w:val="24"/>
           <w:szCs w:val="24"/>
         </w:rPr>
-        <w:t xml:space="preserve">10</w:t>
+        <w:t xml:space="preserve">11</w:t>
       </w:r>
     </w:p>
     <w:p>
@@ -977,7 +1018,7 @@
           <w:sz w:val="24"/>
           <w:szCs w:val="24"/>
         </w:rPr>
-        <w:t xml:space="preserve">13</w:t>
+        <w:t xml:space="preserve">14</w:t>
       </w:r>
     </w:p>
     <w:p>
@@ -1183,26 +1224,26 @@
           <w:sz w:val="24"/>
           <w:szCs w:val="24"/>
         </w:rPr>
-        <w:t xml:space="preserve">A philosophy attributed to a public figure never reaches an audience raw. It arrives inside an interview, a broadcast, a book or a film, and each of those forms sets conditions on what can be said and how it will be taken. Kobe Bryant is a useful case because the phrase associated with him has outlived both his career and his life. “Mamba Mentality” is now used by people who never watched him play, applied to revision timetables, training plans and business, as a general name for disciplined self-improvement. Bryant supplied the phrase and most of its content. He did not, by himself, give it the shape in which it circulates.</w:t>
-      </w:r>
-    </w:p>
-    <w:p>
-      <w:pPr>
-        <w:spacing w:after="0" w:line="480"/>
-        <w:ind w:firstLine="720"/>
-        <w:jc w:val="both"/>
-      </w:pPr>
-      <w:r>
-        <w:rPr>
-          <w:rFonts w:ascii="Times New Roman" w:cs="Times New Roman" w:eastAsia="Times New Roman" w:hAnsi="Times New Roman"/>
-          <w:b w:val="false"/>
-          <w:bCs w:val="false"/>
-          <w:i w:val="false"/>
-          <w:iCs w:val="false"/>
-          <w:sz w:val="24"/>
-          <w:szCs w:val="24"/>
-        </w:rPr>
-        <w:t xml:space="preserve">This essay analyses two kinds of text. The first is a set of interviews: the profile interview Chuck Klosterman conducted for </w:t>
+        <w:t xml:space="preserve">A philosophy attributed to a public figure never reaches an audience raw. It arrives inside an interview, a broadcast, a book or a film, and each of those forms sets conditions on what can be said and how it will be taken. Kobe Bryant is a useful case because the phrase associated with him has outlived both his career and his life. “Mamba Mentality” is now used far outside basketball as a general name for disciplined self-improvement. Bryant supplied the phrase and most of its content. He did not, by himself, give it the shape in which it circulates.</w:t>
+      </w:r>
+    </w:p>
+    <w:p>
+      <w:pPr>
+        <w:spacing w:after="0" w:line="480"/>
+        <w:ind w:firstLine="720"/>
+        <w:jc w:val="both"/>
+      </w:pPr>
+      <w:r>
+        <w:rPr>
+          <w:rFonts w:ascii="Times New Roman" w:cs="Times New Roman" w:eastAsia="Times New Roman" w:hAnsi="Times New Roman"/>
+          <w:b w:val="false"/>
+          <w:bCs w:val="false"/>
+          <w:i w:val="false"/>
+          <w:iCs w:val="false"/>
+          <w:sz w:val="24"/>
+          <w:szCs w:val="24"/>
+        </w:rPr>
+        <w:t xml:space="preserve">This essay analyses two kinds of text. The first is three interviews: the profile Chuck Klosterman conducted for </w:t>
       </w:r>
       <w:r>
         <w:rPr>
@@ -1226,7 +1267,7 @@
           <w:sz w:val="24"/>
           <w:szCs w:val="24"/>
         </w:rPr>
-        <w:t xml:space="preserve">, published in February 2015, and the press conference Bryant gave on 29 November 2015, the day he announced his retirement. The second is </w:t>
+        <w:t xml:space="preserve">, published in February 2015; Bryant’s appearance on </w:t>
       </w:r>
       <w:r>
         <w:rPr>
@@ -1238,38 +1279,19 @@
           <w:sz w:val="24"/>
           <w:szCs w:val="24"/>
         </w:rPr>
-        <w:t xml:space="preserve">Kobe Bryant’s Muse</w:t>
-      </w:r>
-      <w:r>
-        <w:rPr>
-          <w:rFonts w:ascii="Times New Roman" w:cs="Times New Roman" w:eastAsia="Times New Roman" w:hAnsi="Times New Roman"/>
-          <w:b w:val="false"/>
-          <w:bCs w:val="false"/>
-          <w:i w:val="false"/>
-          <w:iCs w:val="false"/>
-          <w:sz w:val="24"/>
-          <w:szCs w:val="24"/>
-        </w:rPr>
-        <w:t xml:space="preserve">, the feature documentary directed by Gotham Chopra, which premiered on Showtime on 28 February 2015.</w:t>
-      </w:r>
-    </w:p>
-    <w:p>
-      <w:pPr>
-        <w:spacing w:after="0" w:line="480"/>
-        <w:ind w:firstLine="720"/>
-        <w:jc w:val="both"/>
-      </w:pPr>
-      <w:r>
-        <w:rPr>
-          <w:rFonts w:ascii="Times New Roman" w:cs="Times New Roman" w:eastAsia="Times New Roman" w:hAnsi="Times New Roman"/>
-          <w:b w:val="false"/>
-          <w:bCs w:val="false"/>
-          <w:i w:val="false"/>
-          <w:iCs w:val="false"/>
-          <w:sz w:val="24"/>
-          <w:szCs w:val="24"/>
-        </w:rPr>
-        <w:t xml:space="preserve">The obvious way to frame this comparison is self-representation against media portrayal: Bryant’s own words on one side, somebody else’s film on the other. That framing collapses on contact with the evidence. Bryant is credited as an executive producer of </w:t>
+        <w:t xml:space="preserve">The Grantland Basketball Hour</w:t>
+      </w:r>
+      <w:r>
+        <w:rPr>
+          <w:rFonts w:ascii="Times New Roman" w:cs="Times New Roman" w:eastAsia="Times New Roman" w:hAnsi="Times New Roman"/>
+          <w:b w:val="false"/>
+          <w:bCs w:val="false"/>
+          <w:i w:val="false"/>
+          <w:iCs w:val="false"/>
+          <w:sz w:val="24"/>
+          <w:szCs w:val="24"/>
+        </w:rPr>
+        <w:t xml:space="preserve"> with Bill Simmons and Jalen Rose, also February 2015; and the press conference he gave on 29 November 2015, the day he announced his retirement. The second is </w:t>
       </w:r>
       <w:r>
         <w:rPr>
@@ -1281,19 +1303,38 @@
           <w:sz w:val="24"/>
           <w:szCs w:val="24"/>
         </w:rPr>
-        <w:t xml:space="preserve">Muse</w:t>
-      </w:r>
-      <w:r>
-        <w:rPr>
-          <w:rFonts w:ascii="Times New Roman" w:cs="Times New Roman" w:eastAsia="Times New Roman" w:hAnsi="Times New Roman"/>
-          <w:b w:val="false"/>
-          <w:bCs w:val="false"/>
-          <w:i w:val="false"/>
-          <w:iCs w:val="false"/>
-          <w:sz w:val="24"/>
-          <w:szCs w:val="24"/>
-        </w:rPr>
-        <w:t xml:space="preserve"> (Chopra, 2015), and the released film contains no new interviews with anyone else, so his is the only testimonial voice in it. Equally, the interviews are not unmediated. The </w:t>
+        <w:t xml:space="preserve">Kobe Bryant’s Muse</w:t>
+      </w:r>
+      <w:r>
+        <w:rPr>
+          <w:rFonts w:ascii="Times New Roman" w:cs="Times New Roman" w:eastAsia="Times New Roman" w:hAnsi="Times New Roman"/>
+          <w:b w:val="false"/>
+          <w:bCs w:val="false"/>
+          <w:i w:val="false"/>
+          <w:iCs w:val="false"/>
+          <w:sz w:val="24"/>
+          <w:szCs w:val="24"/>
+        </w:rPr>
+        <w:t xml:space="preserve">, the feature documentary directed by Gotham Chopra, which premiered on Showtime on 28 February 2015.</w:t>
+      </w:r>
+    </w:p>
+    <w:p>
+      <w:pPr>
+        <w:spacing w:after="0" w:line="480"/>
+        <w:ind w:firstLine="720"/>
+        <w:jc w:val="both"/>
+      </w:pPr>
+      <w:r>
+        <w:rPr>
+          <w:rFonts w:ascii="Times New Roman" w:cs="Times New Roman" w:eastAsia="Times New Roman" w:hAnsi="Times New Roman"/>
+          <w:b w:val="false"/>
+          <w:bCs w:val="false"/>
+          <w:i w:val="false"/>
+          <w:iCs w:val="false"/>
+          <w:sz w:val="24"/>
+          <w:szCs w:val="24"/>
+        </w:rPr>
+        <w:t xml:space="preserve">These four texts were chosen for reasons that matter to the analysis. Each interview belongs to a different genre and catches the concept at a different moment. The </w:t>
       </w:r>
       <w:r>
         <w:rPr>
@@ -1317,26 +1358,7 @@
           <w:sz w:val="24"/>
           <w:szCs w:val="24"/>
         </w:rPr>
-        <w:t xml:space="preserve"> profile appeared eleven days before the documentary premiered, which places it inside the same promotional operation as the film. Neither category is clean.</w:t>
-      </w:r>
-    </w:p>
-    <w:p>
-      <w:pPr>
-        <w:spacing w:after="0" w:line="480"/>
-        <w:ind w:firstLine="720"/>
-        <w:jc w:val="both"/>
-      </w:pPr>
-      <w:r>
-        <w:rPr>
-          <w:rFonts w:ascii="Times New Roman" w:cs="Times New Roman" w:eastAsia="Times New Roman" w:hAnsi="Times New Roman"/>
-          <w:b w:val="false"/>
-          <w:bCs w:val="false"/>
-          <w:i w:val="false"/>
-          <w:iCs w:val="false"/>
-          <w:sz w:val="24"/>
-          <w:szCs w:val="24"/>
-        </w:rPr>
-        <w:t xml:space="preserve">What follows therefore treats </w:t>
+        <w:t xml:space="preserve"> profile is long-form print journalism, where an interviewer can press a point and Bryant has room to answer in extended analogy, so it shows the philosophy argued. The Grantland conversation is broadcast talk among former players, and the only text in which Bryant discusses the making of the documentary, so it is where his language about authorship can be examined directly. The press conference is unscripted, public and conducted under visible emotional pressure at the end of his career, so it shows the philosophy under strain rather than on display. </w:t>
       </w:r>
       <w:r>
         <w:rPr>
@@ -1360,31 +1382,26 @@
           <w:sz w:val="24"/>
           <w:szCs w:val="24"/>
         </w:rPr>
-        <w:t xml:space="preserve"> as a </w:t>
-      </w:r>
-      <w:r>
-        <w:rPr>
-          <w:rFonts w:ascii="Times New Roman" w:cs="Times New Roman" w:eastAsia="Times New Roman" w:hAnsi="Times New Roman"/>
-          <w:b/>
-          <w:bCs/>
-          <w:i w:val="false"/>
-          <w:iCs w:val="false"/>
-          <w:sz w:val="24"/>
-          <w:szCs w:val="24"/>
-        </w:rPr>
-        <w:t xml:space="preserve">mediated self-portrait</w:t>
-      </w:r>
-      <w:r>
-        <w:rPr>
-          <w:rFonts w:ascii="Times New Roman" w:cs="Times New Roman" w:eastAsia="Times New Roman" w:hAnsi="Times New Roman"/>
-          <w:b w:val="false"/>
-          <w:bCs w:val="false"/>
-          <w:i w:val="false"/>
-          <w:iCs w:val="false"/>
-          <w:sz w:val="24"/>
-          <w:szCs w:val="24"/>
-        </w:rPr>
-        <w:t xml:space="preserve"> rather than an external portrayal, and asks a sharper version of the research question: if both text types carry Bryant’s self-definition, what does each one actually contribute? My argument is that the division is one of content against form. The interviews supply the vocabulary, the analogies and the grammatical habits out of which the Mamba Mentality is built. </w:t>
+        <w:t xml:space="preserve"> is the only sustained audiovisual account Bryant produced and the only text in which he holds a production credit, which lets the essay test whether image, sequence and sound do different work from language. Taken together the four give two media, two moments, and one text in which the speaker is also a producer.</w:t>
+      </w:r>
+    </w:p>
+    <w:p>
+      <w:pPr>
+        <w:spacing w:after="0" w:line="480"/>
+        <w:ind w:firstLine="720"/>
+        <w:jc w:val="both"/>
+      </w:pPr>
+      <w:r>
+        <w:rPr>
+          <w:rFonts w:ascii="Times New Roman" w:cs="Times New Roman" w:eastAsia="Times New Roman" w:hAnsi="Times New Roman"/>
+          <w:b w:val="false"/>
+          <w:bCs w:val="false"/>
+          <w:i w:val="false"/>
+          <w:iCs w:val="false"/>
+          <w:sz w:val="24"/>
+          <w:szCs w:val="24"/>
+        </w:rPr>
+        <w:t xml:space="preserve">The obvious framing, self-representation against media portrayal, collapses on contact with the evidence. Bryant is credited as an executive producer of </w:t>
       </w:r>
       <w:r>
         <w:rPr>
@@ -1408,7 +1425,122 @@
           <w:sz w:val="24"/>
           <w:szCs w:val="24"/>
         </w:rPr>
-        <w:t xml:space="preserve"> adds almost no new propositions, but it gives those propositions coherence, emotional weight and an appearance of inevitability through chronology, archival juxtaposition, cinematography and score. Section 2 establishes the concept and the methodological problem. Sections 3 and 4 analyse each text type. Section 5 compares them and states the extent of each contribution.</w:t>
+        <w:t xml:space="preserve"> (Chopra, 2015), and the released film contains no new interviews with anyone else, so his is the only testimonial voice in it. Nor are the interviews unmediated: the </w:t>
+      </w:r>
+      <w:r>
+        <w:rPr>
+          <w:rFonts w:ascii="Times New Roman" w:cs="Times New Roman" w:eastAsia="Times New Roman" w:hAnsi="Times New Roman"/>
+          <w:b w:val="false"/>
+          <w:bCs w:val="false"/>
+          <w:i/>
+          <w:iCs/>
+          <w:sz w:val="24"/>
+          <w:szCs w:val="24"/>
+        </w:rPr>
+        <w:t xml:space="preserve">GQ</w:t>
+      </w:r>
+      <w:r>
+        <w:rPr>
+          <w:rFonts w:ascii="Times New Roman" w:cs="Times New Roman" w:eastAsia="Times New Roman" w:hAnsi="Times New Roman"/>
+          <w:b w:val="false"/>
+          <w:bCs w:val="false"/>
+          <w:i w:val="false"/>
+          <w:iCs w:val="false"/>
+          <w:sz w:val="24"/>
+          <w:szCs w:val="24"/>
+        </w:rPr>
+        <w:t xml:space="preserve"> profile appeared eleven days before the premiere, inside the same promotional operation as the film.</w:t>
+      </w:r>
+    </w:p>
+    <w:p>
+      <w:pPr>
+        <w:spacing w:after="0" w:line="480"/>
+        <w:ind w:firstLine="720"/>
+        <w:jc w:val="both"/>
+      </w:pPr>
+      <w:r>
+        <w:rPr>
+          <w:rFonts w:ascii="Times New Roman" w:cs="Times New Roman" w:eastAsia="Times New Roman" w:hAnsi="Times New Roman"/>
+          <w:b w:val="false"/>
+          <w:bCs w:val="false"/>
+          <w:i w:val="false"/>
+          <w:iCs w:val="false"/>
+          <w:sz w:val="24"/>
+          <w:szCs w:val="24"/>
+        </w:rPr>
+        <w:t xml:space="preserve">What follows therefore treats </w:t>
+      </w:r>
+      <w:r>
+        <w:rPr>
+          <w:rFonts w:ascii="Times New Roman" w:cs="Times New Roman" w:eastAsia="Times New Roman" w:hAnsi="Times New Roman"/>
+          <w:b w:val="false"/>
+          <w:bCs w:val="false"/>
+          <w:i/>
+          <w:iCs/>
+          <w:sz w:val="24"/>
+          <w:szCs w:val="24"/>
+        </w:rPr>
+        <w:t xml:space="preserve">Muse</w:t>
+      </w:r>
+      <w:r>
+        <w:rPr>
+          <w:rFonts w:ascii="Times New Roman" w:cs="Times New Roman" w:eastAsia="Times New Roman" w:hAnsi="Times New Roman"/>
+          <w:b w:val="false"/>
+          <w:bCs w:val="false"/>
+          <w:i w:val="false"/>
+          <w:iCs w:val="false"/>
+          <w:sz w:val="24"/>
+          <w:szCs w:val="24"/>
+        </w:rPr>
+        <w:t xml:space="preserve"> as a </w:t>
+      </w:r>
+      <w:r>
+        <w:rPr>
+          <w:rFonts w:ascii="Times New Roman" w:cs="Times New Roman" w:eastAsia="Times New Roman" w:hAnsi="Times New Roman"/>
+          <w:b/>
+          <w:bCs/>
+          <w:i w:val="false"/>
+          <w:iCs w:val="false"/>
+          <w:sz w:val="24"/>
+          <w:szCs w:val="24"/>
+        </w:rPr>
+        <w:t xml:space="preserve">mediated self-portrait</w:t>
+      </w:r>
+      <w:r>
+        <w:rPr>
+          <w:rFonts w:ascii="Times New Roman" w:cs="Times New Roman" w:eastAsia="Times New Roman" w:hAnsi="Times New Roman"/>
+          <w:b w:val="false"/>
+          <w:bCs w:val="false"/>
+          <w:i w:val="false"/>
+          <w:iCs w:val="false"/>
+          <w:sz w:val="24"/>
+          <w:szCs w:val="24"/>
+        </w:rPr>
+        <w:t xml:space="preserve"> rather than an external portrayal, and asks a sharper version of the research question: if both text types carry Bryant’s self-definition, what does each one actually contribute to constructing it? My argument is that the division is one of content against form. The interviews supply the vocabulary, the analogies and the grammatical habits out of which the Mamba Mentality is built. </w:t>
+      </w:r>
+      <w:r>
+        <w:rPr>
+          <w:rFonts w:ascii="Times New Roman" w:cs="Times New Roman" w:eastAsia="Times New Roman" w:hAnsi="Times New Roman"/>
+          <w:b w:val="false"/>
+          <w:bCs w:val="false"/>
+          <w:i/>
+          <w:iCs/>
+          <w:sz w:val="24"/>
+          <w:szCs w:val="24"/>
+        </w:rPr>
+        <w:t xml:space="preserve">Muse</w:t>
+      </w:r>
+      <w:r>
+        <w:rPr>
+          <w:rFonts w:ascii="Times New Roman" w:cs="Times New Roman" w:eastAsia="Times New Roman" w:hAnsi="Times New Roman"/>
+          <w:b w:val="false"/>
+          <w:bCs w:val="false"/>
+          <w:i w:val="false"/>
+          <w:iCs w:val="false"/>
+          <w:sz w:val="24"/>
+          <w:szCs w:val="24"/>
+        </w:rPr>
+        <w:t xml:space="preserve"> adds almost no new propositions, but it gives those propositions coherence, emotional weight and an appearance of inevitability through chronology, archival juxtaposition, cinematography and score.</w:t>
       </w:r>
     </w:p>
     <w:p>
@@ -1426,7 +1558,7 @@
           <w:sz w:val="24"/>
           <w:szCs w:val="24"/>
         </w:rPr>
-        <w:t xml:space="preserve">2. The “Mamba Mentality” as a Constructed Public Concept</w:t>
+        <w:t xml:space="preserve">2. The “Mamba Mentality” as a Constructed Concept</w:t>
       </w:r>
     </w:p>
     <w:p>
@@ -1463,7 +1595,7 @@
           <w:sz w:val="24"/>
           <w:szCs w:val="24"/>
         </w:rPr>
-        <w:t xml:space="preserve">Bryant adopted “Black Mamba” around 2003, during the period of the sexual assault case brought against him in Colorado. He has described the persona as a deliberate separation of his playing self from the damage being done to his public name, an account he gives on camera in </w:t>
+        <w:t xml:space="preserve">Bryant adopted “Black Mamba” around 2003, during the Colorado sexual assault case, and describes the persona on camera in </w:t>
       </w:r>
       <w:r>
         <w:rPr>
@@ -1487,7 +1619,7 @@
           <w:sz w:val="24"/>
           <w:szCs w:val="24"/>
         </w:rPr>
-        <w:t xml:space="preserve"> itself (Chopra, 2015). The alter ego came first; the philosophy was attached to it afterwards. By the time Bryant published </w:t>
+        <w:t xml:space="preserve"> as a deliberate separation of his playing self from the damage being done to his name (Chopra, 2015). The alter ego came first; the philosophy was attached afterwards. By the time he published </w:t>
       </w:r>
       <w:r>
         <w:rPr>
@@ -1511,45 +1643,45 @@
           <w:sz w:val="24"/>
           <w:szCs w:val="24"/>
         </w:rPr>
-        <w:t xml:space="preserve"> in October 2018, the phrase named a method rather than a nickname: a commitment to daily improvement measured against one’s own previous standard rather than against rivals, and an insistence on process over result.</w:t>
-      </w:r>
-    </w:p>
-    <w:p>
-      <w:pPr>
-        <w:spacing w:after="0" w:line="480"/>
-        <w:ind w:firstLine="720"/>
-        <w:jc w:val="both"/>
-      </w:pPr>
-      <w:r>
-        <w:rPr>
-          <w:rFonts w:ascii="Times New Roman" w:cs="Times New Roman" w:eastAsia="Times New Roman" w:hAnsi="Times New Roman"/>
-          <w:b w:val="false"/>
-          <w:bCs w:val="false"/>
-          <w:i w:val="false"/>
-          <w:iCs w:val="false"/>
-          <w:sz w:val="24"/>
-          <w:szCs w:val="24"/>
-        </w:rPr>
-        <w:t xml:space="preserve">The book is revealing about the definitional problem. It is organised around process, covering footwork, preparation and the reading of opponents, and offers no single sentence defining the mentality, leaving the reader to infer the philosophy from accumulated technical detail (Bryant &amp; Bernstein, 2018). The concept is demonstrated rather than stated.</w:t>
-      </w:r>
-    </w:p>
-    <w:p>
-      <w:pPr>
-        <w:spacing w:after="0" w:line="480"/>
-        <w:ind w:firstLine="720"/>
-        <w:jc w:val="both"/>
-      </w:pPr>
-      <w:r>
-        <w:rPr>
-          <w:rFonts w:ascii="Times New Roman" w:cs="Times New Roman" w:eastAsia="Times New Roman" w:hAnsi="Times New Roman"/>
-          <w:b w:val="false"/>
-          <w:bCs w:val="false"/>
-          <w:i w:val="false"/>
-          <w:iCs w:val="false"/>
-          <w:sz w:val="24"/>
-          <w:szCs w:val="24"/>
-        </w:rPr>
-        <w:t xml:space="preserve">Two features of this history matter for the research question. First, the concept was retrofitted. It was not announced as a philosophy and then lived out; it was lived first and named later, which means its public definition was always a work of retrospective interpretation. Second, the definition is loose. Bryant never fixed it in a single formulation, and the term’s portability, which is what lets a student or a salesperson claim it, depends on that looseness. A concept this under-specified is unusually dependent on the texts that circulate it, because each text must decide, in effect, what the concept means.</w:t>
+        <w:t xml:space="preserve"> in October 2018, the phrase named a method rather than a nickname: daily improvement measured against one’s own previous standard, and process valued over result.</w:t>
+      </w:r>
+    </w:p>
+    <w:p>
+      <w:pPr>
+        <w:spacing w:after="0" w:line="480"/>
+        <w:ind w:firstLine="720"/>
+        <w:jc w:val="both"/>
+      </w:pPr>
+      <w:r>
+        <w:rPr>
+          <w:rFonts w:ascii="Times New Roman" w:cs="Times New Roman" w:eastAsia="Times New Roman" w:hAnsi="Times New Roman"/>
+          <w:b w:val="false"/>
+          <w:bCs w:val="false"/>
+          <w:i w:val="false"/>
+          <w:iCs w:val="false"/>
+          <w:sz w:val="24"/>
+          <w:szCs w:val="24"/>
+        </w:rPr>
+        <w:t xml:space="preserve">The book is revealing about the definitional problem. It is organised around technique, covering footwork, preparation and the reading of opponents, and offers no single sentence defining the mentality (Bryant &amp; Bernstein, 2018). The concept is demonstrated rather than stated.</w:t>
+      </w:r>
+    </w:p>
+    <w:p>
+      <w:pPr>
+        <w:spacing w:after="0" w:line="480"/>
+        <w:ind w:firstLine="720"/>
+        <w:jc w:val="both"/>
+      </w:pPr>
+      <w:r>
+        <w:rPr>
+          <w:rFonts w:ascii="Times New Roman" w:cs="Times New Roman" w:eastAsia="Times New Roman" w:hAnsi="Times New Roman"/>
+          <w:b w:val="false"/>
+          <w:bCs w:val="false"/>
+          <w:i w:val="false"/>
+          <w:iCs w:val="false"/>
+          <w:sz w:val="24"/>
+          <w:szCs w:val="24"/>
+        </w:rPr>
+        <w:t xml:space="preserve">Two features matter here. The concept was retrofitted, lived first and named later, so its definition was always retrospective interpretation; and it is loose, never fixed by Bryant in one formulation. A concept this under-specified depends unusually on the texts that circulate it, because each must decide, in effect, what it means.</w:t>
       </w:r>
     </w:p>
     <w:p>
@@ -1586,45 +1718,45 @@
           <w:sz w:val="24"/>
           <w:szCs w:val="24"/>
         </w:rPr>
-        <w:t xml:space="preserve">Hall (1997) argues that representation does not transmit a meaning that already exists but participates in producing it. Applied here, this rules out the question “is the public Mamba Mentality the real Bryant or a media invention?”, because it denies that there is a version standing outside representation to be compared against. The more answerable question is which representational resources each text brings.</w:t>
-      </w:r>
-    </w:p>
-    <w:p>
-      <w:pPr>
-        <w:spacing w:after="0" w:line="480"/>
-        <w:ind w:firstLine="720"/>
-        <w:jc w:val="both"/>
-      </w:pPr>
-      <w:r>
-        <w:rPr>
-          <w:rFonts w:ascii="Times New Roman" w:cs="Times New Roman" w:eastAsia="Times New Roman" w:hAnsi="Times New Roman"/>
-          <w:b w:val="false"/>
-          <w:bCs w:val="false"/>
-          <w:i w:val="false"/>
-          <w:iCs w:val="false"/>
-          <w:sz w:val="24"/>
-          <w:szCs w:val="24"/>
-        </w:rPr>
-        <w:t xml:space="preserve">Dyer’s (1979/1998) account of the star image sharpens this further. For Dyer, a star image is not located in any single text but is assembled across many, including films, interviews, publicity and commentary, and its coherence is an achievement of that assembly rather than a property of the person. This is exactly the condition of the Mamba Mentality: it exists across a magazine profile, a press conference, a documentary, a book and a sportswear campaign, and its apparent unity is something those texts accomplish together.</w:t>
-      </w:r>
-    </w:p>
-    <w:p>
-      <w:pPr>
-        <w:spacing w:after="0" w:line="480"/>
-        <w:ind w:firstLine="720"/>
-        <w:jc w:val="both"/>
-      </w:pPr>
-      <w:r>
-        <w:rPr>
-          <w:rFonts w:ascii="Times New Roman" w:cs="Times New Roman" w:eastAsia="Times New Roman" w:hAnsi="Times New Roman"/>
-          <w:b w:val="false"/>
-          <w:bCs w:val="false"/>
-          <w:i w:val="false"/>
-          <w:iCs w:val="false"/>
-          <w:sz w:val="24"/>
-          <w:szCs w:val="24"/>
-        </w:rPr>
-        <w:t xml:space="preserve">Bryant’s production role makes the point concrete, and the evidence on it pulls in two directions. At Showtime’s presentation to television critics in July 2014 he publicly minimised his executive-producer credit, calling it his “only in title alone” and professing uncertainty about what producers do; the Associated Press described the credit as honorary, and Chopra denied that it carried creative control (</w:t>
+        <w:t xml:space="preserve">Hall (1997) argues that representation does not transmit a meaning that already exists but participates in producing it. This rules out asking whether the public Mamba Mentality is the real Bryant or a media invention, since it denies there is a version outside representation to compare against. The answerable question is which resources each text brings.</w:t>
+      </w:r>
+    </w:p>
+    <w:p>
+      <w:pPr>
+        <w:spacing w:after="0" w:line="480"/>
+        <w:ind w:firstLine="720"/>
+        <w:jc w:val="both"/>
+      </w:pPr>
+      <w:r>
+        <w:rPr>
+          <w:rFonts w:ascii="Times New Roman" w:cs="Times New Roman" w:eastAsia="Times New Roman" w:hAnsi="Times New Roman"/>
+          <w:b w:val="false"/>
+          <w:bCs w:val="false"/>
+          <w:i w:val="false"/>
+          <w:iCs w:val="false"/>
+          <w:sz w:val="24"/>
+          <w:szCs w:val="24"/>
+        </w:rPr>
+        <w:t xml:space="preserve">Dyer’s (1979/1998) account sharpens this. For Dyer a star image is not located in any single text but assembled across many, and its coherence is an achievement of that assembly rather than a property of the person. That is the condition of the Mamba Mentality, which exists across a profile, a broadcast conversation, a press conference, a documentary and a book.</w:t>
+      </w:r>
+    </w:p>
+    <w:p>
+      <w:pPr>
+        <w:spacing w:after="0" w:line="480"/>
+        <w:ind w:firstLine="720"/>
+        <w:jc w:val="both"/>
+      </w:pPr>
+      <w:r>
+        <w:rPr>
+          <w:rFonts w:ascii="Times New Roman" w:cs="Times New Roman" w:eastAsia="Times New Roman" w:hAnsi="Times New Roman"/>
+          <w:b w:val="false"/>
+          <w:bCs w:val="false"/>
+          <w:i w:val="false"/>
+          <w:iCs w:val="false"/>
+          <w:sz w:val="24"/>
+          <w:szCs w:val="24"/>
+        </w:rPr>
+        <w:t xml:space="preserve">Bryant’s production role makes the point concrete, and the evidence pulls in two directions. At Showtime’s presentation to television critics in July 2014 he minimised his executive-producer credit, calling it his “only in title alone” and professing uncertainty about what producers do; the Associated Press described the credit as honorary, and Chopra denied it carried creative control (</w:t>
       </w:r>
       <w:r>
         <w:rPr>
@@ -1648,7 +1780,62 @@
           <w:sz w:val="24"/>
           <w:szCs w:val="24"/>
         </w:rPr>
-        <w:t xml:space="preserve">, 2014). Against that, Bryant later gave his own account of how the film was made. Appearing on </w:t>
+        <w:t xml:space="preserve">, 2014). Against that, Chopra’s own later account records that an editing suite was built in Newport Beach at Bryant’s insistence, close to his home so that he could stay inside the process, and that Bryant took a close interest in the cutting, the choice of shots, the score, the colour correction and the audio mix (Chopra, 2021). The two accounts are differently scoped rather than contradictory: Bryant may have held no formal editorial authority while shaping the film’s architecture and sitting in the room where its texture was decided. Throughout what follows I distinguish four things that “self-representation” tends to blur: Bryant’s participation, his self-presentation, the filmmakers’ construction, and the finished text.</w:t>
+      </w:r>
+    </w:p>
+    <w:p>
+      <w:pPr>
+        <w:pStyle w:val="Heading1"/>
+        <w:spacing w:after="200" w:before="360" w:line="480"/>
+      </w:pPr>
+      <w:r>
+        <w:rPr>
+          <w:rFonts w:ascii="Times New Roman" w:cs="Times New Roman" w:eastAsia="Times New Roman" w:hAnsi="Times New Roman"/>
+          <w:b/>
+          <w:bCs/>
+          <w:i w:val="false"/>
+          <w:iCs w:val="false"/>
+          <w:sz w:val="24"/>
+          <w:szCs w:val="24"/>
+        </w:rPr>
+        <w:t xml:space="preserve">3. Constructing the Concept in the Interviews</w:t>
+      </w:r>
+    </w:p>
+    <w:p>
+      <w:pPr>
+        <w:pStyle w:val="Heading2"/>
+        <w:spacing w:after="160" w:before="280" w:line="480"/>
+      </w:pPr>
+      <w:r>
+        <w:rPr>
+          <w:rFonts w:ascii="Times New Roman" w:cs="Times New Roman" w:eastAsia="Times New Roman" w:hAnsi="Times New Roman"/>
+          <w:b/>
+          <w:bCs/>
+          <w:i w:val="false"/>
+          <w:iCs w:val="false"/>
+          <w:sz w:val="24"/>
+          <w:szCs w:val="24"/>
+        </w:rPr>
+        <w:t xml:space="preserve">3.1 Analogy as Self-Characterisation</w:t>
+      </w:r>
+    </w:p>
+    <w:p>
+      <w:pPr>
+        <w:spacing w:after="0" w:line="480"/>
+        <w:ind w:firstLine="720"/>
+        <w:jc w:val="both"/>
+      </w:pPr>
+      <w:r>
+        <w:rPr>
+          <w:rFonts w:ascii="Times New Roman" w:cs="Times New Roman" w:eastAsia="Times New Roman" w:hAnsi="Times New Roman"/>
+          <w:b w:val="false"/>
+          <w:bCs w:val="false"/>
+          <w:i w:val="false"/>
+          <w:iCs w:val="false"/>
+          <w:sz w:val="24"/>
+          <w:szCs w:val="24"/>
+        </w:rPr>
+        <w:t xml:space="preserve">The most distinctive feature of Bryant’s interview language is that he characterises himself almost entirely through analogy with figures outside basketball. Three examples from the </w:t>
       </w:r>
       <w:r>
         <w:rPr>
@@ -1660,38 +1847,497 @@
           <w:sz w:val="24"/>
           <w:szCs w:val="24"/>
         </w:rPr>
-        <w:t xml:space="preserve">The Grantland Basketball Hour</w:t>
-      </w:r>
-      <w:r>
-        <w:rPr>
-          <w:rFonts w:ascii="Times New Roman" w:cs="Times New Roman" w:eastAsia="Times New Roman" w:hAnsi="Times New Roman"/>
-          <w:b w:val="false"/>
-          <w:bCs w:val="false"/>
-          <w:i w:val="false"/>
-          <w:iCs w:val="false"/>
-          <w:sz w:val="24"/>
-          <w:szCs w:val="24"/>
-        </w:rPr>
-        <w:t xml:space="preserve"> with Bill Simmons and Jalen Rose in February 2015, he explained Phil Jackson’s absence from the finished film by confirming that he had rejected a completed version and started again, summarising his approach in four words: “control what you can control” (as reported in Yahoo Finance, 2015). Chopra’s own later account corroborates the involvement. He writes that an editing suite was built in Newport Beach at Bryant’s insistence, close to his home so that he could stay inside the process, and that Bryant took a close interest in the cutting, the choice of shots, the score, the colour correction and the audio mix (Chopra, 2021).</w:t>
-      </w:r>
-    </w:p>
-    <w:p>
-      <w:pPr>
-        <w:spacing w:after="0" w:line="480"/>
-        <w:ind w:firstLine="720"/>
-        <w:jc w:val="both"/>
-      </w:pPr>
-      <w:r>
-        <w:rPr>
-          <w:rFonts w:ascii="Times New Roman" w:cs="Times New Roman" w:eastAsia="Times New Roman" w:hAnsi="Times New Roman"/>
-          <w:b w:val="false"/>
-          <w:bCs w:val="false"/>
-          <w:i w:val="false"/>
-          <w:iCs w:val="false"/>
-          <w:sz w:val="24"/>
-          <w:szCs w:val="24"/>
-        </w:rPr>
-        <w:t xml:space="preserve">The two accounts are not contradictory so much as differently scoped. Bryant may well have held no formal editorial authority while shaping the film’s basic architecture and sitting in the room where its texture was decided. Throughout what follows I therefore distinguish four things that the phrase “self-representation” tends to blur: Bryant’s participation, Bryant’s self-presentation, the filmmakers’ construction, and the finished text an audience sees.</w:t>
+        <w:t xml:space="preserve">GQ</w:t>
+      </w:r>
+      <w:r>
+        <w:rPr>
+          <w:rFonts w:ascii="Times New Roman" w:cs="Times New Roman" w:eastAsia="Times New Roman" w:hAnsi="Times New Roman"/>
+          <w:b w:val="false"/>
+          <w:bCs w:val="false"/>
+          <w:i w:val="false"/>
+          <w:iCs w:val="false"/>
+          <w:sz w:val="24"/>
+          <w:szCs w:val="24"/>
+        </w:rPr>
+        <w:t xml:space="preserve"> profile carry most of the work.</w:t>
+      </w:r>
+    </w:p>
+    <w:p>
+      <w:pPr>
+        <w:spacing w:after="0" w:line="480"/>
+        <w:ind w:firstLine="720"/>
+        <w:jc w:val="both"/>
+      </w:pPr>
+      <w:r>
+        <w:rPr>
+          <w:rFonts w:ascii="Times New Roman" w:cs="Times New Roman" w:eastAsia="Times New Roman" w:hAnsi="Times New Roman"/>
+          <w:b w:val="false"/>
+          <w:bCs w:val="false"/>
+          <w:i w:val="false"/>
+          <w:iCs w:val="false"/>
+          <w:sz w:val="24"/>
+          <w:szCs w:val="24"/>
+        </w:rPr>
+        <w:t xml:space="preserve">The first is equine. Describing his years under Phil Jackson, Bryant says that he “was like a wild horse that had the potential to become Secretariat” (Klosterman, 2015). The simile turns on a split between present and conditional: </w:t>
+      </w:r>
+      <w:r>
+        <w:rPr>
+          <w:rFonts w:ascii="Times New Roman" w:cs="Times New Roman" w:eastAsia="Times New Roman" w:hAnsi="Times New Roman"/>
+          <w:b w:val="false"/>
+          <w:bCs w:val="false"/>
+          <w:i/>
+          <w:iCs/>
+          <w:sz w:val="24"/>
+          <w:szCs w:val="24"/>
+        </w:rPr>
+        <w:t xml:space="preserve">wild horse</w:t>
+      </w:r>
+      <w:r>
+        <w:rPr>
+          <w:rFonts w:ascii="Times New Roman" w:cs="Times New Roman" w:eastAsia="Times New Roman" w:hAnsi="Times New Roman"/>
+          <w:b w:val="false"/>
+          <w:bCs w:val="false"/>
+          <w:i w:val="false"/>
+          <w:iCs w:val="false"/>
+          <w:sz w:val="24"/>
+          <w:szCs w:val="24"/>
+        </w:rPr>
+        <w:t xml:space="preserve"> is what he was, </w:t>
+      </w:r>
+      <w:r>
+        <w:rPr>
+          <w:rFonts w:ascii="Times New Roman" w:cs="Times New Roman" w:eastAsia="Times New Roman" w:hAnsi="Times New Roman"/>
+          <w:b w:val="false"/>
+          <w:bCs w:val="false"/>
+          <w:i/>
+          <w:iCs/>
+          <w:sz w:val="24"/>
+          <w:szCs w:val="24"/>
+        </w:rPr>
+        <w:t xml:space="preserve">Secretariat</w:t>
+      </w:r>
+      <w:r>
+        <w:rPr>
+          <w:rFonts w:ascii="Times New Roman" w:cs="Times New Roman" w:eastAsia="Times New Roman" w:hAnsi="Times New Roman"/>
+          <w:b w:val="false"/>
+          <w:bCs w:val="false"/>
+          <w:i w:val="false"/>
+          <w:iCs w:val="false"/>
+          <w:sz w:val="24"/>
+          <w:szCs w:val="24"/>
+        </w:rPr>
+        <w:t xml:space="preserve"> what he might become. The verb phrase “had the potential to become” does the whole job, because it concedes that the wildness was real while reclassifying it as unrealised quality rather than defect. The comparison also redistributes responsibility, since a horse is not accountable for its own training but requires a trainer, and Jackson occupies that position in the sentence. The effect on a reader is that Bryant appears to admit a flaw while surrendering nothing: difficulty is recoded as thoroughbred quality. For the research question this matters because it shows the concept being built out of concession rather than boast, which is what allows the Mamba Mentality to read as earned.</w:t>
+      </w:r>
+    </w:p>
+    <w:p>
+      <w:pPr>
+        <w:spacing w:after="0" w:line="480"/>
+        <w:ind w:firstLine="720"/>
+        <w:jc w:val="both"/>
+      </w:pPr>
+      <w:r>
+        <w:rPr>
+          <w:rFonts w:ascii="Times New Roman" w:cs="Times New Roman" w:eastAsia="Times New Roman" w:hAnsi="Times New Roman"/>
+          <w:b w:val="false"/>
+          <w:bCs w:val="false"/>
+          <w:i w:val="false"/>
+          <w:iCs w:val="false"/>
+          <w:sz w:val="24"/>
+          <w:szCs w:val="24"/>
+        </w:rPr>
+        <w:t xml:space="preserve">The second is musical. Asked whether he shot too often, he answers that “Some people thought Mozart had too many notes in his compositions,” and that “There were as many as necessary” (Klosterman, 2015). The device is substitution: a historical judgement long settled in Mozart’s favour replaces a contemporary judgement still open, and the reader is left to draw the inference. The second sentence is also grammatically evasive, since “There were as many as necessary” has no agent. Nobody decided the number; it simply was correct. The effect is that a claim which would sound arrogant in the first person becomes close to unarguable once the person is removed from it, so the reader is positioned to accept a defence that was never explicitly made. This contributes to the construction of the concept by making excess look like necessity, which is the same move the philosophy performs on obsessive work.</w:t>
+      </w:r>
+    </w:p>
+    <w:p>
+      <w:pPr>
+        <w:spacing w:after="0" w:line="480"/>
+        <w:ind w:firstLine="720"/>
+        <w:jc w:val="both"/>
+      </w:pPr>
+      <w:r>
+        <w:rPr>
+          <w:rFonts w:ascii="Times New Roman" w:cs="Times New Roman" w:eastAsia="Times New Roman" w:hAnsi="Times New Roman"/>
+          <w:b w:val="false"/>
+          <w:bCs w:val="false"/>
+          <w:i w:val="false"/>
+          <w:iCs w:val="false"/>
+          <w:sz w:val="24"/>
+          <w:szCs w:val="24"/>
+        </w:rPr>
+        <w:t xml:space="preserve">The third appears in the profile’s footnotes, where Bryant resists the suggestion that every brand carries a calculated purpose: “That’s like saying every wizard with Slytherin House is a villain” (Klosterman, 2015). The device is reductio: the critic’s premise is restated in a form that is obviously false, so the reader rejects the premise without Bryant having to argue against it.</w:t>
+      </w:r>
+    </w:p>
+    <w:p>
+      <w:pPr>
+        <w:spacing w:after="0" w:line="480"/>
+        <w:ind w:firstLine="720"/>
+        <w:jc w:val="both"/>
+      </w:pPr>
+      <w:r>
+        <w:rPr>
+          <w:rFonts w:ascii="Times New Roman" w:cs="Times New Roman" w:eastAsia="Times New Roman" w:hAnsi="Times New Roman"/>
+          <w:b w:val="false"/>
+          <w:bCs w:val="false"/>
+          <w:i w:val="false"/>
+          <w:iCs w:val="false"/>
+          <w:sz w:val="24"/>
+          <w:szCs w:val="24"/>
+        </w:rPr>
+        <w:t xml:space="preserve">What unites the three is one manoeuvre, in which a criticism is returned as a category error on the critic’s part. They also share a register that is conspicuously not athletic, drawn from classical music, horse racing and children’s fiction. By arguing about himself in borrowed terms, Bryant lifts the philosophy out of the setting that produced it, and the text thereby addresses a reader who need know nothing about basketball. This is the clearest textual mechanism by which the Mamba Mentality is constructed as transferable rather than sport-specific.</w:t>
+      </w:r>
+    </w:p>
+    <w:p>
+      <w:pPr>
+        <w:pStyle w:val="Heading2"/>
+        <w:spacing w:after="160" w:before="280" w:line="480"/>
+      </w:pPr>
+      <w:r>
+        <w:rPr>
+          <w:rFonts w:ascii="Times New Roman" w:cs="Times New Roman" w:eastAsia="Times New Roman" w:hAnsi="Times New Roman"/>
+          <w:b/>
+          <w:bCs/>
+          <w:i w:val="false"/>
+          <w:iCs w:val="false"/>
+          <w:sz w:val="24"/>
+          <w:szCs w:val="24"/>
+        </w:rPr>
+        <w:t xml:space="preserve">3.2 Converting Behaviour into Identity</w:t>
+      </w:r>
+    </w:p>
+    <w:p>
+      <w:pPr>
+        <w:spacing w:after="0" w:line="480"/>
+        <w:ind w:firstLine="720"/>
+        <w:jc w:val="both"/>
+      </w:pPr>
+      <w:r>
+        <w:rPr>
+          <w:rFonts w:ascii="Times New Roman" w:cs="Times New Roman" w:eastAsia="Times New Roman" w:hAnsi="Times New Roman"/>
+          <w:b w:val="false"/>
+          <w:bCs w:val="false"/>
+          <w:i w:val="false"/>
+          <w:iCs w:val="false"/>
+          <w:sz w:val="24"/>
+          <w:szCs w:val="24"/>
+        </w:rPr>
+        <w:t xml:space="preserve">A second pattern runs through the interview material: Bryant describes habits in terms that make them constitutive of who he is rather than things he does.</w:t>
+      </w:r>
+    </w:p>
+    <w:p>
+      <w:pPr>
+        <w:spacing w:after="0" w:line="480"/>
+        <w:ind w:firstLine="720"/>
+        <w:jc w:val="both"/>
+      </w:pPr>
+      <w:r>
+        <w:rPr>
+          <w:rFonts w:ascii="Times New Roman" w:cs="Times New Roman" w:eastAsia="Times New Roman" w:hAnsi="Times New Roman"/>
+          <w:b w:val="false"/>
+          <w:bCs w:val="false"/>
+          <w:i w:val="false"/>
+          <w:iCs w:val="false"/>
+          <w:sz w:val="24"/>
+          <w:szCs w:val="24"/>
+        </w:rPr>
+        <w:t xml:space="preserve">The clearest case is his treatment of friendship. Pressed in </w:t>
+      </w:r>
+      <w:r>
+        <w:rPr>
+          <w:rFonts w:ascii="Times New Roman" w:cs="Times New Roman" w:eastAsia="Times New Roman" w:hAnsi="Times New Roman"/>
+          <w:b w:val="false"/>
+          <w:bCs w:val="false"/>
+          <w:i/>
+          <w:iCs/>
+          <w:sz w:val="24"/>
+          <w:szCs w:val="24"/>
+        </w:rPr>
+        <w:t xml:space="preserve">GQ</w:t>
+      </w:r>
+      <w:r>
+        <w:rPr>
+          <w:rFonts w:ascii="Times New Roman" w:cs="Times New Roman" w:eastAsia="Times New Roman" w:hAnsi="Times New Roman"/>
+          <w:b w:val="false"/>
+          <w:bCs w:val="false"/>
+          <w:i w:val="false"/>
+          <w:iCs w:val="false"/>
+          <w:sz w:val="24"/>
+          <w:szCs w:val="24"/>
+        </w:rPr>
+        <w:t xml:space="preserve"> on whether his intensity leaves room for friends, he first tilts towards no, then corrects himself: “I have friends” (Klosterman, 2015). What follows is the significant part. He distinguishes between being a good friend and a great one, defines the greater standard as daily contact and remembered birthdays, and concedes that his absorption in work makes him forget such things. The device is subordination: the cost is grammatically placed beneath the purpose it served. The sequence admits the charge, supplies a standard he fails, and attributes the failure to a commitment rather than a character defect. The effect is that a reader encounters sacrifice as a choice with a known price rather than as something taken from him, which is how the concept acquires its moral weight.</w:t>
+      </w:r>
+    </w:p>
+    <w:p>
+      <w:pPr>
+        <w:spacing w:after="0" w:line="480"/>
+        <w:ind w:firstLine="720"/>
+        <w:jc w:val="both"/>
+      </w:pPr>
+      <w:r>
+        <w:rPr>
+          <w:rFonts w:ascii="Times New Roman" w:cs="Times New Roman" w:eastAsia="Times New Roman" w:hAnsi="Times New Roman"/>
+          <w:b w:val="false"/>
+          <w:bCs w:val="false"/>
+          <w:i w:val="false"/>
+          <w:iCs w:val="false"/>
+          <w:sz w:val="24"/>
+          <w:szCs w:val="24"/>
+        </w:rPr>
+        <w:t xml:space="preserve">The same conversion operates on pre-dawn training. The “4 a.m.” motif recurs across Bryant’s public statements, including his account of a routine kept into retirement (CNBC, 2018). The device is concrete specificity. Unlike “dedication”, a clock time can be pictured, and it can be repeated by someone else without modification. The effect is to convert an abstract claim about commitment into an apparently checkable fact, so that the text offers the listener a standard rather than an impression. Here the construction of the concept depends less on what Bryant argues than on the kind of detail he selects.</w:t>
+      </w:r>
+    </w:p>
+    <w:p>
+      <w:pPr>
+        <w:spacing w:after="0" w:line="480"/>
+        <w:ind w:firstLine="720"/>
+        <w:jc w:val="both"/>
+      </w:pPr>
+      <w:r>
+        <w:rPr>
+          <w:rFonts w:ascii="Times New Roman" w:cs="Times New Roman" w:eastAsia="Times New Roman" w:hAnsi="Times New Roman"/>
+          <w:b w:val="false"/>
+          <w:bCs w:val="false"/>
+          <w:i w:val="false"/>
+          <w:iCs w:val="false"/>
+          <w:sz w:val="24"/>
+          <w:szCs w:val="24"/>
+        </w:rPr>
+        <w:t xml:space="preserve">Taken together, these moves present the Mamba Mentality not as a strategy Bryant employs but as a description of what he is, and the distinction governs what the text invites: a strategy invites evaluation, an identity invites emulation.</w:t>
+      </w:r>
+    </w:p>
+    <w:p>
+      <w:pPr>
+        <w:pStyle w:val="Heading2"/>
+        <w:spacing w:after="160" w:before="280" w:line="480"/>
+      </w:pPr>
+      <w:r>
+        <w:rPr>
+          <w:rFonts w:ascii="Times New Roman" w:cs="Times New Roman" w:eastAsia="Times New Roman" w:hAnsi="Times New Roman"/>
+          <w:b/>
+          <w:bCs/>
+          <w:i w:val="false"/>
+          <w:iCs w:val="false"/>
+          <w:sz w:val="24"/>
+          <w:szCs w:val="24"/>
+        </w:rPr>
+        <w:t xml:space="preserve">3.3 Controlling the Account: The Grantland Interview</w:t>
+      </w:r>
+    </w:p>
+    <w:p>
+      <w:pPr>
+        <w:spacing w:after="0" w:line="480"/>
+        <w:ind w:firstLine="720"/>
+        <w:jc w:val="both"/>
+      </w:pPr>
+      <w:r>
+        <w:rPr>
+          <w:rFonts w:ascii="Times New Roman" w:cs="Times New Roman" w:eastAsia="Times New Roman" w:hAnsi="Times New Roman"/>
+          <w:b w:val="false"/>
+          <w:bCs w:val="false"/>
+          <w:i w:val="false"/>
+          <w:iCs w:val="false"/>
+          <w:sz w:val="24"/>
+          <w:szCs w:val="24"/>
+        </w:rPr>
+        <w:t xml:space="preserve">The Grantland conversation is the only interview in which Bryant speaks about the documentary as a made object. Asked why Phil Jackson does not appear in the finished film, he explains that he rejected a completed version built on roughly forty outside interviews and had the project begun again, summarising his approach in four words: “control what you can control” (as reported in Yahoo Finance, 2015).</w:t>
+      </w:r>
+    </w:p>
+    <w:p>
+      <w:pPr>
+        <w:spacing w:after="0" w:line="480"/>
+        <w:ind w:firstLine="720"/>
+        <w:jc w:val="both"/>
+      </w:pPr>
+      <w:r>
+        <w:rPr>
+          <w:rFonts w:ascii="Times New Roman" w:cs="Times New Roman" w:eastAsia="Times New Roman" w:hAnsi="Times New Roman"/>
+          <w:b w:val="false"/>
+          <w:bCs w:val="false"/>
+          <w:i w:val="false"/>
+          <w:iCs w:val="false"/>
+          <w:sz w:val="24"/>
+          <w:szCs w:val="24"/>
+        </w:rPr>
+        <w:t xml:space="preserve">The phrase does two incompatible things at once. Syntactically it is a maxim: imperative mood, no subject, a form belonging to proverbs and coaching slogans rather than personal statements, and the repetition of “control” across verb and noun makes it sound like received wisdom rather than a decision he took. Yet the context is an account of extensive editorial intervention. The effect is that an act of authorial control arrives in the register of stoic acceptance, so that rebuilding a film around his own voice sounds like a principle of self-discipline rather than a production decision. This is the most revealing moment in the interview corpus, because it shows the Mamba Mentality being used, in the act of speech, to characterise the process by which the documentary was shaped.</w:t>
+      </w:r>
+    </w:p>
+    <w:p>
+      <w:pPr>
+        <w:pStyle w:val="Heading2"/>
+        <w:spacing w:after="160" w:before="280" w:line="480"/>
+      </w:pPr>
+      <w:r>
+        <w:rPr>
+          <w:rFonts w:ascii="Times New Roman" w:cs="Times New Roman" w:eastAsia="Times New Roman" w:hAnsi="Times New Roman"/>
+          <w:b/>
+          <w:bCs/>
+          <w:i w:val="false"/>
+          <w:iCs w:val="false"/>
+          <w:sz w:val="24"/>
+          <w:szCs w:val="24"/>
+        </w:rPr>
+        <w:t xml:space="preserve">3.4 Vulnerability and the Retirement Press Conference</w:t>
+      </w:r>
+    </w:p>
+    <w:p>
+      <w:pPr>
+        <w:spacing w:after="0" w:line="480"/>
+        <w:ind w:firstLine="720"/>
+        <w:jc w:val="both"/>
+      </w:pPr>
+      <w:r>
+        <w:rPr>
+          <w:rFonts w:ascii="Times New Roman" w:cs="Times New Roman" w:eastAsia="Times New Roman" w:hAnsi="Times New Roman"/>
+          <w:b w:val="false"/>
+          <w:bCs w:val="false"/>
+          <w:i w:val="false"/>
+          <w:iCs w:val="false"/>
+          <w:sz w:val="24"/>
+          <w:szCs w:val="24"/>
+        </w:rPr>
+        <w:t xml:space="preserve">The press conference on 29 November 2015, given after a home defeat to Indiana in which Bryant shot 4 of 20, is the text where the self-characterisation is placed under most visible strain. Bryant announced his retirement that day through “Dear Basketball”, a letter published on </w:t>
+      </w:r>
+      <w:r>
+        <w:rPr>
+          <w:rFonts w:ascii="Times New Roman" w:cs="Times New Roman" w:eastAsia="Times New Roman" w:hAnsi="Times New Roman"/>
+          <w:b w:val="false"/>
+          <w:bCs w:val="false"/>
+          <w:i/>
+          <w:iCs/>
+          <w:sz w:val="24"/>
+          <w:szCs w:val="24"/>
+        </w:rPr>
+        <w:t xml:space="preserve">The Players’ Tribune</w:t>
+      </w:r>
+      <w:r>
+        <w:rPr>
+          <w:rFonts w:ascii="Times New Roman" w:cs="Times New Roman" w:eastAsia="Times New Roman" w:hAnsi="Times New Roman"/>
+          <w:b w:val="false"/>
+          <w:bCs w:val="false"/>
+          <w:i w:val="false"/>
+          <w:iCs w:val="false"/>
+          <w:sz w:val="24"/>
+          <w:szCs w:val="24"/>
+        </w:rPr>
+        <w:t xml:space="preserve"> (Bryant, 2015), and then took questions.</w:t>
+      </w:r>
+    </w:p>
+    <w:p>
+      <w:pPr>
+        <w:spacing w:after="0" w:line="480"/>
+        <w:ind w:firstLine="720"/>
+        <w:jc w:val="both"/>
+      </w:pPr>
+      <w:r>
+        <w:rPr>
+          <w:rFonts w:ascii="Times New Roman" w:cs="Times New Roman" w:eastAsia="Times New Roman" w:hAnsi="Times New Roman"/>
+          <w:b w:val="false"/>
+          <w:bCs w:val="false"/>
+          <w:i w:val="false"/>
+          <w:iCs w:val="false"/>
+          <w:sz w:val="24"/>
+          <w:szCs w:val="24"/>
+        </w:rPr>
+        <w:t xml:space="preserve">Asked why he was stopping, he answered by posing the question himself:</w:t>
+      </w:r>
+    </w:p>
+    <w:p>
+      <w:pPr>
+        <w:spacing w:after="120" w:before="120" w:line="480"/>
+        <w:ind w:left="720"/>
+        <w:jc w:val="both"/>
+      </w:pPr>
+      <w:r>
+        <w:rPr>
+          <w:rFonts w:ascii="Times New Roman" w:cs="Times New Roman" w:eastAsia="Times New Roman" w:hAnsi="Times New Roman"/>
+          <w:b w:val="false"/>
+          <w:bCs w:val="false"/>
+          <w:i w:val="false"/>
+          <w:iCs w:val="false"/>
+          <w:sz w:val="24"/>
+          <w:szCs w:val="24"/>
+        </w:rPr>
+        <w:t xml:space="preserve">Do I want to play again or don’t I? It’s a very simple question, but it’s a hard question to look in the mirror and ask yourself. The reality is: No, I don’t. (as reported in </w:t>
+      </w:r>
+      <w:r>
+        <w:rPr>
+          <w:rFonts w:ascii="Times New Roman" w:cs="Times New Roman" w:eastAsia="Times New Roman" w:hAnsi="Times New Roman"/>
+          <w:b w:val="false"/>
+          <w:bCs w:val="false"/>
+          <w:i/>
+          <w:iCs/>
+          <w:sz w:val="24"/>
+          <w:szCs w:val="24"/>
+        </w:rPr>
+        <w:t xml:space="preserve">CNN</w:t>
+      </w:r>
+      <w:r>
+        <w:rPr>
+          <w:rFonts w:ascii="Times New Roman" w:cs="Times New Roman" w:eastAsia="Times New Roman" w:hAnsi="Times New Roman"/>
+          <w:b w:val="false"/>
+          <w:bCs w:val="false"/>
+          <w:i w:val="false"/>
+          <w:iCs w:val="false"/>
+          <w:sz w:val="24"/>
+          <w:szCs w:val="24"/>
+        </w:rPr>
+        <w:t xml:space="preserve">, 2015)</w:t>
+      </w:r>
+    </w:p>
+    <w:p>
+      <w:pPr>
+        <w:spacing w:after="0" w:line="480"/>
+        <w:ind w:firstLine="720"/>
+        <w:jc w:val="both"/>
+      </w:pPr>
+      <w:r>
+        <w:rPr>
+          <w:rFonts w:ascii="Times New Roman" w:cs="Times New Roman" w:eastAsia="Times New Roman" w:hAnsi="Times New Roman"/>
+          <w:b w:val="false"/>
+          <w:bCs w:val="false"/>
+          <w:i w:val="false"/>
+          <w:iCs w:val="false"/>
+          <w:sz w:val="24"/>
+          <w:szCs w:val="24"/>
+        </w:rPr>
+        <w:t xml:space="preserve">Four features do the work. First, he takes the interrogative away from the reporter and asks it himself, which converts an interrogation into an act of self-examination. Second, the antithesis of “simple” and “hard” inside one sentence relocates the difficulty: the question is not hard to understand, only hard to put to oneself. Third, the pronouns shift. “Yourself” is generic, inviting anyone listening to imagine the same confrontation, and only then does he return to “I” for the answer, so that a shared difficulty is resolved by a particular decision. Fourth, after two long clauses the reply contracts to three monosyllables, “No, I don’t”, so that the syntax enacts the decisiveness the content claims, while “The reality is” frames what follows as a fact discovered rather than a preference chosen.</w:t>
+      </w:r>
+    </w:p>
+    <w:p>
+      <w:pPr>
+        <w:spacing w:after="0" w:line="480"/>
+        <w:ind w:firstLine="720"/>
+        <w:jc w:val="both"/>
+      </w:pPr>
+      <w:r>
+        <w:rPr>
+          <w:rFonts w:ascii="Times New Roman" w:cs="Times New Roman" w:eastAsia="Times New Roman" w:hAnsi="Times New Roman"/>
+          <w:b w:val="false"/>
+          <w:bCs w:val="false"/>
+          <w:i w:val="false"/>
+          <w:iCs w:val="false"/>
+          <w:sz w:val="24"/>
+          <w:szCs w:val="24"/>
+        </w:rPr>
+        <w:t xml:space="preserve">The most consequential word is “want”. Bryant does not say he cannot play; he says he does not wish to. Had he retired because his body failed, the Mamba Mentality would be a philosophy with an expiry date tied to one athlete’s physical peak. By grounding the decision in the absence of desire he leaves the philosophy intact: the mentality did not run out, the appetite did. This single lexical choice is what detaches the concept from the career that produced it, and it is therefore central to how the interviews construct it as something available beyond sport.</w:t>
+      </w:r>
+    </w:p>
+    <w:p>
+      <w:pPr>
+        <w:spacing w:after="0" w:line="480"/>
+        <w:ind w:firstLine="720"/>
+        <w:jc w:val="both"/>
+      </w:pPr>
+      <w:r>
+        <w:rPr>
+          <w:rFonts w:ascii="Times New Roman" w:cs="Times New Roman" w:eastAsia="Times New Roman" w:hAnsi="Times New Roman"/>
+          <w:b w:val="false"/>
+          <w:bCs w:val="false"/>
+          <w:i w:val="false"/>
+          <w:iCs w:val="false"/>
+          <w:sz w:val="24"/>
+          <w:szCs w:val="24"/>
+        </w:rPr>
+        <w:t xml:space="preserve">Even so, this is a press conference, not a soliloquy: the answers are shaped by the questions asked and by a format in which a public figure speaks under pressure. The most apparently direct text in the corpus is still a joint production.</w:t>
       </w:r>
     </w:p>
     <w:p>
@@ -1709,7 +2355,19 @@
           <w:sz w:val="24"/>
           <w:szCs w:val="24"/>
         </w:rPr>
-        <w:t xml:space="preserve">3. Self-Construction in Selected Interviews</w:t>
+        <w:t xml:space="preserve">4. Constructing the Concept in </w:t>
+      </w:r>
+      <w:r>
+        <w:rPr>
+          <w:rFonts w:ascii="Times New Roman" w:cs="Times New Roman" w:eastAsia="Times New Roman" w:hAnsi="Times New Roman"/>
+          <w:b/>
+          <w:bCs/>
+          <w:i/>
+          <w:iCs/>
+          <w:sz w:val="24"/>
+          <w:szCs w:val="24"/>
+        </w:rPr>
+        <w:t xml:space="preserve">Kobe Bryant’s Muse</w:t>
       </w:r>
     </w:p>
     <w:p>
@@ -1727,27 +2385,15 @@
           <w:sz w:val="24"/>
           <w:szCs w:val="24"/>
         </w:rPr>
-        <w:t xml:space="preserve">3.1 Analogy as Self-Characterisation</w:t>
-      </w:r>
-    </w:p>
-    <w:p>
-      <w:pPr>
-        <w:spacing w:after="0" w:line="480"/>
-        <w:ind w:firstLine="720"/>
-        <w:jc w:val="both"/>
-      </w:pPr>
-      <w:r>
-        <w:rPr>
-          <w:rFonts w:ascii="Times New Roman" w:cs="Times New Roman" w:eastAsia="Times New Roman" w:hAnsi="Times New Roman"/>
-          <w:b w:val="false"/>
-          <w:bCs w:val="false"/>
-          <w:i w:val="false"/>
-          <w:iCs w:val="false"/>
-          <w:sz w:val="24"/>
-          <w:szCs w:val="24"/>
-        </w:rPr>
-        <w:t xml:space="preserve">The most distinctive feature of Bryant’s interview language is that he characterises himself almost entirely through analogy with figures outside basketball. Three examples from the </w:t>
-      </w:r>
+        <w:t xml:space="preserve">4.1 Voice, and the Problem of Documentary Authority</w:t>
+      </w:r>
+    </w:p>
+    <w:p>
+      <w:pPr>
+        <w:spacing w:after="0" w:line="480"/>
+        <w:ind w:firstLine="720"/>
+        <w:jc w:val="both"/>
+      </w:pPr>
       <w:r>
         <w:rPr>
           <w:rFonts w:ascii="Times New Roman" w:cs="Times New Roman" w:eastAsia="Times New Roman" w:hAnsi="Times New Roman"/>
@@ -1758,38 +2404,206 @@
           <w:sz w:val="24"/>
           <w:szCs w:val="24"/>
         </w:rPr>
-        <w:t xml:space="preserve">GQ</w:t>
-      </w:r>
-      <w:r>
-        <w:rPr>
-          <w:rFonts w:ascii="Times New Roman" w:cs="Times New Roman" w:eastAsia="Times New Roman" w:hAnsi="Times New Roman"/>
-          <w:b w:val="false"/>
-          <w:bCs w:val="false"/>
-          <w:i w:val="false"/>
-          <w:iCs w:val="false"/>
-          <w:sz w:val="24"/>
-          <w:szCs w:val="24"/>
-        </w:rPr>
-        <w:t xml:space="preserve"> interview carry most of the work.</w:t>
-      </w:r>
-    </w:p>
-    <w:p>
-      <w:pPr>
-        <w:spacing w:after="0" w:line="480"/>
-        <w:ind w:firstLine="720"/>
-        <w:jc w:val="both"/>
-      </w:pPr>
-      <w:r>
-        <w:rPr>
-          <w:rFonts w:ascii="Times New Roman" w:cs="Times New Roman" w:eastAsia="Times New Roman" w:hAnsi="Times New Roman"/>
-          <w:b w:val="false"/>
-          <w:bCs w:val="false"/>
-          <w:i w:val="false"/>
-          <w:iCs w:val="false"/>
-          <w:sz w:val="24"/>
-          <w:szCs w:val="24"/>
-        </w:rPr>
-        <w:t xml:space="preserve">The first is equine. Describing his years under Phil Jackson, Bryant says that he “was like a wild horse that had the potential to become Secretariat” (Klosterman, 2015). The sentence turns on a split between present and conditional: </w:t>
+        <w:t xml:space="preserve">Muse</w:t>
+      </w:r>
+      <w:r>
+        <w:rPr>
+          <w:rFonts w:ascii="Times New Roman" w:cs="Times New Roman" w:eastAsia="Times New Roman" w:hAnsi="Times New Roman"/>
+          <w:b w:val="false"/>
+          <w:bCs w:val="false"/>
+          <w:i w:val="false"/>
+          <w:iCs w:val="false"/>
+          <w:sz w:val="24"/>
+          <w:szCs w:val="24"/>
+        </w:rPr>
+        <w:t xml:space="preserve"> is unusual in that Bryant is its only interviewee. The film is carried by his direct address to camera and his narration, while other figures, including Shaquille O’Neal, Phil Jackson and Michael Jordan, appear only in archival footage. This was not the original design: Chopra had spent months assembling a conventional documentary built on interviews with around forty people before Bryant rejected that version (as reported in Yahoo Finance, 2015).</w:t>
+      </w:r>
+    </w:p>
+    <w:p>
+      <w:pPr>
+        <w:spacing w:after="0" w:line="480"/>
+        <w:ind w:firstLine="720"/>
+        <w:jc w:val="both"/>
+      </w:pPr>
+      <w:r>
+        <w:rPr>
+          <w:rFonts w:ascii="Times New Roman" w:cs="Times New Roman" w:eastAsia="Times New Roman" w:hAnsi="Times New Roman"/>
+          <w:b w:val="false"/>
+          <w:bCs w:val="false"/>
+          <w:i w:val="false"/>
+          <w:iCs w:val="false"/>
+          <w:sz w:val="24"/>
+          <w:szCs w:val="24"/>
+        </w:rPr>
+        <w:t xml:space="preserve">Nichols (2001) distinguishes the voice of a documentary’s subject from the voice of the documentary itself, the perspective a film expresses through its organisation, selections and silences. Removing competing interviewees does not remove the film’s voice; it removes the most visible evidence that there is one. When a documentary cuts between witnesses, an audience can see an argument being assembled from differing accounts; when a single speaker is heard throughout, the organising work becomes invisible and the film’s interpretations are received as the subject’s own. The structure converts a constructed argument into what looks like testimony: nothing contradicts Bryant, because the form provides no position from which it could be voiced.</w:t>
+      </w:r>
+    </w:p>
+    <w:p>
+      <w:pPr>
+        <w:spacing w:after="0" w:line="480"/>
+        <w:ind w:firstLine="720"/>
+        <w:jc w:val="both"/>
+      </w:pPr>
+      <w:r>
+        <w:rPr>
+          <w:rFonts w:ascii="Times New Roman" w:cs="Times New Roman" w:eastAsia="Times New Roman" w:hAnsi="Times New Roman"/>
+          <w:b w:val="false"/>
+          <w:bCs w:val="false"/>
+          <w:i w:val="false"/>
+          <w:iCs w:val="false"/>
+          <w:sz w:val="24"/>
+          <w:szCs w:val="24"/>
+        </w:rPr>
+        <w:t xml:space="preserve">The film does not avoid difficult material. Bryant addresses the 2003 Colorado case on camera, and in speaking of its aftermath says that he “lost sight of what is the most important thing, and that’s family” (Chopra, 2015). The device is confession delivered in the subject’s own voice and in close-up. The effect is to invite an audience to read the episode as a turning point in a life rather than as a matter still open, since the grammar of the sentence (“lost sight”) frames the failing as a lapse of attention subsequently corrected. Lowry (2015) judged the film “largely whitewashed” and thought it passed over the episode too quickly. The point for this analysis is not whether the coverage was adequate but how it functions: the episode enters as a crisis survived and learned from, which is the position a hardship occupies in a narrative of formation, and the Mamba Mentality is thereby constructed as something forged by difficulty rather than merely asserted.</w:t>
+      </w:r>
+    </w:p>
+    <w:p>
+      <w:pPr>
+        <w:pStyle w:val="Heading2"/>
+        <w:spacing w:after="160" w:before="280" w:line="480"/>
+      </w:pPr>
+      <w:r>
+        <w:rPr>
+          <w:rFonts w:ascii="Times New Roman" w:cs="Times New Roman" w:eastAsia="Times New Roman" w:hAnsi="Times New Roman"/>
+          <w:b/>
+          <w:bCs/>
+          <w:i w:val="false"/>
+          <w:iCs w:val="false"/>
+          <w:sz w:val="24"/>
+          <w:szCs w:val="24"/>
+        </w:rPr>
+        <w:t xml:space="preserve">4.2 Three Sequences: Chronology, Image and Sound</w:t>
+      </w:r>
+    </w:p>
+    <w:p>
+      <w:pPr>
+        <w:spacing w:after="0" w:line="480"/>
+        <w:ind w:firstLine="720"/>
+        <w:jc w:val="both"/>
+      </w:pPr>
+      <w:r>
+        <w:rPr>
+          <w:rFonts w:ascii="Times New Roman" w:cs="Times New Roman" w:eastAsia="Times New Roman" w:hAnsi="Times New Roman"/>
+          <w:b w:val="false"/>
+          <w:bCs w:val="false"/>
+          <w:i w:val="false"/>
+          <w:iCs w:val="false"/>
+          <w:sz w:val="24"/>
+          <w:szCs w:val="24"/>
+        </w:rPr>
+        <w:t xml:space="preserve">If Bryant supplies the propositions, the film’s contribution lies in the apparatus around them. Three sequences show this most clearly.</w:t>
+      </w:r>
+    </w:p>
+    <w:p>
+      <w:pPr>
+        <w:spacing w:after="0" w:line="480"/>
+        <w:ind w:firstLine="720"/>
+        <w:jc w:val="both"/>
+      </w:pPr>
+      <w:r>
+        <w:rPr>
+          <w:rFonts w:ascii="Times New Roman" w:cs="Times New Roman" w:eastAsia="Times New Roman" w:hAnsi="Times New Roman"/>
+          <w:b/>
+          <w:bCs/>
+          <w:i w:val="false"/>
+          <w:iCs w:val="false"/>
+          <w:sz w:val="24"/>
+          <w:szCs w:val="24"/>
+        </w:rPr>
+        <w:t xml:space="preserve">(i) The Italian childhood.</w:t>
+      </w:r>
+      <w:r>
+        <w:rPr>
+          <w:rFonts w:ascii="Times New Roman" w:cs="Times New Roman" w:eastAsia="Times New Roman" w:hAnsi="Times New Roman"/>
+          <w:b w:val="false"/>
+          <w:bCs w:val="false"/>
+          <w:i w:val="false"/>
+          <w:iCs w:val="false"/>
+          <w:sz w:val="24"/>
+          <w:szCs w:val="24"/>
+        </w:rPr>
+        <w:t xml:space="preserve"> The account of Bryant’s early years in Italy is built from archival photographs and period footage rather than present-day testimony (Chopra, 2015), a stretch Lowry (2015) calls the film’s strongest. The device is archival montage. Because such images carry the authority of documentary record, an interpretation offered in narration, that isolation abroad produced self-reliance, is received as something the footage proves rather than something the film proposes. This is work the interviews cannot do: it supplies apparent evidence for a claim about origins.</w:t>
+      </w:r>
+    </w:p>
+    <w:p>
+      <w:pPr>
+        <w:spacing w:after="0" w:line="480"/>
+        <w:ind w:firstLine="720"/>
+        <w:jc w:val="both"/>
+      </w:pPr>
+      <w:r>
+        <w:rPr>
+          <w:rFonts w:ascii="Times New Roman" w:cs="Times New Roman" w:eastAsia="Times New Roman" w:hAnsi="Times New Roman"/>
+          <w:b/>
+          <w:bCs/>
+          <w:i w:val="false"/>
+          <w:iCs w:val="false"/>
+          <w:sz w:val="24"/>
+          <w:szCs w:val="24"/>
+        </w:rPr>
+        <w:t xml:space="preserve">(ii) The shoulder injury.</w:t>
+      </w:r>
+      <w:r>
+        <w:rPr>
+          <w:rFonts w:ascii="Times New Roman" w:cs="Times New Roman" w:eastAsia="Times New Roman" w:hAnsi="Times New Roman"/>
+          <w:b w:val="false"/>
+          <w:bCs w:val="false"/>
+          <w:i w:val="false"/>
+          <w:iCs w:val="false"/>
+          <w:sz w:val="24"/>
+          <w:szCs w:val="24"/>
+        </w:rPr>
+        <w:t xml:space="preserve"> The film includes observational footage of Bryant being told the extent of the rotator-cuff tear that ended his 2014-15 season (Chopra, 2015). The device is present-tense observational camerawork, with no retrospective narration. The effect is suspense in a story whose outcome is already public: the audience watches a man receiving news rather than a legend recalling it. This supplies what testimony cannot, since the concept is shown being tested in real time rather than described afterwards.</w:t>
+      </w:r>
+    </w:p>
+    <w:p>
+      <w:pPr>
+        <w:spacing w:after="0" w:line="480"/>
+        <w:ind w:firstLine="720"/>
+        <w:jc w:val="both"/>
+      </w:pPr>
+      <w:r>
+        <w:rPr>
+          <w:rFonts w:ascii="Times New Roman" w:cs="Times New Roman" w:eastAsia="Times New Roman" w:hAnsi="Times New Roman"/>
+          <w:b/>
+          <w:bCs/>
+          <w:i w:val="false"/>
+          <w:iCs w:val="false"/>
+          <w:sz w:val="24"/>
+          <w:szCs w:val="24"/>
+        </w:rPr>
+        <w:t xml:space="preserve">(iii) The Achilles rehabilitation.</w:t>
+      </w:r>
+      <w:r>
+        <w:rPr>
+          <w:rFonts w:ascii="Times New Roman" w:cs="Times New Roman" w:eastAsia="Times New Roman" w:hAnsi="Times New Roman"/>
+          <w:b w:val="false"/>
+          <w:bCs w:val="false"/>
+          <w:i w:val="false"/>
+          <w:iCs w:val="false"/>
+          <w:sz w:val="24"/>
+          <w:szCs w:val="24"/>
+        </w:rPr>
+        <w:t xml:space="preserve"> The rupture of April 2013 and the recovery that followed are not presented in sequence. The film moves associatively, placing the rehabilitation beside earlier material so that it reads as confirmation of a disposition already established. The rehabilitation footage is also shot in monochrome, visually distinct from archival game footage that arrives in the colour and texture of broadcast television, a contrast Lowry (2015) also notes. Two devices operate together here: associative editing and tonal separation. Barthes (1957/1972) describes myth as the operation by which the contingent is made to appear natural and essential, and the editing performs exactly that, since an injury is an accident but, placed in this order, becomes an occasion on which an essential quality was revealed. The monochrome does parallel work by establishing two orders of image, the public televised past and a private, composed present, and granting the second interpretive authority over the first. The viewer is thereby offered a privileged interior, itself lit and framed, and the proposition that the Mamba Mentality is not a method Bryant adopted but what he fundamentally is gets asserted through arrangement without ever being stated.</w:t>
+      </w:r>
+    </w:p>
+    <w:p>
+      <w:pPr>
+        <w:spacing w:after="0" w:line="480"/>
+        <w:ind w:firstLine="720"/>
+        <w:jc w:val="both"/>
+      </w:pPr>
+      <w:r>
+        <w:rPr>
+          <w:rFonts w:ascii="Times New Roman" w:cs="Times New Roman" w:eastAsia="Times New Roman" w:hAnsi="Times New Roman"/>
+          <w:b w:val="false"/>
+          <w:bCs w:val="false"/>
+          <w:i w:val="false"/>
+          <w:iCs w:val="false"/>
+          <w:sz w:val="24"/>
+          <w:szCs w:val="24"/>
+        </w:rPr>
+        <w:t xml:space="preserve">Across all three, Kris Bowers’s score accompanies the turning points rather than the game action. Chion (1994) uses the term </w:t>
       </w:r>
       <w:r>
         <w:rPr>
@@ -1801,20 +2615,138 @@
           <w:sz w:val="24"/>
           <w:szCs w:val="24"/>
         </w:rPr>
-        <w:t xml:space="preserve">wild horse</w:t>
-      </w:r>
-      <w:r>
-        <w:rPr>
-          <w:rFonts w:ascii="Times New Roman" w:cs="Times New Roman" w:eastAsia="Times New Roman" w:hAnsi="Times New Roman"/>
-          <w:b w:val="false"/>
-          <w:bCs w:val="false"/>
-          <w:i w:val="false"/>
-          <w:iCs w:val="false"/>
-          <w:sz w:val="24"/>
-          <w:szCs w:val="24"/>
-        </w:rPr>
-        <w:t xml:space="preserve"> is what he was, </w:t>
-      </w:r>
+        <w:t xml:space="preserve">added value</w:t>
+      </w:r>
+      <w:r>
+        <w:rPr>
+          <w:rFonts w:ascii="Times New Roman" w:cs="Times New Roman" w:eastAsia="Times New Roman" w:hAnsi="Times New Roman"/>
+          <w:b w:val="false"/>
+          <w:bCs w:val="false"/>
+          <w:i w:val="false"/>
+          <w:iCs w:val="false"/>
+          <w:sz w:val="24"/>
+          <w:szCs w:val="24"/>
+        </w:rPr>
+        <w:t xml:space="preserve"> for the way sound invests an image with meaning the viewer experiences as belonging to the image itself. The score does not tell an audience a moment is significant; it makes the moment feel significant, and the feeling is attributed to the event on screen. Where Bryant’s language argues that his discipline was meaningful, the music produces the experience of meaning directly, below the level at which a claim can be assessed.</w:t>
+      </w:r>
+    </w:p>
+    <w:p>
+      <w:pPr>
+        <w:spacing w:after="0" w:line="480"/>
+        <w:ind w:firstLine="720"/>
+        <w:jc w:val="both"/>
+      </w:pPr>
+      <w:r>
+        <w:rPr>
+          <w:rFonts w:ascii="Times New Roman" w:cs="Times New Roman" w:eastAsia="Times New Roman" w:hAnsi="Times New Roman"/>
+          <w:b w:val="false"/>
+          <w:bCs w:val="false"/>
+          <w:i w:val="false"/>
+          <w:iCs w:val="false"/>
+          <w:sz w:val="24"/>
+          <w:szCs w:val="24"/>
+        </w:rPr>
+        <w:t xml:space="preserve">Attributing these effects is less simple than it appears. Bryant did not photograph, cut or score the film; Chopra, the editors, the cinematographers and Bowers did. Yet Chopra places him in the edit suite while those decisions were settled (Chopra, 2021). The form was neither imposed on his material nor dictated by him, but negotiated in a room he had built beside his house.</w:t>
+      </w:r>
+    </w:p>
+    <w:p>
+      <w:pPr>
+        <w:pStyle w:val="Heading1"/>
+        <w:spacing w:after="200" w:before="360" w:line="480"/>
+      </w:pPr>
+      <w:r>
+        <w:rPr>
+          <w:rFonts w:ascii="Times New Roman" w:cs="Times New Roman" w:eastAsia="Times New Roman" w:hAnsi="Times New Roman"/>
+          <w:b/>
+          <w:bCs/>
+          <w:i w:val="false"/>
+          <w:iCs w:val="false"/>
+          <w:sz w:val="24"/>
+          <w:szCs w:val="24"/>
+        </w:rPr>
+        <w:t xml:space="preserve">5. Comparison and Synthesis</w:t>
+      </w:r>
+    </w:p>
+    <w:p>
+      <w:pPr>
+        <w:pStyle w:val="Heading2"/>
+        <w:spacing w:after="160" w:before="280" w:line="480"/>
+      </w:pPr>
+      <w:r>
+        <w:rPr>
+          <w:rFonts w:ascii="Times New Roman" w:cs="Times New Roman" w:eastAsia="Times New Roman" w:hAnsi="Times New Roman"/>
+          <w:b/>
+          <w:bCs/>
+          <w:i w:val="false"/>
+          <w:iCs w:val="false"/>
+          <w:sz w:val="24"/>
+          <w:szCs w:val="24"/>
+        </w:rPr>
+        <w:t xml:space="preserve">5.1 Continuities</w:t>
+      </w:r>
+    </w:p>
+    <w:p>
+      <w:pPr>
+        <w:spacing w:after="0" w:line="480"/>
+        <w:ind w:firstLine="720"/>
+        <w:jc w:val="both"/>
+      </w:pPr>
+      <w:r>
+        <w:rPr>
+          <w:rFonts w:ascii="Times New Roman" w:cs="Times New Roman" w:eastAsia="Times New Roman" w:hAnsi="Times New Roman"/>
+          <w:b w:val="false"/>
+          <w:bCs w:val="false"/>
+          <w:i w:val="false"/>
+          <w:iCs w:val="false"/>
+          <w:sz w:val="24"/>
+          <w:szCs w:val="24"/>
+        </w:rPr>
+        <w:t xml:space="preserve">Both text types construct the concept from the same materials. Both organise Bryant’s life around discipline, sacrifice and mastery; both prefer concrete detail, such as training times and hours of film study, to general statements, which makes an abstract disposition look documented; and both present the Mamba Mentality as an identity rather than a technique.</w:t>
+      </w:r>
+    </w:p>
+    <w:p>
+      <w:pPr>
+        <w:pStyle w:val="Heading2"/>
+        <w:spacing w:after="160" w:before="280" w:line="480"/>
+      </w:pPr>
+      <w:r>
+        <w:rPr>
+          <w:rFonts w:ascii="Times New Roman" w:cs="Times New Roman" w:eastAsia="Times New Roman" w:hAnsi="Times New Roman"/>
+          <w:b/>
+          <w:bCs/>
+          <w:i w:val="false"/>
+          <w:iCs w:val="false"/>
+          <w:sz w:val="24"/>
+          <w:szCs w:val="24"/>
+        </w:rPr>
+        <w:t xml:space="preserve">5.2 Divergences</w:t>
+      </w:r>
+    </w:p>
+    <w:p>
+      <w:pPr>
+        <w:spacing w:after="0" w:line="480"/>
+        <w:ind w:firstLine="720"/>
+        <w:jc w:val="both"/>
+      </w:pPr>
+      <w:r>
+        <w:rPr>
+          <w:rFonts w:ascii="Times New Roman" w:cs="Times New Roman" w:eastAsia="Times New Roman" w:hAnsi="Times New Roman"/>
+          <w:b w:val="false"/>
+          <w:bCs w:val="false"/>
+          <w:i w:val="false"/>
+          <w:iCs w:val="false"/>
+          <w:sz w:val="24"/>
+          <w:szCs w:val="24"/>
+        </w:rPr>
+        <w:t xml:space="preserve">The divergence is one of mode. The interviews are argumentative: Bryant responds, defends, concedes and reframes, so the reasoning is visible and can be examined. A reader can notice that the Mozart analogy evades the question it answers.</w:t>
+      </w:r>
+    </w:p>
+    <w:p>
+      <w:pPr>
+        <w:spacing w:after="0" w:line="480"/>
+        <w:ind w:firstLine="720"/>
+        <w:jc w:val="both"/>
+      </w:pPr>
       <w:r>
         <w:rPr>
           <w:rFonts w:ascii="Times New Roman" w:cs="Times New Roman" w:eastAsia="Times New Roman" w:hAnsi="Times New Roman"/>
@@ -1825,76 +2757,19 @@
           <w:sz w:val="24"/>
           <w:szCs w:val="24"/>
         </w:rPr>
-        <w:t xml:space="preserve">Secretariat</w:t>
-      </w:r>
-      <w:r>
-        <w:rPr>
-          <w:rFonts w:ascii="Times New Roman" w:cs="Times New Roman" w:eastAsia="Times New Roman" w:hAnsi="Times New Roman"/>
-          <w:b w:val="false"/>
-          <w:bCs w:val="false"/>
-          <w:i w:val="false"/>
-          <w:iCs w:val="false"/>
-          <w:sz w:val="24"/>
-          <w:szCs w:val="24"/>
-        </w:rPr>
-        <w:t xml:space="preserve"> what he might become. The verb phrase “had the potential to become” does the whole job, because it concedes that the wildness was real while reclassifying it as unrealised quality rather than as a defect. The simile also redistributes responsibility. A horse is not accountable for its own training; it requires a trainer, and Jackson occupies that position in the sentence. Bryant admits he was difficult without admitting he was at fault.</w:t>
-      </w:r>
-    </w:p>
-    <w:p>
-      <w:pPr>
-        <w:spacing w:after="0" w:line="480"/>
-        <w:ind w:firstLine="720"/>
-        <w:jc w:val="both"/>
-      </w:pPr>
-      <w:r>
-        <w:rPr>
-          <w:rFonts w:ascii="Times New Roman" w:cs="Times New Roman" w:eastAsia="Times New Roman" w:hAnsi="Times New Roman"/>
-          <w:b w:val="false"/>
-          <w:bCs w:val="false"/>
-          <w:i w:val="false"/>
-          <w:iCs w:val="false"/>
-          <w:sz w:val="24"/>
-          <w:szCs w:val="24"/>
-        </w:rPr>
-        <w:t xml:space="preserve">The second is musical. Asked whether he shot too often, he answers that “Some people thought Mozart had too many notes in his compositions,” and that “There were as many as necessary” (Klosterman, 2015). The reply never mentions basketball. It substitutes a historical judgement long settled in Mozart’s favour for a contemporary judgement still open, and leaves the interviewer to draw the inference. The second sentence is also grammatically evasive. “There were as many as necessary” has no agent: nobody decided the number, it simply was correct. A claim that would sound arrogant in the first person, something like “I took as many shots as I needed,” becomes close to unarguable once the person is removed from it.</w:t>
-      </w:r>
-    </w:p>
-    <w:p>
-      <w:pPr>
-        <w:spacing w:after="0" w:line="480"/>
-        <w:ind w:firstLine="720"/>
-        <w:jc w:val="both"/>
-      </w:pPr>
-      <w:r>
-        <w:rPr>
-          <w:rFonts w:ascii="Times New Roman" w:cs="Times New Roman" w:eastAsia="Times New Roman" w:hAnsi="Times New Roman"/>
-          <w:b w:val="false"/>
-          <w:bCs w:val="false"/>
-          <w:i w:val="false"/>
-          <w:iCs w:val="false"/>
-          <w:sz w:val="24"/>
-          <w:szCs w:val="24"/>
-        </w:rPr>
-        <w:t xml:space="preserve">The third appears in the interview’s footnotes, where Bryant resists the suggestion that every brand carries a calculated purpose: “That’s like saying every wizard with Slytherin House is a villain” (Klosterman, 2015). The structure is the same reduction he uses with Mozart, now applied to a fictional taxonomy.</w:t>
-      </w:r>
-    </w:p>
-    <w:p>
-      <w:pPr>
-        <w:spacing w:after="0" w:line="480"/>
-        <w:ind w:firstLine="720"/>
-        <w:jc w:val="both"/>
-      </w:pPr>
-      <w:r>
-        <w:rPr>
-          <w:rFonts w:ascii="Times New Roman" w:cs="Times New Roman" w:eastAsia="Times New Roman" w:hAnsi="Times New Roman"/>
-          <w:b w:val="false"/>
-          <w:bCs w:val="false"/>
-          <w:i w:val="false"/>
-          <w:iCs w:val="false"/>
-          <w:sz w:val="24"/>
-          <w:szCs w:val="24"/>
-        </w:rPr>
-        <w:t xml:space="preserve">What unites the three is one manoeuvre: each takes a criticism and returns it as a category error on the critic’s part. They also share a register that is conspicuously not athletic, drawn from classical music, horse racing and children’s fiction. That choice matters more than any individual comparison. By arguing about himself in borrowed terms, Bryant lifts the philosophy out of the setting that produced it, and this, rather than any explicit claim to universality, is what makes the Mamba Mentality exportable. A reader who knows nothing about basketball can still follow an argument conducted through Mozart.</w:t>
+        <w:t xml:space="preserve">Muse</w:t>
+      </w:r>
+      <w:r>
+        <w:rPr>
+          <w:rFonts w:ascii="Times New Roman" w:cs="Times New Roman" w:eastAsia="Times New Roman" w:hAnsi="Times New Roman"/>
+          <w:b w:val="false"/>
+          <w:bCs w:val="false"/>
+          <w:i w:val="false"/>
+          <w:iCs w:val="false"/>
+          <w:sz w:val="24"/>
+          <w:szCs w:val="24"/>
+        </w:rPr>
+        <w:t xml:space="preserve"> is not argumentative. Its claims are carried by sequence, image and score rather than statement, and claims delivered that way cannot be disagreed with, because they are never quite made. This is why the film produces the more coherent and less examinable version of the concept. The difference in interiority is not the one a “media flattens the person” account would predict: the press conference is the more exposed text, while the documentary’s intimacy is composed.</w:t>
       </w:r>
     </w:p>
     <w:p>
@@ -1912,46 +2787,53 @@
           <w:sz w:val="24"/>
           <w:szCs w:val="24"/>
         </w:rPr>
-        <w:t xml:space="preserve">3.2 Converting Behaviour into Identity</w:t>
-      </w:r>
-    </w:p>
-    <w:p>
-      <w:pPr>
-        <w:spacing w:after="0" w:line="480"/>
-        <w:ind w:firstLine="720"/>
-        <w:jc w:val="both"/>
-      </w:pPr>
-      <w:r>
-        <w:rPr>
-          <w:rFonts w:ascii="Times New Roman" w:cs="Times New Roman" w:eastAsia="Times New Roman" w:hAnsi="Times New Roman"/>
-          <w:b w:val="false"/>
-          <w:bCs w:val="false"/>
-          <w:i w:val="false"/>
-          <w:iCs w:val="false"/>
-          <w:sz w:val="24"/>
-          <w:szCs w:val="24"/>
-        </w:rPr>
-        <w:t xml:space="preserve">A second pattern runs through the interview material: Bryant describes habits in terms that make them constitutive of who he is rather than things he does.</w:t>
-      </w:r>
-    </w:p>
-    <w:p>
-      <w:pPr>
-        <w:spacing w:after="0" w:line="480"/>
-        <w:ind w:firstLine="720"/>
-        <w:jc w:val="both"/>
-      </w:pPr>
-      <w:r>
-        <w:rPr>
-          <w:rFonts w:ascii="Times New Roman" w:cs="Times New Roman" w:eastAsia="Times New Roman" w:hAnsi="Times New Roman"/>
-          <w:b w:val="false"/>
-          <w:bCs w:val="false"/>
-          <w:i w:val="false"/>
-          <w:iCs w:val="false"/>
-          <w:sz w:val="24"/>
-          <w:szCs w:val="24"/>
-        </w:rPr>
-        <w:t xml:space="preserve">The clearest case is his treatment of friendship. Pressed in </w:t>
-      </w:r>
+        <w:t xml:space="preserve">5.3 The Extent of Each Contribution</w:t>
+      </w:r>
+    </w:p>
+    <w:p>
+      <w:pPr>
+        <w:spacing w:after="0" w:line="480"/>
+        <w:ind w:firstLine="720"/>
+        <w:jc w:val="both"/>
+      </w:pPr>
+      <w:r>
+        <w:rPr>
+          <w:rFonts w:ascii="Times New Roman" w:cs="Times New Roman" w:eastAsia="Times New Roman" w:hAnsi="Times New Roman"/>
+          <w:b w:val="false"/>
+          <w:bCs w:val="false"/>
+          <w:i w:val="false"/>
+          <w:iCs w:val="false"/>
+          <w:sz w:val="24"/>
+          <w:szCs w:val="24"/>
+        </w:rPr>
+        <w:t xml:space="preserve">The two text types contribute unequally and differently.</w:t>
+      </w:r>
+    </w:p>
+    <w:p>
+      <w:pPr>
+        <w:spacing w:after="0" w:line="480"/>
+        <w:ind w:firstLine="720"/>
+        <w:jc w:val="both"/>
+      </w:pPr>
+      <w:r>
+        <w:rPr>
+          <w:rFonts w:ascii="Times New Roman" w:cs="Times New Roman" w:eastAsia="Times New Roman" w:hAnsi="Times New Roman"/>
+          <w:b w:val="false"/>
+          <w:bCs w:val="false"/>
+          <w:i w:val="false"/>
+          <w:iCs w:val="false"/>
+          <w:sz w:val="24"/>
+          <w:szCs w:val="24"/>
+        </w:rPr>
+        <w:t xml:space="preserve">The interviews are the necessary condition. The analogies, the process-over-outcome framing and the identity grammar all originate in Bryant’s speech, and without them there is no philosophy for a film to organise. Their limitation is that interview language is dispersed, existing across scattered conversations each shaped by an interviewer’s agenda, with no governing structure.</w:t>
+      </w:r>
+    </w:p>
+    <w:p>
+      <w:pPr>
+        <w:spacing w:after="0" w:line="480"/>
+        <w:ind w:firstLine="720"/>
+        <w:jc w:val="both"/>
+      </w:pPr>
       <w:r>
         <w:rPr>
           <w:rFonts w:ascii="Times New Roman" w:cs="Times New Roman" w:eastAsia="Times New Roman" w:hAnsi="Times New Roman"/>
@@ -1962,94 +2844,19 @@
           <w:sz w:val="24"/>
           <w:szCs w:val="24"/>
         </w:rPr>
-        <w:t xml:space="preserve">GQ</w:t>
-      </w:r>
-      <w:r>
-        <w:rPr>
-          <w:rFonts w:ascii="Times New Roman" w:cs="Times New Roman" w:eastAsia="Times New Roman" w:hAnsi="Times New Roman"/>
-          <w:b w:val="false"/>
-          <w:bCs w:val="false"/>
-          <w:i w:val="false"/>
-          <w:iCs w:val="false"/>
-          <w:sz w:val="24"/>
-          <w:szCs w:val="24"/>
-        </w:rPr>
-        <w:t xml:space="preserve"> on whether his intensity leaves room for friends, he first tilts towards no, then corrects himself: “I have friends” (Klosterman, 2015). What follows is the significant part. He distinguishes between being a good friend and being a great one, defines the greater standard as daily contact and remembered birthdays, and concedes that his absorption in work makes him forget such things. The sequence admits the charge, supplies a standard he fails to meet, and then attributes the failure to a commitment rather than to a character defect. Sacrifice becomes a choice with a known price rather than something taken from him. The transformation is achieved grammatically, by subordinating the cost to the purpose it served.</w:t>
-      </w:r>
-    </w:p>
-    <w:p>
-      <w:pPr>
-        <w:spacing w:after="0" w:line="480"/>
-        <w:ind w:firstLine="720"/>
-        <w:jc w:val="both"/>
-      </w:pPr>
-      <w:r>
-        <w:rPr>
-          <w:rFonts w:ascii="Times New Roman" w:cs="Times New Roman" w:eastAsia="Times New Roman" w:hAnsi="Times New Roman"/>
-          <w:b w:val="false"/>
-          <w:bCs w:val="false"/>
-          <w:i w:val="false"/>
-          <w:iCs w:val="false"/>
-          <w:sz w:val="24"/>
-          <w:szCs w:val="24"/>
-        </w:rPr>
-        <w:t xml:space="preserve">The same conversion operates on the detail of pre-dawn training. The “4 a.m.” motif recurs across Bryant’s public statements, including his account of a routine he maintained into retirement (CNBC, 2018), and it has circulated in commercial as well as journalistic contexts. Its usefulness is that it is specific, repeatable and falsifiable-sounding. Unlike “dedication”, a clock time can be pictured, and it can be adopted by someone else without modification. The specificity converts an abstract claim about commitment into an apparently checkable fact, and that is precisely what allows audiences to measure themselves against it.</w:t>
-      </w:r>
-    </w:p>
-    <w:p>
-      <w:pPr>
-        <w:spacing w:after="0" w:line="480"/>
-        <w:ind w:firstLine="720"/>
-        <w:jc w:val="both"/>
-      </w:pPr>
-      <w:r>
-        <w:rPr>
-          <w:rFonts w:ascii="Times New Roman" w:cs="Times New Roman" w:eastAsia="Times New Roman" w:hAnsi="Times New Roman"/>
-          <w:b w:val="false"/>
-          <w:bCs w:val="false"/>
-          <w:i w:val="false"/>
-          <w:iCs w:val="false"/>
-          <w:sz w:val="24"/>
-          <w:szCs w:val="24"/>
-        </w:rPr>
-        <w:t xml:space="preserve">Taken together, these moves mean that Bryant does not present the Mamba Mentality as a strategy he employs but as a description of what he is. The distinction matters for how the concept travels. A strategy invites evaluation: does it work? An identity invites emulation.</w:t>
-      </w:r>
-    </w:p>
-    <w:p>
-      <w:pPr>
-        <w:pStyle w:val="Heading2"/>
-        <w:spacing w:after="160" w:before="280" w:line="480"/>
-      </w:pPr>
-      <w:r>
-        <w:rPr>
-          <w:rFonts w:ascii="Times New Roman" w:cs="Times New Roman" w:eastAsia="Times New Roman" w:hAnsi="Times New Roman"/>
-          <w:b/>
-          <w:bCs/>
-          <w:i w:val="false"/>
-          <w:iCs w:val="false"/>
-          <w:sz w:val="24"/>
-          <w:szCs w:val="24"/>
-        </w:rPr>
-        <w:t xml:space="preserve">3.3 Vulnerability and the Retirement Press Conference</w:t>
-      </w:r>
-    </w:p>
-    <w:p>
-      <w:pPr>
-        <w:spacing w:after="0" w:line="480"/>
-        <w:ind w:firstLine="720"/>
-        <w:jc w:val="both"/>
-      </w:pPr>
-      <w:r>
-        <w:rPr>
-          <w:rFonts w:ascii="Times New Roman" w:cs="Times New Roman" w:eastAsia="Times New Roman" w:hAnsi="Times New Roman"/>
-          <w:b w:val="false"/>
-          <w:bCs w:val="false"/>
-          <w:i w:val="false"/>
-          <w:iCs w:val="false"/>
-          <w:sz w:val="24"/>
-          <w:szCs w:val="24"/>
-        </w:rPr>
-        <w:t xml:space="preserve">The press conference on 29 November 2015, given after a home defeat to Indiana in which Bryant shot 4 of 20, is the one text in the corpus where the self-characterisation is placed under visible strain. Bryant announced his retirement that day through “Dear Basketball”, a letter published on </w:t>
+        <w:t xml:space="preserve">Muse</w:t>
+      </w:r>
+      <w:r>
+        <w:rPr>
+          <w:rFonts w:ascii="Times New Roman" w:cs="Times New Roman" w:eastAsia="Times New Roman" w:hAnsi="Times New Roman"/>
+          <w:b w:val="false"/>
+          <w:bCs w:val="false"/>
+          <w:i w:val="false"/>
+          <w:iCs w:val="false"/>
+          <w:sz w:val="24"/>
+          <w:szCs w:val="24"/>
+        </w:rPr>
+        <w:t xml:space="preserve"> supplies that structure. It adds little propositional content the interviews do not already contain; what it adds is coherence, emotional force and the appearance of necessity. The timing supports this. The </w:t>
       </w:r>
       <w:r>
         <w:rPr>
@@ -2061,57 +2868,19 @@
           <w:sz w:val="24"/>
           <w:szCs w:val="24"/>
         </w:rPr>
-        <w:t xml:space="preserve">The Players’ Tribune</w:t>
-      </w:r>
-      <w:r>
-        <w:rPr>
-          <w:rFonts w:ascii="Times New Roman" w:cs="Times New Roman" w:eastAsia="Times New Roman" w:hAnsi="Times New Roman"/>
-          <w:b w:val="false"/>
-          <w:bCs w:val="false"/>
-          <w:i w:val="false"/>
-          <w:iCs w:val="false"/>
-          <w:sz w:val="24"/>
-          <w:szCs w:val="24"/>
-        </w:rPr>
-        <w:t xml:space="preserve"> (Bryant, 2015), and then took questions.</w:t>
-      </w:r>
-    </w:p>
-    <w:p>
-      <w:pPr>
-        <w:spacing w:after="0" w:line="480"/>
-        <w:ind w:firstLine="720"/>
-        <w:jc w:val="both"/>
-      </w:pPr>
-      <w:r>
-        <w:rPr>
-          <w:rFonts w:ascii="Times New Roman" w:cs="Times New Roman" w:eastAsia="Times New Roman" w:hAnsi="Times New Roman"/>
-          <w:b w:val="false"/>
-          <w:bCs w:val="false"/>
-          <w:i w:val="false"/>
-          <w:iCs w:val="false"/>
-          <w:sz w:val="24"/>
-          <w:szCs w:val="24"/>
-        </w:rPr>
-        <w:t xml:space="preserve">Asked why he was stopping, he answered by posing the question himself:</w:t>
-      </w:r>
-    </w:p>
-    <w:p>
-      <w:pPr>
-        <w:spacing w:after="120" w:before="120" w:line="480"/>
-        <w:ind w:left="720"/>
-        <w:jc w:val="both"/>
-      </w:pPr>
-      <w:r>
-        <w:rPr>
-          <w:rFonts w:ascii="Times New Roman" w:cs="Times New Roman" w:eastAsia="Times New Roman" w:hAnsi="Times New Roman"/>
-          <w:b w:val="false"/>
-          <w:bCs w:val="false"/>
-          <w:i w:val="false"/>
-          <w:iCs w:val="false"/>
-          <w:sz w:val="24"/>
-          <w:szCs w:val="24"/>
-        </w:rPr>
-        <w:t xml:space="preserve">Do I want to play again or don’t I? It’s a very simple question, but it’s a hard question to look in the mirror and ask yourself. The reality is: No, I don’t. (as reported in </w:t>
+        <w:t xml:space="preserve">GQ</w:t>
+      </w:r>
+      <w:r>
+        <w:rPr>
+          <w:rFonts w:ascii="Times New Roman" w:cs="Times New Roman" w:eastAsia="Times New Roman" w:hAnsi="Times New Roman"/>
+          <w:b w:val="false"/>
+          <w:bCs w:val="false"/>
+          <w:i w:val="false"/>
+          <w:iCs w:val="false"/>
+          <w:sz w:val="24"/>
+          <w:szCs w:val="24"/>
+        </w:rPr>
+        <w:t xml:space="preserve"> profile appeared on 17 February 2015, Bryant discussed the forthcoming documentary on </w:t>
       </w:r>
       <w:r>
         <w:rPr>
@@ -2123,76 +2892,38 @@
           <w:sz w:val="24"/>
           <w:szCs w:val="24"/>
         </w:rPr>
-        <w:t xml:space="preserve">CNN</w:t>
-      </w:r>
-      <w:r>
-        <w:rPr>
-          <w:rFonts w:ascii="Times New Roman" w:cs="Times New Roman" w:eastAsia="Times New Roman" w:hAnsi="Times New Roman"/>
-          <w:b w:val="false"/>
-          <w:bCs w:val="false"/>
-          <w:i w:val="false"/>
-          <w:iCs w:val="false"/>
-          <w:sz w:val="24"/>
-          <w:szCs w:val="24"/>
-        </w:rPr>
-        <w:t xml:space="preserve">, 2015)</w:t>
-      </w:r>
-    </w:p>
-    <w:p>
-      <w:pPr>
-        <w:spacing w:after="0" w:line="480"/>
-        <w:ind w:firstLine="720"/>
-        <w:jc w:val="both"/>
-      </w:pPr>
-      <w:r>
-        <w:rPr>
-          <w:rFonts w:ascii="Times New Roman" w:cs="Times New Roman" w:eastAsia="Times New Roman" w:hAnsi="Times New Roman"/>
-          <w:b w:val="false"/>
-          <w:bCs w:val="false"/>
-          <w:i w:val="false"/>
-          <w:iCs w:val="false"/>
-          <w:sz w:val="24"/>
-          <w:szCs w:val="24"/>
-        </w:rPr>
-        <w:t xml:space="preserve">Four features of this answer do the work. First, he takes the interrogative away from the reporter and asks it himself, which converts an interrogation into an act of self-examination. Second, the antithesis of “simple” and “hard” inside a single sentence relocates the difficulty: the question is not hard to understand, only hard to put to oneself. Third, the pronouns shift. “Yourself” is generic, inviting anyone listening to imagine the same confrontation, and only then does he return to “I” for the answer, so that a universal difficulty is resolved by a particular decision. Fourth, after two long clauses the reply contracts to three monosyllables, “No, I don’t”, and the syntax enacts the decisiveness the content claims. “The reality is” frames what follows as a fact discovered rather than a preference chosen.</w:t>
-      </w:r>
-    </w:p>
-    <w:p>
-      <w:pPr>
-        <w:spacing w:after="0" w:line="480"/>
-        <w:ind w:firstLine="720"/>
-        <w:jc w:val="both"/>
-      </w:pPr>
-      <w:r>
-        <w:rPr>
-          <w:rFonts w:ascii="Times New Roman" w:cs="Times New Roman" w:eastAsia="Times New Roman" w:hAnsi="Times New Roman"/>
-          <w:b w:val="false"/>
-          <w:bCs w:val="false"/>
-          <w:i w:val="false"/>
-          <w:iCs w:val="false"/>
-          <w:sz w:val="24"/>
-          <w:szCs w:val="24"/>
-        </w:rPr>
-        <w:t xml:space="preserve">The most consequential word, though, is “want”. Bryant does not say he cannot play. He says he does not wish to. Had he retired because his body failed, the Mamba Mentality would be a philosophy with an expiry date, tied to one athlete’s physical peak. By grounding the decision in the absence of desire, he leaves the philosophy intact: the mentality did not run out, the appetite did. The concept is thereby detached from the career that generated it and left available to anyone, and that detachment is what makes its later circulation possible.</w:t>
-      </w:r>
-    </w:p>
-    <w:p>
-      <w:pPr>
-        <w:spacing w:after="0" w:line="480"/>
-        <w:ind w:firstLine="720"/>
-        <w:jc w:val="both"/>
-      </w:pPr>
-      <w:r>
-        <w:rPr>
-          <w:rFonts w:ascii="Times New Roman" w:cs="Times New Roman" w:eastAsia="Times New Roman" w:hAnsi="Times New Roman"/>
-          <w:b w:val="false"/>
-          <w:bCs w:val="false"/>
-          <w:i w:val="false"/>
-          <w:iCs w:val="false"/>
-          <w:sz w:val="24"/>
-          <w:szCs w:val="24"/>
-        </w:rPr>
-        <w:t xml:space="preserve">It is worth registering that this is a press conference, not a soliloquy. The answers are shaped by the questions asked and by a format in which a public figure speaks to assembled reporters under evident emotional pressure. Even the most apparently direct text in the corpus is a joint production.</w:t>
+        <w:t xml:space="preserve">Jimmy Kimmel Live!</w:t>
+      </w:r>
+      <w:r>
+        <w:rPr>
+          <w:rFonts w:ascii="Times New Roman" w:cs="Times New Roman" w:eastAsia="Times New Roman" w:hAnsi="Times New Roman"/>
+          <w:b w:val="false"/>
+          <w:bCs w:val="false"/>
+          <w:i w:val="false"/>
+          <w:iCs w:val="false"/>
+          <w:sz w:val="24"/>
+          <w:szCs w:val="24"/>
+        </w:rPr>
+        <w:t xml:space="preserve"> on 23 February, and the premiere followed on 28 February. Three appearances inside eleven days indicate coordinated elements of a single release rather than independent texts.</w:t>
+      </w:r>
+    </w:p>
+    <w:p>
+      <w:pPr>
+        <w:spacing w:after="0" w:line="480"/>
+        <w:ind w:firstLine="720"/>
+        <w:jc w:val="both"/>
+      </w:pPr>
+      <w:r>
+        <w:rPr>
+          <w:rFonts w:ascii="Times New Roman" w:cs="Times New Roman" w:eastAsia="Times New Roman" w:hAnsi="Times New Roman"/>
+          <w:b w:val="false"/>
+          <w:bCs w:val="false"/>
+          <w:i w:val="false"/>
+          <w:iCs w:val="false"/>
+          <w:sz w:val="24"/>
+          <w:szCs w:val="24"/>
+        </w:rPr>
+        <w:t xml:space="preserve">Two qualifications limit the claim. First, the executive-producer credit does not by itself establish authorial control: it was publicly described as honorary, while Bryant’s own account and Chopra’s both indicate substantial involvement. Second, textual analysis can establish what these texts do; it cannot establish how audiences received them, and that limit is why this essay confines itself to construction rather than reception.</w:t>
       </w:r>
     </w:p>
     <w:p>
@@ -2210,13 +2941,58 @@
           <w:sz w:val="24"/>
           <w:szCs w:val="24"/>
         </w:rPr>
-        <w:t xml:space="preserve">4. Mediated Self-Representation in </w:t>
-      </w:r>
-      <w:r>
-        <w:rPr>
-          <w:rFonts w:ascii="Times New Roman" w:cs="Times New Roman" w:eastAsia="Times New Roman" w:hAnsi="Times New Roman"/>
-          <w:b/>
-          <w:bCs/>
+        <w:t xml:space="preserve">6. Conclusion</w:t>
+      </w:r>
+    </w:p>
+    <w:p>
+      <w:pPr>
+        <w:spacing w:after="0" w:line="480"/>
+        <w:ind w:firstLine="720"/>
+        <w:jc w:val="both"/>
+      </w:pPr>
+      <w:r>
+        <w:rPr>
+          <w:rFonts w:ascii="Times New Roman" w:cs="Times New Roman" w:eastAsia="Times New Roman" w:hAnsi="Times New Roman"/>
+          <w:b w:val="false"/>
+          <w:bCs w:val="false"/>
+          <w:i w:val="false"/>
+          <w:iCs w:val="false"/>
+          <w:sz w:val="24"/>
+          <w:szCs w:val="24"/>
+        </w:rPr>
+        <w:t xml:space="preserve">Within those limits the research question can be answered directly: both text types contribute extensively to constructing the “Mamba Mentality”, but they contribute different things, and the opposition between self-representation and media representation does not survive the analysis.</w:t>
+      </w:r>
+    </w:p>
+    <w:p>
+      <w:pPr>
+        <w:spacing w:after="0" w:line="480"/>
+        <w:ind w:firstLine="720"/>
+        <w:jc w:val="both"/>
+      </w:pPr>
+      <w:r>
+        <w:rPr>
+          <w:rFonts w:ascii="Times New Roman" w:cs="Times New Roman" w:eastAsia="Times New Roman" w:hAnsi="Times New Roman"/>
+          <w:b w:val="false"/>
+          <w:bCs w:val="false"/>
+          <w:i w:val="false"/>
+          <w:iCs w:val="false"/>
+          <w:sz w:val="24"/>
+          <w:szCs w:val="24"/>
+        </w:rPr>
+        <w:t xml:space="preserve">The interviews supply what the concept consists of. Bryant builds it in language: analogies borrowed from outside sport lift the philosophy clear of basketball; criticisms conceded and returned as category errors make the identity appear earned rather than asserted; in the Grantland conversation an act of editorial control is delivered in the register of a maxim, absorbing authorship into the philosophy; and in explaining his retirement he chooses “want” over “can”, locating the end of his career in desire rather than the body.</w:t>
+      </w:r>
+    </w:p>
+    <w:p>
+      <w:pPr>
+        <w:spacing w:after="0" w:line="480"/>
+        <w:ind w:firstLine="720"/>
+        <w:jc w:val="both"/>
+      </w:pPr>
+      <w:r>
+        <w:rPr>
+          <w:rFonts w:ascii="Times New Roman" w:cs="Times New Roman" w:eastAsia="Times New Roman" w:hAnsi="Times New Roman"/>
+          <w:b w:val="false"/>
+          <w:bCs w:val="false"/>
           <w:i/>
           <w:iCs/>
           <w:sz w:val="24"/>
@@ -2224,722 +3000,36 @@
         </w:rPr>
         <w:t xml:space="preserve">Kobe Bryant’s Muse</w:t>
       </w:r>
-    </w:p>
-    <w:p>
-      <w:pPr>
-        <w:pStyle w:val="Heading2"/>
-        <w:spacing w:after="160" w:before="280" w:line="480"/>
-      </w:pPr>
-      <w:r>
-        <w:rPr>
-          <w:rFonts w:ascii="Times New Roman" w:cs="Times New Roman" w:eastAsia="Times New Roman" w:hAnsi="Times New Roman"/>
-          <w:b/>
-          <w:bCs/>
-          <w:i w:val="false"/>
-          <w:iCs w:val="false"/>
-          <w:sz w:val="24"/>
-          <w:szCs w:val="24"/>
-        </w:rPr>
-        <w:t xml:space="preserve">4.1 Voice, and the Problem of Documentary Authority</w:t>
-      </w:r>
-    </w:p>
-    <w:p>
-      <w:pPr>
-        <w:spacing w:after="0" w:line="480"/>
-        <w:ind w:firstLine="720"/>
-        <w:jc w:val="both"/>
-      </w:pPr>
-      <w:r>
-        <w:rPr>
-          <w:rFonts w:ascii="Times New Roman" w:cs="Times New Roman" w:eastAsia="Times New Roman" w:hAnsi="Times New Roman"/>
-          <w:b w:val="false"/>
-          <w:bCs w:val="false"/>
-          <w:i/>
-          <w:iCs/>
-          <w:sz w:val="24"/>
-          <w:szCs w:val="24"/>
-        </w:rPr>
-        <w:t xml:space="preserve">Muse</w:t>
-      </w:r>
-      <w:r>
-        <w:rPr>
-          <w:rFonts w:ascii="Times New Roman" w:cs="Times New Roman" w:eastAsia="Times New Roman" w:hAnsi="Times New Roman"/>
-          <w:b w:val="false"/>
-          <w:bCs w:val="false"/>
-          <w:i w:val="false"/>
-          <w:iCs w:val="false"/>
-          <w:sz w:val="24"/>
-          <w:szCs w:val="24"/>
-        </w:rPr>
-        <w:t xml:space="preserve"> is unusual in that Bryant is its only interviewee. The film is carried by his direct address to camera and his narration; other figures associated with his career, including Shaquille O’Neal, Phil Jackson and Michael Jordan, appear only in archival footage. This was not the original design. Chopra had spent months assembling a conventional documentary built on interviews with around forty people, Jackson among them, before Bryant rejected that version and the film was rebuilt around a single voice (as reported in Yahoo Finance, 2015).</w:t>
-      </w:r>
-    </w:p>
-    <w:p>
-      <w:pPr>
-        <w:spacing w:after="0" w:line="480"/>
-        <w:ind w:firstLine="720"/>
-        <w:jc w:val="both"/>
-      </w:pPr>
-      <w:r>
-        <w:rPr>
-          <w:rFonts w:ascii="Times New Roman" w:cs="Times New Roman" w:eastAsia="Times New Roman" w:hAnsi="Times New Roman"/>
-          <w:b w:val="false"/>
-          <w:bCs w:val="false"/>
-          <w:i w:val="false"/>
-          <w:iCs w:val="false"/>
-          <w:sz w:val="24"/>
-          <w:szCs w:val="24"/>
-        </w:rPr>
-        <w:t xml:space="preserve">Nichols (2001) distinguishes between the voice of a documentary’s subject and the voice of the documentary itself, meaning the perspective a film expresses through its organisation, its selections and its silences, which is never reducible to what any speaker says. That distinction is what makes the structure of </w:t>
-      </w:r>
-      <w:r>
-        <w:rPr>
-          <w:rFonts w:ascii="Times New Roman" w:cs="Times New Roman" w:eastAsia="Times New Roman" w:hAnsi="Times New Roman"/>
-          <w:b w:val="false"/>
-          <w:bCs w:val="false"/>
-          <w:i/>
-          <w:iCs/>
-          <w:sz w:val="24"/>
-          <w:szCs w:val="24"/>
-        </w:rPr>
-        <w:t xml:space="preserve">Muse</w:t>
-      </w:r>
-      <w:r>
-        <w:rPr>
-          <w:rFonts w:ascii="Times New Roman" w:cs="Times New Roman" w:eastAsia="Times New Roman" w:hAnsi="Times New Roman"/>
-          <w:b w:val="false"/>
-          <w:bCs w:val="false"/>
-          <w:i w:val="false"/>
-          <w:iCs w:val="false"/>
-          <w:sz w:val="24"/>
-          <w:szCs w:val="24"/>
-        </w:rPr>
-        <w:t xml:space="preserve"> analytically interesting rather than merely unusual. Removing competing interviewees does not remove the film’s voice; it removes the most visible evidence that there is one. When a documentary cuts between several witnesses, an audience can see that an argument is being assembled from differing accounts. When a single speaker is heard throughout, the film’s organising work becomes invisible, and its interpretations are liable to be received as the subject’s own.</w:t>
-      </w:r>
-    </w:p>
-    <w:p>
-      <w:pPr>
-        <w:spacing w:after="0" w:line="480"/>
-        <w:ind w:firstLine="720"/>
-        <w:jc w:val="both"/>
-      </w:pPr>
-      <w:r>
-        <w:rPr>
-          <w:rFonts w:ascii="Times New Roman" w:cs="Times New Roman" w:eastAsia="Times New Roman" w:hAnsi="Times New Roman"/>
-          <w:b w:val="false"/>
-          <w:bCs w:val="false"/>
-          <w:i w:val="false"/>
-          <w:iCs w:val="false"/>
-          <w:sz w:val="24"/>
-          <w:szCs w:val="24"/>
-        </w:rPr>
-        <w:t xml:space="preserve">The sole-voice structure therefore does something subtler than handing Bryant control. It converts a constructed argument into what looks like testimony. Nothing in the film contradicts Bryant, not because contradiction was suppressed in his speech, but because the form provides no position from which contradiction could be voiced. His authority over the account is produced by a decision about structure.</w:t>
-      </w:r>
-    </w:p>
-    <w:p>
-      <w:pPr>
-        <w:spacing w:after="0" w:line="480"/>
-        <w:ind w:firstLine="720"/>
-        <w:jc w:val="both"/>
-      </w:pPr>
-      <w:r>
-        <w:rPr>
-          <w:rFonts w:ascii="Times New Roman" w:cs="Times New Roman" w:eastAsia="Times New Roman" w:hAnsi="Times New Roman"/>
-          <w:b w:val="false"/>
-          <w:bCs w:val="false"/>
-          <w:i w:val="false"/>
-          <w:iCs w:val="false"/>
-          <w:sz w:val="24"/>
-          <w:szCs w:val="24"/>
-        </w:rPr>
-        <w:t xml:space="preserve">The film does not avoid difficult material. Bryant addresses the 2003 Colorado case on camera and is visibly distressed doing so, and the film includes his account of its aftermath, in which he says he lost sight of what mattered most, his family (Chopra, 2015). Reviewers disagreed about the adequacy of this treatment; Lowry (2015) called the film “largely whitewashed” and judged that it passes over the episode too quickly. The point for this analysis is not whether the coverage was sufficient but how it functions structurally. The episode enters the film as a personal crisis survived and learned from, which is the position a hardship occupies in a narrative of formation. Its legal and ethical dimensions are not the dimensions the form is built to carry.</w:t>
-      </w:r>
-    </w:p>
-    <w:p>
-      <w:pPr>
-        <w:pStyle w:val="Heading2"/>
-        <w:spacing w:after="160" w:before="280" w:line="480"/>
-      </w:pPr>
-      <w:r>
-        <w:rPr>
-          <w:rFonts w:ascii="Times New Roman" w:cs="Times New Roman" w:eastAsia="Times New Roman" w:hAnsi="Times New Roman"/>
-          <w:b/>
-          <w:bCs/>
-          <w:i w:val="false"/>
-          <w:iCs w:val="false"/>
-          <w:sz w:val="24"/>
-          <w:szCs w:val="24"/>
-        </w:rPr>
-        <w:t xml:space="preserve">4.2 Image, Sequence and Sound</w:t>
-      </w:r>
-    </w:p>
-    <w:p>
-      <w:pPr>
-        <w:spacing w:after="0" w:line="480"/>
-        <w:ind w:firstLine="720"/>
-        <w:jc w:val="both"/>
-      </w:pPr>
-      <w:r>
-        <w:rPr>
-          <w:rFonts w:ascii="Times New Roman" w:cs="Times New Roman" w:eastAsia="Times New Roman" w:hAnsi="Times New Roman"/>
-          <w:b w:val="false"/>
-          <w:bCs w:val="false"/>
-          <w:i w:val="false"/>
-          <w:iCs w:val="false"/>
-          <w:sz w:val="24"/>
-          <w:szCs w:val="24"/>
-        </w:rPr>
-        <w:t xml:space="preserve">If Bryant supplies the propositions, the film’s distinctive contribution lies in the apparatus around them. Three devices do most of the work.</w:t>
-      </w:r>
-    </w:p>
-    <w:p>
-      <w:pPr>
-        <w:spacing w:after="0" w:line="480"/>
-        <w:ind w:firstLine="720"/>
-        <w:jc w:val="both"/>
-      </w:pPr>
-      <w:r>
-        <w:rPr>
-          <w:rFonts w:ascii="Times New Roman" w:cs="Times New Roman" w:eastAsia="Times New Roman" w:hAnsi="Times New Roman"/>
-          <w:b w:val="false"/>
-          <w:bCs w:val="false"/>
-          <w:i w:val="false"/>
-          <w:iCs w:val="false"/>
-          <w:sz w:val="24"/>
-          <w:szCs w:val="24"/>
-        </w:rPr>
-        <w:t xml:space="preserve">Chronology is the clearest. </w:t>
-      </w:r>
-      <w:r>
-        <w:rPr>
-          <w:rFonts w:ascii="Times New Roman" w:cs="Times New Roman" w:eastAsia="Times New Roman" w:hAnsi="Times New Roman"/>
-          <w:b w:val="false"/>
-          <w:bCs w:val="false"/>
-          <w:i/>
-          <w:iCs/>
-          <w:sz w:val="24"/>
-          <w:szCs w:val="24"/>
-        </w:rPr>
-        <w:t xml:space="preserve">Muse</w:t>
-      </w:r>
-      <w:r>
-        <w:rPr>
-          <w:rFonts w:ascii="Times New Roman" w:cs="Times New Roman" w:eastAsia="Times New Roman" w:hAnsi="Times New Roman"/>
-          <w:b w:val="false"/>
-          <w:bCs w:val="false"/>
-          <w:i w:val="false"/>
-          <w:iCs w:val="false"/>
-          <w:sz w:val="24"/>
-          <w:szCs w:val="24"/>
-        </w:rPr>
-        <w:t xml:space="preserve"> does not proceed in sequence. It moves associatively, placing periods of injury and difficulty beside periods of achievement so that each appears to explain the other. In the sequence treating the Achilles rupture of April 2013 and the rehabilitation that followed, the recovery footage is set against earlier material so that it reads as confirmation of a disposition already established rather than as a separate event. Barthes (1957/1972) describes myth as the operation by which the contingent and historical is made to appear natural and essential, and this editing pattern performs exactly that operation. An injury is a contingency; placed in this sequence it becomes an occasion on which an essential quality was revealed. The resulting proposition, that the Mamba Mentality is not a method Bryant adopted but the thing he fundamentally is, is one the film asserts through arrangement without ever stating it.</w:t>
-      </w:r>
-    </w:p>
-    <w:p>
-      <w:pPr>
-        <w:spacing w:after="0" w:line="480"/>
-        <w:ind w:firstLine="720"/>
-        <w:jc w:val="both"/>
-      </w:pPr>
-      <w:r>
-        <w:rPr>
-          <w:rFonts w:ascii="Times New Roman" w:cs="Times New Roman" w:eastAsia="Times New Roman" w:hAnsi="Times New Roman"/>
-          <w:b w:val="false"/>
-          <w:bCs w:val="false"/>
-          <w:i w:val="false"/>
-          <w:iCs w:val="false"/>
-          <w:sz w:val="24"/>
-          <w:szCs w:val="24"/>
-        </w:rPr>
-        <w:t xml:space="preserve">Cinematography contributes a second layer. The rehabilitation material is shot in monochrome and in a visual register quite distinct from the archival game footage, which arrives in the colour and texture of broadcast television; Lowry (2015) notes the same contrast. Two orders of image are thereby established: the public, collective, televised past, and a present that is private, isolated and composed. Placing the second in the position of interpretive authority over the first implies that the televised career was the surface and the solitary labour was the reality. The viewer is offered access to a privileged interior, which is itself a construction, lit and framed.</w:t>
-      </w:r>
-    </w:p>
-    <w:p>
-      <w:pPr>
-        <w:spacing w:after="0" w:line="480"/>
-        <w:ind w:firstLine="720"/>
-        <w:jc w:val="both"/>
-      </w:pPr>
-      <w:r>
-        <w:rPr>
-          <w:rFonts w:ascii="Times New Roman" w:cs="Times New Roman" w:eastAsia="Times New Roman" w:hAnsi="Times New Roman"/>
-          <w:b w:val="false"/>
-          <w:bCs w:val="false"/>
-          <w:i w:val="false"/>
-          <w:iCs w:val="false"/>
-          <w:sz w:val="24"/>
-          <w:szCs w:val="24"/>
-        </w:rPr>
-        <w:t xml:space="preserve">Sound completes the effect. Kris Bowers’s original score accompanies the film’s turning points rather than its passages of game action. Chion (1994) uses the term </w:t>
-      </w:r>
-      <w:r>
-        <w:rPr>
-          <w:rFonts w:ascii="Times New Roman" w:cs="Times New Roman" w:eastAsia="Times New Roman" w:hAnsi="Times New Roman"/>
-          <w:b w:val="false"/>
-          <w:bCs w:val="false"/>
-          <w:i/>
-          <w:iCs/>
-          <w:sz w:val="24"/>
-          <w:szCs w:val="24"/>
-        </w:rPr>
-        <w:t xml:space="preserve">added value</w:t>
-      </w:r>
-      <w:r>
-        <w:rPr>
-          <w:rFonts w:ascii="Times New Roman" w:cs="Times New Roman" w:eastAsia="Times New Roman" w:hAnsi="Times New Roman"/>
-          <w:b w:val="false"/>
-          <w:bCs w:val="false"/>
-          <w:i w:val="false"/>
-          <w:iCs w:val="false"/>
-          <w:sz w:val="24"/>
-          <w:szCs w:val="24"/>
-        </w:rPr>
-        <w:t xml:space="preserve"> for the way sound invests an image with meaning that the viewer then experiences as belonging to the image itself rather than to the soundtrack. The concept is precise about what is happening here: the score does not tell the audience that a moment is significant, it makes the moment feel significant, and the feeling is attributed to the event on screen. Where Bryant’s language argues that his discipline was meaningful, the music causes an audience to experience meaning directly. That is a different and more durable kind of persuasion, and it operates below the level at which claims can be assessed.</w:t>
-      </w:r>
-    </w:p>
-    <w:p>
-      <w:pPr>
-        <w:spacing w:after="0" w:line="480"/>
-        <w:ind w:firstLine="720"/>
-        <w:jc w:val="both"/>
-      </w:pPr>
-      <w:r>
-        <w:rPr>
-          <w:rFonts w:ascii="Times New Roman" w:cs="Times New Roman" w:eastAsia="Times New Roman" w:hAnsi="Times New Roman"/>
-          <w:b w:val="false"/>
-          <w:bCs w:val="false"/>
-          <w:i w:val="false"/>
-          <w:iCs w:val="false"/>
-          <w:sz w:val="24"/>
-          <w:szCs w:val="24"/>
-        </w:rPr>
-        <w:t xml:space="preserve">Attributing these effects is less simple than it first appears. Bryant did not photograph, cut or score the film, and the techniques that make it persuasive were executed by Chopra, the editors, the cinematographers and Bowers. Yet Chopra’s account places Bryant in the edit suite while the cutting, the shot selection, the score and the colour grade were being settled (Chopra, 2021). The honest description is not that the filmmakers imposed a form on Bryant’s material, nor that Bryant dictated it, but that the form was negotiated in a room he had built next to his house. This is the precise sense in which </w:t>
-      </w:r>
-      <w:r>
-        <w:rPr>
-          <w:rFonts w:ascii="Times New Roman" w:cs="Times New Roman" w:eastAsia="Times New Roman" w:hAnsi="Times New Roman"/>
-          <w:b w:val="false"/>
-          <w:bCs w:val="false"/>
-          <w:i/>
-          <w:iCs/>
-          <w:sz w:val="24"/>
-          <w:szCs w:val="24"/>
-        </w:rPr>
-        <w:t xml:space="preserve">Muse</w:t>
-      </w:r>
-      <w:r>
-        <w:rPr>
-          <w:rFonts w:ascii="Times New Roman" w:cs="Times New Roman" w:eastAsia="Times New Roman" w:hAnsi="Times New Roman"/>
-          <w:b w:val="false"/>
-          <w:bCs w:val="false"/>
-          <w:i w:val="false"/>
-          <w:iCs w:val="false"/>
-          <w:sz w:val="24"/>
-          <w:szCs w:val="24"/>
-        </w:rPr>
-        <w:t xml:space="preserve"> is a mediated self-portrait.</w:t>
-      </w:r>
-    </w:p>
-    <w:p>
-      <w:pPr>
-        <w:pStyle w:val="Heading1"/>
-        <w:spacing w:after="200" w:before="360" w:line="480"/>
-      </w:pPr>
-      <w:r>
-        <w:rPr>
-          <w:rFonts w:ascii="Times New Roman" w:cs="Times New Roman" w:eastAsia="Times New Roman" w:hAnsi="Times New Roman"/>
-          <w:b/>
-          <w:bCs/>
-          <w:i w:val="false"/>
-          <w:iCs w:val="false"/>
-          <w:sz w:val="24"/>
-          <w:szCs w:val="24"/>
-        </w:rPr>
-        <w:t xml:space="preserve">5. Comparison and Synthesis</w:t>
-      </w:r>
-    </w:p>
-    <w:p>
-      <w:pPr>
-        <w:pStyle w:val="Heading2"/>
-        <w:spacing w:after="160" w:before="280" w:line="480"/>
-      </w:pPr>
-      <w:r>
-        <w:rPr>
-          <w:rFonts w:ascii="Times New Roman" w:cs="Times New Roman" w:eastAsia="Times New Roman" w:hAnsi="Times New Roman"/>
-          <w:b/>
-          <w:bCs/>
-          <w:i w:val="false"/>
-          <w:iCs w:val="false"/>
-          <w:sz w:val="24"/>
-          <w:szCs w:val="24"/>
-        </w:rPr>
-        <w:t xml:space="preserve">5.1 Continuities</w:t>
-      </w:r>
-    </w:p>
-    <w:p>
-      <w:pPr>
-        <w:spacing w:after="0" w:line="480"/>
-        <w:ind w:firstLine="720"/>
-        <w:jc w:val="both"/>
-      </w:pPr>
-      <w:r>
-        <w:rPr>
-          <w:rFonts w:ascii="Times New Roman" w:cs="Times New Roman" w:eastAsia="Times New Roman" w:hAnsi="Times New Roman"/>
-          <w:b w:val="false"/>
-          <w:bCs w:val="false"/>
-          <w:i w:val="false"/>
-          <w:iCs w:val="false"/>
-          <w:sz w:val="24"/>
-          <w:szCs w:val="24"/>
-        </w:rPr>
-        <w:t xml:space="preserve">The two text types agree substantially, which is unsurprising given their shared origin and overlapping release. Both organise Bryant’s life around discipline, sacrifice and the pursuit of mastery. Both prefer concrete, specific evidence, such as training times and hours of film study, over general statements of commitment, and both thereby make an abstract disposition look like a documented fact. Most importantly, both present the Mamba Mentality as an identity rather than a technique, which is the move that permits the concept to be adopted wholesale rather than evaluated piecemeal.</w:t>
-      </w:r>
-    </w:p>
-    <w:p>
-      <w:pPr>
-        <w:pStyle w:val="Heading2"/>
-        <w:spacing w:after="160" w:before="280" w:line="480"/>
-      </w:pPr>
-      <w:r>
-        <w:rPr>
-          <w:rFonts w:ascii="Times New Roman" w:cs="Times New Roman" w:eastAsia="Times New Roman" w:hAnsi="Times New Roman"/>
-          <w:b/>
-          <w:bCs/>
-          <w:i w:val="false"/>
-          <w:iCs w:val="false"/>
-          <w:sz w:val="24"/>
-          <w:szCs w:val="24"/>
-        </w:rPr>
-        <w:t xml:space="preserve">5.2 Divergences</w:t>
-      </w:r>
-    </w:p>
-    <w:p>
-      <w:pPr>
-        <w:spacing w:after="0" w:line="480"/>
-        <w:ind w:firstLine="720"/>
-        <w:jc w:val="both"/>
-      </w:pPr>
-      <w:r>
-        <w:rPr>
-          <w:rFonts w:ascii="Times New Roman" w:cs="Times New Roman" w:eastAsia="Times New Roman" w:hAnsi="Times New Roman"/>
-          <w:b w:val="false"/>
-          <w:bCs w:val="false"/>
-          <w:i w:val="false"/>
-          <w:iCs w:val="false"/>
-          <w:sz w:val="24"/>
-          <w:szCs w:val="24"/>
-        </w:rPr>
-        <w:t xml:space="preserve">The divergence is one of mode rather than content. The interviews are argumentative: Bryant is responding to questions, defending positions, conceding and reframing. The reasoning is visible, and because it is visible it can be examined. A reader can notice that the Mozart analogy evades the question it answers.</w:t>
-      </w:r>
-    </w:p>
-    <w:p>
-      <w:pPr>
-        <w:spacing w:after="0" w:line="480"/>
-        <w:ind w:firstLine="720"/>
-        <w:jc w:val="both"/>
-      </w:pPr>
-      <w:r>
-        <w:rPr>
-          <w:rFonts w:ascii="Times New Roman" w:cs="Times New Roman" w:eastAsia="Times New Roman" w:hAnsi="Times New Roman"/>
-          <w:b w:val="false"/>
-          <w:bCs w:val="false"/>
-          <w:i/>
-          <w:iCs/>
-          <w:sz w:val="24"/>
-          <w:szCs w:val="24"/>
-        </w:rPr>
-        <w:t xml:space="preserve">Muse</w:t>
-      </w:r>
-      <w:r>
-        <w:rPr>
-          <w:rFonts w:ascii="Times New Roman" w:cs="Times New Roman" w:eastAsia="Times New Roman" w:hAnsi="Times New Roman"/>
-          <w:b w:val="false"/>
-          <w:bCs w:val="false"/>
-          <w:i w:val="false"/>
-          <w:iCs w:val="false"/>
-          <w:sz w:val="24"/>
-          <w:szCs w:val="24"/>
-        </w:rPr>
-        <w:t xml:space="preserve"> is not argumentative. Its central claims are carried by sequence, image and score rather than by statement, and claims delivered that way cannot be disagreed with in the same manner, because they are never quite made. This is why the film produces the more coherent and the less examinable version of the concept.</w:t>
-      </w:r>
-    </w:p>
-    <w:p>
-      <w:pPr>
-        <w:spacing w:after="0" w:line="480"/>
-        <w:ind w:firstLine="720"/>
-        <w:jc w:val="both"/>
-      </w:pPr>
-      <w:r>
-        <w:rPr>
-          <w:rFonts w:ascii="Times New Roman" w:cs="Times New Roman" w:eastAsia="Times New Roman" w:hAnsi="Times New Roman"/>
-          <w:b w:val="false"/>
-          <w:bCs w:val="false"/>
-          <w:i w:val="false"/>
-          <w:iCs w:val="false"/>
-          <w:sz w:val="24"/>
-          <w:szCs w:val="24"/>
-        </w:rPr>
-        <w:t xml:space="preserve">There is also a difference in interiority, though not the one a straightforward “media flattens the person” account would predict. The press conference, where Bryant answers unscripted questions in public under pressure, is in some respects the more exposed text; the documentary’s intimacy is composed. The film is more revealing in content and more controlled in form, and these pull in opposite directions.</w:t>
-      </w:r>
-    </w:p>
-    <w:p>
-      <w:pPr>
-        <w:pStyle w:val="Heading2"/>
-        <w:spacing w:after="160" w:before="280" w:line="480"/>
-      </w:pPr>
-      <w:r>
-        <w:rPr>
-          <w:rFonts w:ascii="Times New Roman" w:cs="Times New Roman" w:eastAsia="Times New Roman" w:hAnsi="Times New Roman"/>
-          <w:b/>
-          <w:bCs/>
-          <w:i w:val="false"/>
-          <w:iCs w:val="false"/>
-          <w:sz w:val="24"/>
-          <w:szCs w:val="24"/>
-        </w:rPr>
-        <w:t xml:space="preserve">5.3 The Extent of Each Contribution</w:t>
-      </w:r>
-    </w:p>
-    <w:p>
-      <w:pPr>
-        <w:spacing w:after="0" w:line="480"/>
-        <w:ind w:firstLine="720"/>
-        <w:jc w:val="both"/>
-      </w:pPr>
-      <w:r>
-        <w:rPr>
-          <w:rFonts w:ascii="Times New Roman" w:cs="Times New Roman" w:eastAsia="Times New Roman" w:hAnsi="Times New Roman"/>
-          <w:b w:val="false"/>
-          <w:bCs w:val="false"/>
-          <w:i w:val="false"/>
-          <w:iCs w:val="false"/>
-          <w:sz w:val="24"/>
-          <w:szCs w:val="24"/>
-        </w:rPr>
-        <w:t xml:space="preserve">The two text types contribute unequally and differently.</w:t>
-      </w:r>
-    </w:p>
-    <w:p>
-      <w:pPr>
-        <w:spacing w:after="0" w:line="480"/>
-        <w:ind w:firstLine="720"/>
-        <w:jc w:val="both"/>
-      </w:pPr>
-      <w:r>
-        <w:rPr>
-          <w:rFonts w:ascii="Times New Roman" w:cs="Times New Roman" w:eastAsia="Times New Roman" w:hAnsi="Times New Roman"/>
-          <w:b w:val="false"/>
-          <w:bCs w:val="false"/>
-          <w:i w:val="false"/>
-          <w:iCs w:val="false"/>
-          <w:sz w:val="24"/>
-          <w:szCs w:val="24"/>
-        </w:rPr>
-        <w:t xml:space="preserve">The interviews are the necessary condition. The vocabulary, the analogies, the process-over-outcome framing and the identity grammar all originate in Bryant’s speech. Without them there is no philosophy for any film to organise. Their limitation is that interview language is dispersed and occasional: it exists across scattered conversations, each shaped by an interviewer’s agenda, with no governing structure.</w:t>
-      </w:r>
-    </w:p>
-    <w:p>
-      <w:pPr>
-        <w:spacing w:after="0" w:line="480"/>
-        <w:ind w:firstLine="720"/>
-        <w:jc w:val="both"/>
-      </w:pPr>
-      <w:r>
-        <w:rPr>
-          <w:rFonts w:ascii="Times New Roman" w:cs="Times New Roman" w:eastAsia="Times New Roman" w:hAnsi="Times New Roman"/>
-          <w:b w:val="false"/>
-          <w:bCs w:val="false"/>
-          <w:i/>
-          <w:iCs/>
-          <w:sz w:val="24"/>
-          <w:szCs w:val="24"/>
-        </w:rPr>
-        <w:t xml:space="preserve">Muse</w:t>
-      </w:r>
-      <w:r>
-        <w:rPr>
-          <w:rFonts w:ascii="Times New Roman" w:cs="Times New Roman" w:eastAsia="Times New Roman" w:hAnsi="Times New Roman"/>
-          <w:b w:val="false"/>
-          <w:bCs w:val="false"/>
-          <w:i w:val="false"/>
-          <w:iCs w:val="false"/>
-          <w:sz w:val="24"/>
-          <w:szCs w:val="24"/>
-        </w:rPr>
-        <w:t xml:space="preserve"> supplies that structure, and this is its specific contribution. It adds little propositional content that the interviews do not already contain. What it adds is coherence, emotional force and the appearance of necessity, the sense that these episodes had to mean what the film says they mean. The timing supports this reading. The </w:t>
-      </w:r>
-      <w:r>
-        <w:rPr>
-          <w:rFonts w:ascii="Times New Roman" w:cs="Times New Roman" w:eastAsia="Times New Roman" w:hAnsi="Times New Roman"/>
-          <w:b w:val="false"/>
-          <w:bCs w:val="false"/>
-          <w:i/>
-          <w:iCs/>
-          <w:sz w:val="24"/>
-          <w:szCs w:val="24"/>
-        </w:rPr>
-        <w:t xml:space="preserve">GQ</w:t>
-      </w:r>
-      <w:r>
-        <w:rPr>
-          <w:rFonts w:ascii="Times New Roman" w:cs="Times New Roman" w:eastAsia="Times New Roman" w:hAnsi="Times New Roman"/>
-          <w:b w:val="false"/>
-          <w:bCs w:val="false"/>
-          <w:i w:val="false"/>
-          <w:iCs w:val="false"/>
-          <w:sz w:val="24"/>
-          <w:szCs w:val="24"/>
-        </w:rPr>
-        <w:t xml:space="preserve"> profile appeared on 17 February 2015, Bryant appeared on </w:t>
-      </w:r>
-      <w:r>
-        <w:rPr>
-          <w:rFonts w:ascii="Times New Roman" w:cs="Times New Roman" w:eastAsia="Times New Roman" w:hAnsi="Times New Roman"/>
-          <w:b w:val="false"/>
-          <w:bCs w:val="false"/>
-          <w:i/>
-          <w:iCs/>
-          <w:sz w:val="24"/>
-          <w:szCs w:val="24"/>
-        </w:rPr>
-        <w:t xml:space="preserve">Jimmy Kimmel Live!</w:t>
-      </w:r>
-      <w:r>
-        <w:rPr>
-          <w:rFonts w:ascii="Times New Roman" w:cs="Times New Roman" w:eastAsia="Times New Roman" w:hAnsi="Times New Roman"/>
-          <w:b w:val="false"/>
-          <w:bCs w:val="false"/>
-          <w:i w:val="false"/>
-          <w:iCs w:val="false"/>
-          <w:sz w:val="24"/>
-          <w:szCs w:val="24"/>
-        </w:rPr>
-        <w:t xml:space="preserve"> on 23 February and discussed the forthcoming documentary, and the premiere followed on 28 February. Three appearances inside eleven days indicate that the interviews of early 2015 and the documentary were not independent texts arriving separately but coordinated elements of a single release.</w:t>
-      </w:r>
-    </w:p>
-    <w:p>
-      <w:pPr>
-        <w:spacing w:after="0" w:line="480"/>
-        <w:ind w:firstLine="720"/>
-        <w:jc w:val="both"/>
-      </w:pPr>
-      <w:r>
-        <w:rPr>
-          <w:rFonts w:ascii="Times New Roman" w:cs="Times New Roman" w:eastAsia="Times New Roman" w:hAnsi="Times New Roman"/>
-          <w:b w:val="false"/>
-          <w:bCs w:val="false"/>
-          <w:i w:val="false"/>
-          <w:iCs w:val="false"/>
-          <w:sz w:val="24"/>
-          <w:szCs w:val="24"/>
-        </w:rPr>
-        <w:t xml:space="preserve">Two qualifications limit how far the claim can be pushed. First, Bryant’s executive-producer credit does not by itself establish authorial control, and the evidence is mixed: the credit was publicly described as honorary, while Bryant’s own account and Chopra’s both indicate substantial involvement in the film’s architecture and texture. Second, textual analysis can establish what these texts do; it cannot establish what audiences did with them. The subsequent adoption of the phrase, and especially its intensification after Bryant’s death in January 2020, involves reception processes this method cannot reach.</w:t>
-      </w:r>
-    </w:p>
-    <w:p>
-      <w:pPr>
-        <w:pStyle w:val="Heading1"/>
-        <w:spacing w:after="200" w:before="360" w:line="480"/>
-      </w:pPr>
-      <w:r>
-        <w:rPr>
-          <w:rFonts w:ascii="Times New Roman" w:cs="Times New Roman" w:eastAsia="Times New Roman" w:hAnsi="Times New Roman"/>
-          <w:b/>
-          <w:bCs/>
-          <w:i w:val="false"/>
-          <w:iCs w:val="false"/>
-          <w:sz w:val="24"/>
-          <w:szCs w:val="24"/>
-        </w:rPr>
-        <w:t xml:space="preserve">6. Conclusion</w:t>
-      </w:r>
-    </w:p>
-    <w:p>
-      <w:pPr>
-        <w:spacing w:after="0" w:line="480"/>
-        <w:ind w:firstLine="720"/>
-        <w:jc w:val="both"/>
-      </w:pPr>
-      <w:r>
-        <w:rPr>
-          <w:rFonts w:ascii="Times New Roman" w:cs="Times New Roman" w:eastAsia="Times New Roman" w:hAnsi="Times New Roman"/>
-          <w:b w:val="false"/>
-          <w:bCs w:val="false"/>
-          <w:i w:val="false"/>
-          <w:iCs w:val="false"/>
-          <w:sz w:val="24"/>
-          <w:szCs w:val="24"/>
-        </w:rPr>
-        <w:t xml:space="preserve">Within those limits, the research question can be answered directly: the two text types contribute extensively to the public image of the “Mamba Mentality”, but they contribute different things, and the opposition between self-representation and media representation does not survive the analysis.</w:t>
-      </w:r>
-    </w:p>
-    <w:p>
-      <w:pPr>
-        <w:spacing w:after="0" w:line="480"/>
-        <w:ind w:firstLine="720"/>
-        <w:jc w:val="both"/>
-      </w:pPr>
-      <w:r>
-        <w:rPr>
-          <w:rFonts w:ascii="Times New Roman" w:cs="Times New Roman" w:eastAsia="Times New Roman" w:hAnsi="Times New Roman"/>
-          <w:b w:val="false"/>
-          <w:bCs w:val="false"/>
-          <w:i w:val="false"/>
-          <w:iCs w:val="false"/>
-          <w:sz w:val="24"/>
-          <w:szCs w:val="24"/>
-        </w:rPr>
-        <w:t xml:space="preserve">The interviews supply what the concept consists of. Bryant builds it himself, in language. He characterises himself through analogies borrowed from outside sport, which is what lifts the philosophy clear of basketball. He concedes criticisms and returns them as category errors, which makes the identity appear earned rather than asserted. And in explaining his retirement he chooses “want” over “can”, locating the end of his career in desire rather than in the body, which detaches the philosophy from the athlete and leaves it available to anyone.</w:t>
-      </w:r>
-    </w:p>
-    <w:p>
-      <w:pPr>
-        <w:spacing w:after="0" w:line="480"/>
-        <w:ind w:firstLine="720"/>
-        <w:jc w:val="both"/>
-      </w:pPr>
-      <w:r>
-        <w:rPr>
-          <w:rFonts w:ascii="Times New Roman" w:cs="Times New Roman" w:eastAsia="Times New Roman" w:hAnsi="Times New Roman"/>
-          <w:b w:val="false"/>
-          <w:bCs w:val="false"/>
-          <w:i/>
-          <w:iCs/>
-          <w:sz w:val="24"/>
-          <w:szCs w:val="24"/>
-        </w:rPr>
-        <w:t xml:space="preserve">Kobe Bryant’s Muse</w:t>
-      </w:r>
-      <w:r>
-        <w:rPr>
-          <w:rFonts w:ascii="Times New Roman" w:cs="Times New Roman" w:eastAsia="Times New Roman" w:hAnsi="Times New Roman"/>
-          <w:b w:val="false"/>
-          <w:bCs w:val="false"/>
-          <w:i w:val="false"/>
-          <w:iCs w:val="false"/>
-          <w:sz w:val="24"/>
-          <w:szCs w:val="24"/>
-        </w:rPr>
-        <w:t xml:space="preserve"> supplies the form in which that self-definition becomes durable. Because Bryant held a production credit, rejected a first version built on other people’s testimony, and is the film’s only interviewee, it cannot be read as an outside portrayal set against his own account. It is his account, extended into another medium. But it is not therefore unmediated. Associative chronology makes contingency look like essence, the contrast between monochrome and archive assigns interpretive authority to the private image over the public one, and Bowers’s score produces an experience of significance that an audience attributes to the events themselves. These are formal operations, and Bryant executed none of them, even if he sat in the room while they were decided.</w:t>
-      </w:r>
-    </w:p>
-    <w:p>
-      <w:pPr>
-        <w:spacing w:after="0" w:line="480"/>
-        <w:ind w:firstLine="720"/>
-        <w:jc w:val="both"/>
-      </w:pPr>
-      <w:r>
-        <w:rPr>
-          <w:rFonts w:ascii="Times New Roman" w:cs="Times New Roman" w:eastAsia="Times New Roman" w:hAnsi="Times New Roman"/>
-          <w:b w:val="false"/>
-          <w:bCs w:val="false"/>
-          <w:i w:val="false"/>
-          <w:iCs w:val="false"/>
-          <w:sz w:val="24"/>
-          <w:szCs w:val="24"/>
-        </w:rPr>
-        <w:t xml:space="preserve">The Mamba Mentality that circulates publicly is therefore best described as a collaboratively mediated self-portrait: largely Bryant’s in content, substantially the filmmakers’ in form, and belonging wholly to neither. Its durability is a consequence of that division of labour. Bryant gave the concept something to say; the documentary gave it a shape in which saying was no longer necessary.</w:t>
+      <w:r>
+        <w:rPr>
+          <w:rFonts w:ascii="Times New Roman" w:cs="Times New Roman" w:eastAsia="Times New Roman" w:hAnsi="Times New Roman"/>
+          <w:b w:val="false"/>
+          <w:bCs w:val="false"/>
+          <w:i w:val="false"/>
+          <w:iCs w:val="false"/>
+          <w:sz w:val="24"/>
+          <w:szCs w:val="24"/>
+        </w:rPr>
+        <w:t xml:space="preserve"> supplies the form in which that self-definition becomes durable. Because Bryant held a production credit, rejected a first version built on other people’s testimony, and is the film’s only interviewee, it cannot be read as an outside portrayal set against his own account. It is his account, extended into another medium, but it is not therefore unmediated. Archival montage lends the authority of record to a claim about origins, observational footage of the shoulder diagnosis shows the concept being tested rather than recalled, associative chronology and monochrome make contingency look like essence, and Bowers’s score produces an experience of significance attributed to the events themselves. Bryant executed none of these operations, even if he sat in the room while they were decided.</w:t>
+      </w:r>
+    </w:p>
+    <w:p>
+      <w:pPr>
+        <w:spacing w:after="0" w:line="480"/>
+        <w:ind w:firstLine="720"/>
+        <w:jc w:val="both"/>
+      </w:pPr>
+      <w:r>
+        <w:rPr>
+          <w:rFonts w:ascii="Times New Roman" w:cs="Times New Roman" w:eastAsia="Times New Roman" w:hAnsi="Times New Roman"/>
+          <w:b w:val="false"/>
+          <w:bCs w:val="false"/>
+          <w:i w:val="false"/>
+          <w:iCs w:val="false"/>
+          <w:sz w:val="24"/>
+          <w:szCs w:val="24"/>
+        </w:rPr>
+        <w:t xml:space="preserve">The Mamba Mentality is therefore best described as a collaboratively mediated self-portrait: largely Bryant’s in content, substantially the filmmakers’ in form, and belonging wholly to neither. Its durability follows from that division of labour. Bryant gave the concept something to say; the documentary gave it a shape in which saying was no longer necessary.</w:t>
       </w:r>
     </w:p>
     <w:p>
@@ -3049,6 +3139,24 @@
           <w:szCs w:val="24"/>
         </w:rPr>
         <w:t xml:space="preserve">Jimmy Kimmel Live! (2015, February 23). Season 13, Episode 28 [TV series episode]. ABC.</w:t>
+      </w:r>
+    </w:p>
+    <w:p>
+      <w:pPr>
+        <w:spacing w:after="0" w:line="480"/>
+        <w:ind w:left="720" w:hanging="720"/>
+      </w:pPr>
+      <w:r>
+        <w:rPr>
+          <w:rFonts w:ascii="Times New Roman" w:cs="Times New Roman" w:eastAsia="Times New Roman" w:hAnsi="Times New Roman"/>
+          <w:b w:val="false"/>
+          <w:bCs w:val="false"/>
+          <w:i w:val="false"/>
+          <w:iCs w:val="false"/>
+          <w:sz w:val="24"/>
+          <w:szCs w:val="24"/>
+        </w:rPr>
+        <w:t xml:space="preserve">The Grantland Basketball Hour. (2015, February). Episode with Kobe Bryant, Bill Simmons and Jalen Rose [Television programme]. Grantland/ESPN. [Archived as a podcast by The Ringer. Quotations below are taken from the Yahoo Finance report listed under Reported Accounts; cite the recording directly if you can access it.]</w:t>
       </w:r>
     </w:p>
     <w:p>
